--- a/Bakic Nenad OS.docx
+++ b/Bakic Nenad OS.docx
@@ -302,7 +302,7 @@
       </w:r>
       <w:r>
         <w:tab/>
-        <w:t xml:space="preserve">                              Student: Nenad Bakić [1]</w:t>
+        <w:t xml:space="preserve">                              Student: Nenad Bakić </w:t>
       </w:r>
     </w:p>
     <w:p>
@@ -314,7 +314,7 @@
         <w:jc w:val="both"/>
       </w:pPr>
       <w:r>
-        <w:t>Predmetni asistent: MSc Vuk Amižić                    Broj indeksa: IT 2/23 [2]</w:t>
+        <w:t xml:space="preserve">Predmetni asistent: MSc Vuk Amižić                    Broj indeksa: IT 2/23 </w:t>
       </w:r>
     </w:p>
     <w:p>
@@ -3960,20 +3960,38 @@
     <w:p/>
     <w:p>
       <w:r>
-        <w:t>Operativni sistem predstavlja osnovni softverski sloj koji upravlja radom računarskog sistema i omogućava interakciju između korisnika i hardvera. Njegova osnovna uloga je da obezbedi efikasno korišćenje resursa računara, kao što su procesor, memorija, ulazno-izlazni uređaji i sekundarna memorija. [3]</w:t>
-      </w:r>
-    </w:p>
-    <w:p/>
-    <w:p>
-      <w:r>
-        <w:t>Operativni sistem deluje kao posrednik između korisničkih aplikacija i fizičkog hardvera, čime se omogućava apstrakcija složenosti hardverskih komponenti. Na taj način programeri mogu razvijati aplikacije bez potrebe da direktno upravljaju hardverom. [4]</w:t>
-      </w:r>
-    </w:p>
-    <w:p/>
-    <w:p>
-      <w:r>
-        <w:t>Najpoznatiji operativni sistemi danas su Linux, Windows i Android, koji koriste različite pristupe u organizaciji slojeva i komunikaciji između njih. [5]</w:t>
-      </w:r>
+        <w:t xml:space="preserve">Operativni sistem predstavlja osnovni softverski sloj koji upravlja radom računarskog sistema i omogućava interakciju između korisnika i hardvera. Njegova osnovna uloga je da obezbedi efikasno korišćenje resursa računara, kao što su procesor, memorija, ulazno-izlazni uređaji i sekundarna memorija. </w:t>
+      </w:r>
+    </w:p>
+    <w:p>
+      <w:r>
+        <w:t>Operativni sistem deluje kao posrednik između korisničkih aplikacija i fizičkog hardvera, čime se omogućava apstrakcija složenosti hardverskih komponenti. Na taj način programeri mogu razvijati aplikacije bez potrebe da direktno upravljaju hardverom.</w:t>
+      </w:r>
+    </w:p>
+    <w:p>
+      <w:r>
+        <w:t xml:space="preserve">Najpoznatiji operativni sistemi danas su Linux, Windows i Android, koji koriste različitepristupe u organizaciji slojeva i komunikaciji između njih. </w:t>
+      </w:r>
+      <w:hyperlink w:anchor="Literatura1" w:history="1">
+        <w:r>
+          <w:rPr>
+            <w:rStyle w:val="Hyperlink"/>
+          </w:rPr>
+          <w:t>[</w:t>
+        </w:r>
+        <w:r>
+          <w:rPr>
+            <w:rStyle w:val="Hyperlink"/>
+          </w:rPr>
+          <w:t>1</w:t>
+        </w:r>
+        <w:r>
+          <w:rPr>
+            <w:rStyle w:val="Hyperlink"/>
+          </w:rPr>
+          <w:t>]</w:t>
+        </w:r>
+      </w:hyperlink>
     </w:p>
     <w:p/>
     <w:p/>
@@ -4010,7 +4028,7 @@
     <w:p/>
     <w:p>
       <w:r>
-        <w:t>Slojevita arhitektura operativnog sistema podrazumeva organizaciju sistema u hijerarhijski raspoređene slojeve, gde svaki sloj ima jasno definisanu funkciju i odgovornost. Svaki sloj koristi usluge sloja ispod sebe i pruža usluge sloju iznad. [6]</w:t>
+        <w:t xml:space="preserve">Slojevita arhitektura operativnog sistema podrazumeva organizaciju sistema u hijerarhijski raspoređene slojeve, gde svaki sloj ima jasno definisanu funkciju i odgovornost. Svaki sloj koristi usluge sloja ispod sebe i pruža usluge sloju iznad. </w:t>
       </w:r>
     </w:p>
     <w:p>
@@ -4044,7 +4062,7 @@
         </w:numPr>
       </w:pPr>
       <w:r>
-        <w:t>Kernel (jezgro) – osnovni deo sistema koji upravlja resursima  [7]</w:t>
+        <w:t xml:space="preserve">Kernel (jezgro) – osnovni deo sistema koji upravlja resursima  </w:t>
       </w:r>
     </w:p>
     <w:p>
@@ -4055,7 +4073,7 @@
         </w:numPr>
       </w:pPr>
       <w:r>
-        <w:t>Sistemske biblioteke – omogućavaju pristup kernel funkcijama  [8]</w:t>
+        <w:t xml:space="preserve">Sistemske biblioteke – omogućavaju pristup kernel funkcijama  </w:t>
       </w:r>
     </w:p>
     <w:p>
@@ -4066,7 +4084,7 @@
         </w:numPr>
       </w:pPr>
       <w:r>
-        <w:t>Korisnički programi – aplikacije koje koristi krajnji korisnik  [9]</w:t>
+        <w:t xml:space="preserve">Korisnički programi – aplikacije koje koristi krajnji korisnik  </w:t>
       </w:r>
     </w:p>
     <w:p>
@@ -4109,8 +4127,22 @@
     </w:p>
     <w:p>
       <w:r>
-        <w:t>Međutim, komunikacija između slojeva može dovesti do dodatnog vremena izvršavanja zbog prelaska između nivoa. [10]</w:t>
-      </w:r>
+        <w:t xml:space="preserve">Međutim, komunikacija između slojeva može dovesti do dodatnog vremena izvršavanja zbog prelaska između nivoa. </w:t>
+      </w:r>
+      <w:hyperlink w:anchor="Literatura2" w:history="1">
+        <w:r>
+          <w:rPr>
+            <w:rStyle w:val="Hyperlink"/>
+          </w:rPr>
+          <w:t>[2</w:t>
+        </w:r>
+        <w:r>
+          <w:rPr>
+            <w:rStyle w:val="Hyperlink"/>
+          </w:rPr>
+          <w:t>]</w:t>
+        </w:r>
+      </w:hyperlink>
     </w:p>
     <w:p/>
     <w:p/>
@@ -4147,7 +4179,7 @@
     <w:p/>
     <w:p>
       <w:r>
-        <w:t>Sistemski pozivi predstavljaju ključni mehanizam kojim korisnički programi komuniciraju sa kernelom operativnog sistema. Oni omogućavaju pristup funkcijama kao što su: [11]</w:t>
+        <w:t xml:space="preserve">Sistemski pozivi predstavljaju ključni mehanizam kojim korisnički programi komuniciraju sa kernelom operativnog sistema. Oni omogućavaju pristup funkcijama kao što su: </w:t>
       </w:r>
     </w:p>
     <w:p>
@@ -4158,7 +4190,7 @@
         </w:numPr>
       </w:pPr>
       <w:r>
-        <w:t xml:space="preserve">upravljanje procesima </w:t>
+        <w:t>upravljanje procesima</w:t>
       </w:r>
     </w:p>
     <w:p>
@@ -4169,7 +4201,6 @@
         </w:numPr>
       </w:pPr>
       <w:r>
-        <w:lastRenderedPageBreak/>
         <w:t xml:space="preserve">rad sa datotekama </w:t>
       </w:r>
     </w:p>
@@ -4192,17 +4223,18 @@
         </w:numPr>
       </w:pPr>
       <w:r>
+        <w:lastRenderedPageBreak/>
         <w:t xml:space="preserve">upravljanje memorijom </w:t>
       </w:r>
     </w:p>
     <w:p>
       <w:r>
-        <w:t>Na primer, kada aplikacija želi da pročita fajl sa diska, ona ne pristupa direktno hardveru, već poziva sistemski poziv koji kernel obrađuje. [12]</w:t>
-      </w:r>
-    </w:p>
-    <w:p>
-      <w:r>
-        <w:t>Sistemski pozivi predstavljaju važan deo sigurnosnog modela operativnog sistema jer ograničavaju direktan pristup hardveru. [13]</w:t>
+        <w:t xml:space="preserve">Na primer, kada aplikacija želi da pročita fajl sa diska, ona ne pristupa direktno hardveru, već poziva sistemski poziv koji kernel obrađuje. </w:t>
+      </w:r>
+    </w:p>
+    <w:p>
+      <w:r>
+        <w:t xml:space="preserve">Sistemski pozivi predstavljaju važan deo sigurnosnog modela operativnog sistema jer ograničavaju direktan pristup hardveru. </w:t>
       </w:r>
     </w:p>
     <w:p/>
@@ -4240,7 +4272,10 @@
     <w:p/>
     <w:p>
       <w:r>
-        <w:t>nterfejs predstavlja definisan skup pravila i funkcija putem kojih dva sloja komuniciraju. On omogućava nezavisnost slojeva, jer promene u jednom sloju ne moraju uticati na druge slojeve ako interfejs ostane isti. [14]</w:t>
+        <w:t>I</w:t>
+      </w:r>
+      <w:r>
+        <w:t xml:space="preserve">nterfejs predstavlja definisan skup pravila i funkcija putem kojih dva sloja komuniciraju. On omogućava nezavisnost slojeva, jer promene u jednom sloju ne moraju uticati na druge slojeve ako interfejs ostane isti. </w:t>
       </w:r>
     </w:p>
     <w:p>
@@ -4283,8 +4318,22 @@
     </w:p>
     <w:p>
       <w:r>
-        <w:t>Dobro definisan interfejs doprinosi stabilnosti i fleksibilnosti sistema. [15]</w:t>
-      </w:r>
+        <w:t xml:space="preserve">Dobro definisan interfejs doprinosi stabilnosti i fleksibilnosti sistema. </w:t>
+      </w:r>
+      <w:hyperlink w:anchor="Literatura3" w:history="1">
+        <w:r>
+          <w:rPr>
+            <w:rStyle w:val="Hyperlink"/>
+          </w:rPr>
+          <w:t>[3</w:t>
+        </w:r>
+        <w:r>
+          <w:rPr>
+            <w:rStyle w:val="Hyperlink"/>
+          </w:rPr>
+          <w:t>]</w:t>
+        </w:r>
+      </w:hyperlink>
     </w:p>
     <w:p/>
     <w:p/>
@@ -4352,7 +4401,7 @@
     <w:p/>
     <w:p>
       <w:r>
-        <w:t>Komunikacija između korisničkog prostora i kernel prostora je strogo kontrolisana. Korisnički programi ne mogu direktno izvršavati privilegovane operacije, već koriste sistemske pozive. [1]</w:t>
+        <w:t xml:space="preserve">Komunikacija između korisničkog prostora i kernel prostora je strogo kontrolisana. Korisnički programi ne mogu direktno izvršavati privilegovane operacije, već koriste sistemske pozive. </w:t>
       </w:r>
     </w:p>
     <w:p>
@@ -4395,8 +4444,25 @@
     </w:p>
     <w:p>
       <w:r>
-        <w:t>Ovakav pristup povećava sigurnost i stabilnost sistema. [2]</w:t>
-      </w:r>
+        <w:t>Ovakav pristup povećava sigurnost i stabilnost sistema.</w:t>
+      </w:r>
+      <w:r>
+        <w:t xml:space="preserve"> </w:t>
+      </w:r>
+      <w:hyperlink w:anchor="Literatura4" w:history="1">
+        <w:r>
+          <w:rPr>
+            <w:rStyle w:val="Hyperlink"/>
+          </w:rPr>
+          <w:t>[4</w:t>
+        </w:r>
+        <w:r>
+          <w:rPr>
+            <w:rStyle w:val="Hyperlink"/>
+          </w:rPr>
+          <w:t>]</w:t>
+        </w:r>
+      </w:hyperlink>
     </w:p>
     <w:p/>
     <w:p/>
@@ -4433,7 +4499,7 @@
     <w:p/>
     <w:p>
       <w:r>
-        <w:t>IPC omogućava procesima da razmenjuju podatke i koordiniraju svoje aktivnosti. Bez IPC-a, procesi bi radili izolovano, što bi značajno smanjilo funkcionalnost sistema. [3]</w:t>
+        <w:t xml:space="preserve">IPC omogućava procesima da razmenjuju podatke i koordiniraju svoje aktivnosti. Bez IPC-a, procesi bi radili izolovano, što bi značajno smanjilo funkcionalnost sistema. </w:t>
       </w:r>
     </w:p>
     <w:p>
@@ -4449,7 +4515,7 @@
         </w:numPr>
       </w:pPr>
       <w:r>
-        <w:t>Pipe (cevovodi) – jednostavna komunikacija između procesa  [4]</w:t>
+        <w:t xml:space="preserve">Pipe (cevovodi) – jednostavna komunikacija između procesa </w:t>
       </w:r>
     </w:p>
     <w:p>
@@ -4460,7 +4526,7 @@
         </w:numPr>
       </w:pPr>
       <w:r>
-        <w:t>Message queue (redovi poruka) – razmena strukturiranih poruka  [5]</w:t>
+        <w:t xml:space="preserve">Message queue (redovi poruka) – razmena strukturiranih poruka  </w:t>
       </w:r>
     </w:p>
     <w:p>
@@ -4471,7 +4537,7 @@
         </w:numPr>
       </w:pPr>
       <w:r>
-        <w:t>Shared memory (deljena memorija) – najbrži način komunikacije  [6]</w:t>
+        <w:t xml:space="preserve">Shared memory (deljena memorija) – najbrži način komunikacije </w:t>
       </w:r>
     </w:p>
     <w:p>
@@ -4486,7 +4552,6 @@
           <w:b/>
           <w:bCs/>
         </w:rPr>
-        <w:lastRenderedPageBreak/>
         <w:t>Semafori</w:t>
       </w:r>
       <w:r>
@@ -4495,8 +4560,22 @@
     </w:p>
     <w:p>
       <w:r>
-        <w:t>IPC je posebno važan u modernim operativnim sistemima koji podržavaju multitasking. [7]</w:t>
-      </w:r>
+        <w:t xml:space="preserve">IPC je posebno važan u modernim operativnim sistemima koji podržavaju multitasking. </w:t>
+      </w:r>
+      <w:hyperlink w:anchor="Literatura5" w:history="1">
+        <w:r>
+          <w:rPr>
+            <w:rStyle w:val="Hyperlink"/>
+          </w:rPr>
+          <w:t>[5</w:t>
+        </w:r>
+        <w:r>
+          <w:rPr>
+            <w:rStyle w:val="Hyperlink"/>
+          </w:rPr>
+          <w:t>]</w:t>
+        </w:r>
+      </w:hyperlink>
     </w:p>
     <w:p/>
     <w:p/>
@@ -4533,12 +4612,12 @@
     <w:p/>
     <w:p>
       <w:r>
-        <w:t>Prekidi (interrupts) su mehanizam kojim hardver obaveštava procesor o događajima koji zahtevaju pažnju. Na primer, pritisak na tastaturu generiše prekid. [8]</w:t>
-      </w:r>
-    </w:p>
-    <w:p>
-      <w:r>
-        <w:t>Signali su softverski mehanizam za komunikaciju između procesa. Oni se koriste za: [9]</w:t>
+        <w:t xml:space="preserve">Prekidi (interrupts) su mehanizam kojim hardver obaveštava procesor o događajima koji zahtevaju pažnju. Na primer, pritisak na tastaturu generiše prekid. </w:t>
+      </w:r>
+    </w:p>
+    <w:p>
+      <w:r>
+        <w:t xml:space="preserve">Signali su softverski mehanizam za komunikaciju između procesa. Oni se koriste za: </w:t>
       </w:r>
     </w:p>
     <w:p>
@@ -4609,13 +4688,13 @@
     <w:p/>
     <w:p>
       <w:r>
-        <w:t>Deljena memorija omogućava više procesa da pristupa istom delu memorije, što omogućava veoma brzu razmenu podataka. Međutim, zahteva dodatnu sinhronizaciju kako bi se izbegle greške. [10]</w:t>
+        <w:t xml:space="preserve">Deljena memorija omogućava više procesa da pristupa istom delu memorije, što omogućava veoma brzu razmenu podataka. Međutim, zahteva dodatnu sinhronizaciju kako bi se izbegle greške. </w:t>
       </w:r>
     </w:p>
     <w:p/>
     <w:p>
       <w:r>
-        <w:t>Komunikacija putem poruka je sporija, ali sigurnija, jer svaki proces ima svoj memorijski prostor. [11]</w:t>
+        <w:t>Komunikacija putem poruka je sporija, ali sigurnija, jer svaki proces ima svoj memorijski prostor.</w:t>
       </w:r>
     </w:p>
     <w:p/>
@@ -4684,12 +4763,12 @@
     <w:p/>
     <w:p>
       <w:r>
-        <w:t>Kod monolitne arhitekture operativnog sistema sve osnovne funkcionalnosti nalaze se unutar jednog velikog jezgra. To znači da su upravljanje memorijom, procesima, fajl sistemom i drajverima uređaja implementirani u istom adresnom prostoru. [12]</w:t>
-      </w:r>
-    </w:p>
-    <w:p>
-      <w:r>
-        <w:t>Glavna prednost ovog pristupa je visoka brzina izvršavanja, jer komunikacija između komponenti ne zahteva prelazak između različitih slojeva ili režima rada. Funkcije se pozivaju direktno, bez dodatnog sloja apstrakcije. [13]</w:t>
+        <w:t xml:space="preserve">Kod monolitne arhitekture operativnog sistema sve osnovne funkcionalnosti nalaze se unutar jednog velikog jezgra. To znači da su upravljanje memorijom, procesima, fajl sistemom i drajverima uređaja implementirani u istom adresnom prostoru. </w:t>
+      </w:r>
+    </w:p>
+    <w:p>
+      <w:r>
+        <w:t xml:space="preserve">Glavna prednost ovog pristupa je visoka brzina izvršavanja, jer komunikacija između komponenti ne zahteva prelazak između različitih slojeva ili režima rada. Funkcije se pozivaju direktno, bez dodatnog sloja apstrakcije. </w:t>
       </w:r>
     </w:p>
     <w:p>
@@ -4727,13 +4806,27 @@
         </w:numPr>
       </w:pPr>
       <w:r>
-        <w:t>manja sigurnost (greška u jednom delu može ugroziti ceo sistem)  [14]</w:t>
-      </w:r>
-    </w:p>
-    <w:p>
-      <w:r>
-        <w:t>U sistemima kao što je Linux, monolitna arhitektura je unapređena uvođenjem modula, što omogućava dinamičko učitavanje i uklanjanje delova jezgra bez potrebe za restartovanjem sistema. [15]</w:t>
-      </w:r>
+        <w:t xml:space="preserve">manja sigurnost (greška u jednom delu može ugroziti ceo sistem)  </w:t>
+      </w:r>
+    </w:p>
+    <w:p>
+      <w:r>
+        <w:t xml:space="preserve">U sistemima kao što je Linux, monolitna arhitektura je unapređena uvođenjem modula, što omogućava dinamičko učitavanje i uklanjanje delova jezgra bez potrebe za restartovanjem sistema. </w:t>
+      </w:r>
+      <w:hyperlink w:anchor="Literatura6" w:history="1">
+        <w:r>
+          <w:rPr>
+            <w:rStyle w:val="Hyperlink"/>
+          </w:rPr>
+          <w:t>[6</w:t>
+        </w:r>
+        <w:r>
+          <w:rPr>
+            <w:rStyle w:val="Hyperlink"/>
+          </w:rPr>
+          <w:t>]</w:t>
+        </w:r>
+      </w:hyperlink>
     </w:p>
     <w:p/>
     <w:p>
@@ -4770,23 +4863,43 @@
     <w:p/>
     <w:p>
       <w:r>
-        <w:t>Slojevita arhitektura organizuje operativni sistem u jasno definisane nivoe, gde svaki sloj ima određenu funkciju i komunicira samo sa susednim slojevima. Ovakav pristup omogućava bolju organizaciju sistema i lakše razumevanje njegove strukture. [1]</w:t>
-      </w:r>
-    </w:p>
-    <w:p>
-      <w:r>
-        <w:t>Jedna od ključnih prednosti ove arhitekture je modularnost, jer se svaki sloj može razvijati i testirati nezavisno. Takođe, povećava se sigurnost jer slojevi imaju ograničen pristup funkcijama drugih slojeva. [2]</w:t>
-      </w:r>
-    </w:p>
-    <w:p>
-      <w:r>
-        <w:t>Ipak, komunikacija između slojeva može izazvati dodatno opterećenje sistema. Svaki zahtev mora proći kroz više slojeva, što može povećati vreme izvršavanja. [3]</w:t>
-      </w:r>
-    </w:p>
-    <w:p>
-      <w:r>
-        <w:t>Slojevita arhitektura je posebno pogodna za obrazovne i eksperimentalne operativne sisteme, ali se njeni principi koriste i u savremenim sistemima u kombinaciji sa drugim pristupima. [4]</w:t>
-      </w:r>
+        <w:t xml:space="preserve">Slojevita arhitektura organizuje operativni sistem u jasno definisane nivoe, gde svaki sloj ima određenu funkciju i komunicira samo sa susednim slojevima. Ovakav pristup omogućava bolju organizaciju sistema i lakše razumevanje njegove strukture. </w:t>
+      </w:r>
+    </w:p>
+    <w:p>
+      <w:r>
+        <w:t xml:space="preserve">Jedna od ključnih prednosti ove arhitekture je modularnost, jer se svaki sloj može razvijati i testirati nezavisno. Takođe, povećava se sigurnost jer slojevi imaju ograničen pristup funkcijama drugih slojeva. </w:t>
+      </w:r>
+    </w:p>
+    <w:p>
+      <w:r>
+        <w:t xml:space="preserve">Ipak, komunikacija između slojeva može izazvati dodatno opterećenje sistema. Svaki zahtev mora proći kroz više slojeva, što može povećati vreme izvršavanja. </w:t>
+      </w:r>
+    </w:p>
+    <w:p>
+      <w:r>
+        <w:t xml:space="preserve">Slojevita arhitektura je posebno pogodna za obrazovne i eksperimentalne operativne sisteme, ali se njeni principi koriste i u savremenim sistemima u kombinaciji sa drugim pristupima. </w:t>
+      </w:r>
+      <w:hyperlink w:anchor="Literatura7" w:history="1">
+        <w:r>
+          <w:rPr>
+            <w:rStyle w:val="Hyperlink"/>
+          </w:rPr>
+          <w:t>[</w:t>
+        </w:r>
+        <w:r>
+          <w:rPr>
+            <w:rStyle w:val="Hyperlink"/>
+          </w:rPr>
+          <w:t>7</w:t>
+        </w:r>
+        <w:r>
+          <w:rPr>
+            <w:rStyle w:val="Hyperlink"/>
+          </w:rPr>
+          <w:t>]</w:t>
+        </w:r>
+      </w:hyperlink>
     </w:p>
     <w:p/>
     <w:p/>
@@ -4823,12 +4936,12 @@
     <w:p/>
     <w:p>
       <w:r>
-        <w:t>Mikrojezgarna arhitektura predstavlja pristup u kome se minimalan broj funkcija nalazi u jezgru operativnog sistema. U jezgru se obično nalaze samo osnovne funkcije kao što su upravljanje procesima, memorijom i komunikacija između procesa. [5]</w:t>
-      </w:r>
-    </w:p>
-    <w:p>
-      <w:r>
-        <w:t>Sve ostale funkcije, kao što su drajveri uređaja i fajl sistem, izvršavaju se u korisničkom prostoru kao posebni procesi. [6]</w:t>
+        <w:t xml:space="preserve">Mikrojezgarna arhitektura predstavlja pristup u kome se minimalan broj funkcija nalazi u jezgru operativnog sistema. U jezgru se obično nalaze samo osnovne funkcije kao što su upravljanje procesima, memorijom i komunikacija između procesa. </w:t>
+      </w:r>
+    </w:p>
+    <w:p>
+      <w:r>
+        <w:t xml:space="preserve">Sve ostale funkcije, kao što su drajveri uređaja i fajl sistem, izvršavaju se u korisničkom prostoru kao posebni procesi. </w:t>
       </w:r>
     </w:p>
     <w:p>
@@ -4844,7 +4957,7 @@
         </w:numPr>
       </w:pPr>
       <w:r>
-        <w:t>povećanu sigurnost (greška u jednoj komponenti ne ruši ceo sistem)  [7]</w:t>
+        <w:t xml:space="preserve">povećanu sigurnost (greška u jednoj komponenti ne ruši ceo sistem)  </w:t>
       </w:r>
     </w:p>
     <w:p>
@@ -4871,8 +4984,22 @@
     </w:p>
     <w:p>
       <w:r>
-        <w:t>Glavni nedostatak je smanjenje performansi zbog česte komunikacije između korisničkog i kernel prostora, koja se realizuje putem IPC mehanizama. [8]</w:t>
-      </w:r>
+        <w:t xml:space="preserve">Glavni nedostatak je smanjenje performansi zbog česte komunikacije između korisničkog i kernel prostora, koja se realizuje putem IPC mehanizama. </w:t>
+      </w:r>
+      <w:hyperlink w:anchor="Literatura8" w:history="1">
+        <w:r>
+          <w:rPr>
+            <w:rStyle w:val="Hyperlink"/>
+          </w:rPr>
+          <w:t>[8</w:t>
+        </w:r>
+        <w:r>
+          <w:rPr>
+            <w:rStyle w:val="Hyperlink"/>
+          </w:rPr>
+          <w:t>]</w:t>
+        </w:r>
+      </w:hyperlink>
     </w:p>
     <w:p/>
     <w:p/>
@@ -4909,18 +5036,32 @@
     <w:p/>
     <w:p>
       <w:r>
-        <w:t>Hibridna arhitektura kombinuje karakteristike monolitnih i mikrojezgarnih sistema. Cilj ovog pristupa je da se postigne balans između performansi i modularnosti. [9]</w:t>
-      </w:r>
-    </w:p>
-    <w:p>
-      <w:r>
-        <w:t>U hibridnim sistemima deo funkcionalnosti se nalazi u jezgru, dok se ostale komponente izvršavaju u korisničkom prostoru. Ovakav pristup omogućava bolje performanse nego kod mikrojezgra, uz zadržavanje određene modularnosti. [10]</w:t>
-      </w:r>
-    </w:p>
-    <w:p>
-      <w:r>
-        <w:t>Windows je primer operativnog sistema koji koristi hibridnu arhitekturu. Ovaj pristup omogućava efikasnu komunikaciju između slojeva uz visok nivo optimizacije. [11]</w:t>
-      </w:r>
+        <w:t xml:space="preserve">Hibridna arhitektura kombinuje karakteristike monolitnih i mikrojezgarnih sistema. Cilj ovog pristupa je da se postigne balans između performansi i modularnosti. </w:t>
+      </w:r>
+    </w:p>
+    <w:p>
+      <w:r>
+        <w:t xml:space="preserve">U hibridnim sistemima deo funkcionalnosti se nalazi u jezgru, dok se ostale komponente izvršavaju u korisničkom prostoru. Ovakav pristup omogućava bolje performanse nego kod mikrojezgra, uz zadržavanje određene modularnosti. </w:t>
+      </w:r>
+    </w:p>
+    <w:p>
+      <w:r>
+        <w:t xml:space="preserve">Windows je primer operativnog sistema koji koristi hibridnu arhitekturu. Ovaj pristup omogućava efikasnu komunikaciju između slojeva uz visok nivo optimizacije. </w:t>
+      </w:r>
+      <w:hyperlink w:anchor="Literatura9" w:history="1">
+        <w:r>
+          <w:rPr>
+            <w:rStyle w:val="Hyperlink"/>
+          </w:rPr>
+          <w:t>[9</w:t>
+        </w:r>
+        <w:r>
+          <w:rPr>
+            <w:rStyle w:val="Hyperlink"/>
+          </w:rPr>
+          <w:t>]</w:t>
+        </w:r>
+      </w:hyperlink>
     </w:p>
     <w:p/>
     <w:p/>
@@ -4989,12 +5130,12 @@
     <w:p/>
     <w:p>
       <w:r>
-        <w:t>Linux predstavlja jedan od najznačajnijih primera operativnog sistema sa monolitnim jezgrom. Iako je monolitan, Linux koristi modularni pristup koji omogućava dinamičko upravljanje komponentama. [12]</w:t>
-      </w:r>
-    </w:p>
-    <w:p>
-      <w:r>
-        <w:t>Komunikacija između slojeva u Linux sistemu odvija se putem: [13]</w:t>
+        <w:t xml:space="preserve">Linux predstavlja jedan od najznačajnijih primera operativnog sistema sa monolitnim jezgrom. Iako je monolitan, Linux koristi modularni pristup koji omogućava dinamičko upravljanje komponentama. </w:t>
+      </w:r>
+    </w:p>
+    <w:p>
+      <w:r>
+        <w:t xml:space="preserve">Komunikacija između slojeva u Linux sistemu odvija se putem: </w:t>
       </w:r>
     </w:p>
     <w:p>
@@ -5032,8 +5173,28 @@
     </w:p>
     <w:p>
       <w:r>
-        <w:t>Kernel predstavlja centralnu tačku komunikacije i upravlja svim resursima sistema. Zahvaljujući efikasnoj implementaciji komunikacionih mehanizama, Linux se koristi u serverima, desktop računarima i ugrađenim sistemima. [14]</w:t>
-      </w:r>
+        <w:t xml:space="preserve">Kernel predstavlja centralnu tačku komunikacije i upravlja svim resursima sistema. Zahvaljujući efikasnoj implementaciji komunikacionih mehanizama, Linux se koristi u serverima, desktop računarima i ugrađenim sistemima. </w:t>
+      </w:r>
+      <w:hyperlink w:anchor="Literatura10" w:history="1">
+        <w:r>
+          <w:rPr>
+            <w:rStyle w:val="Hyperlink"/>
+          </w:rPr>
+          <w:t>[1</w:t>
+        </w:r>
+        <w:r>
+          <w:rPr>
+            <w:rStyle w:val="Hyperlink"/>
+          </w:rPr>
+          <w:t>0</w:t>
+        </w:r>
+        <w:r>
+          <w:rPr>
+            <w:rStyle w:val="Hyperlink"/>
+          </w:rPr>
+          <w:t>]</w:t>
+        </w:r>
+      </w:hyperlink>
     </w:p>
     <w:p/>
     <w:p/>
@@ -5070,7 +5231,7 @@
     <w:p/>
     <w:p>
       <w:r>
-        <w:t>Windows koristi hibridnu arhitekturu koja omogućava kombinaciju performansi i fleksibilnosti. Sistem je organizovan u više slojeva, uključujući: [15]</w:t>
+        <w:t>Windows koristi hibridnu arhitekturu koja omogućava kombinaciju performansi i fleksibilnosti. Sistem je organizovan u više slojeva, uključujući:</w:t>
       </w:r>
     </w:p>
     <w:p>
@@ -5146,8 +5307,28 @@
     </w:p>
     <w:p>
       <w:r>
-        <w:t>Windows koristi napredne mehanizme zaštite kako bi sprečio neovlašćen pristup kernelu, čime se povećava sigurnost sistema. [1]</w:t>
-      </w:r>
+        <w:t xml:space="preserve">Windows koristi napredne mehanizme zaštite kako bi sprečio neovlašćen pristup kernelu, čime se povećava sigurnost sistema. </w:t>
+      </w:r>
+      <w:hyperlink w:anchor="Literatura11" w:history="1">
+        <w:r>
+          <w:rPr>
+            <w:rStyle w:val="Hyperlink"/>
+          </w:rPr>
+          <w:t>[1</w:t>
+        </w:r>
+        <w:r>
+          <w:rPr>
+            <w:rStyle w:val="Hyperlink"/>
+          </w:rPr>
+          <w:t>1</w:t>
+        </w:r>
+        <w:r>
+          <w:rPr>
+            <w:rStyle w:val="Hyperlink"/>
+          </w:rPr>
+          <w:t>]</w:t>
+        </w:r>
+      </w:hyperlink>
     </w:p>
     <w:p/>
     <w:p/>
@@ -5184,7 +5365,7 @@
     <w:p/>
     <w:p>
       <w:r>
-        <w:t>Android je operativni sistem namenjen mobilnim uređajima i zasnovan je na Linux kernelu. Njegova arhitektura je slojevita i obuhvata: [2]</w:t>
+        <w:t xml:space="preserve">Android je operativni sistem namenjen mobilnim uređajima i zasnovan je na Linux kernelu. Njegova arhitektura je slojevita i obuhvata: </w:t>
       </w:r>
     </w:p>
     <w:p>
@@ -5233,7 +5414,7 @@
     </w:p>
     <w:p>
       <w:r>
-        <w:t>Jedan od najvažnijih mehanizama komunikacije u Android sistemu je Binder IPC, koji omogućava efikasnu razmenu podataka između aplikacija i sistemskih servisa. [3]</w:t>
+        <w:t xml:space="preserve">Jedan od najvažnijih mehanizama komunikacije u Android sistemu je Binder IPC, koji omogućava efikasnu razmenu podataka između aplikacija i sistemskih servisa. </w:t>
       </w:r>
     </w:p>
     <w:p>
@@ -5310,7 +5491,7 @@
     <w:p/>
     <w:p>
       <w:r>
-        <w:t>Posmatrajući Linux, Windows i Android, može se zaključiti da svaki sistem koristi drugačiji pristup komunikaciji između slojeva. [4]</w:t>
+        <w:t xml:space="preserve">Posmatrajući Linux, Windows i Android, može se zaključiti da svaki sistem koristi drugačiji pristup komunikaciji između slojeva. </w:t>
       </w:r>
     </w:p>
     <w:p>
@@ -5343,13 +5524,33 @@
         </w:numPr>
       </w:pPr>
       <w:r>
-        <w:t>Android je optimizovan za mobilne uređaje i sigurnost aplikacija  [5]</w:t>
-      </w:r>
-    </w:p>
-    <w:p>
-      <w:r>
-        <w:t>Svi ovi sistemi koriste kombinaciju sistemskih poziva i IPC mehanizama, ali se razlikuju u načinu implementacije i optimizacije. [6]</w:t>
-      </w:r>
+        <w:t xml:space="preserve">Android je optimizovan za mobilne uređaje i sigurnost aplikacija  </w:t>
+      </w:r>
+    </w:p>
+    <w:p>
+      <w:r>
+        <w:t xml:space="preserve">Svi ovi sistemi koriste kombinaciju sistemskih poziva i IPC mehanizama, ali se razlikuju u načinu implementacije i optimizacije. </w:t>
+      </w:r>
+      <w:hyperlink w:anchor="Literatura12" w:history="1">
+        <w:r>
+          <w:rPr>
+            <w:rStyle w:val="Hyperlink"/>
+          </w:rPr>
+          <w:t>[1</w:t>
+        </w:r>
+        <w:r>
+          <w:rPr>
+            <w:rStyle w:val="Hyperlink"/>
+          </w:rPr>
+          <w:t>2</w:t>
+        </w:r>
+        <w:r>
+          <w:rPr>
+            <w:rStyle w:val="Hyperlink"/>
+          </w:rPr>
+          <w:t>]</w:t>
+        </w:r>
+      </w:hyperlink>
     </w:p>
     <w:p/>
     <w:p/>
@@ -5435,22 +5636,22 @@
     <w:p/>
     <w:p>
       <w:r>
-        <w:t>Namena razvijenog softvera je simulacija osnovnog principa komunikacije između slojeva u operativnom sistemu u jednostavnom programskom okruženju. Softver prikazuje način na koji korisnički sloj šalje zahteve ka jezgru operativnog sistema, koje zatim obrađuje te zahteve i vraća odgovarajući rezultat. [7]</w:t>
-      </w:r>
-    </w:p>
-    <w:p>
-      <w:r>
-        <w:t>Kroz unos različitih zahteva i njihovu obradu, softver ilustruje kako funkcioniše interakcija između korisničkog i kernel sloja. Svaki zahtev koji korisnik unese predstavlja simulaciju sistemskog poziva, dok generisani odgovor predstavlja obradu tog zahteva unutar jezgra operativnog sistema. Na taj način korisnik može jasno da vidi tok komunikacije kroz slojeve sistema. [8]</w:t>
-      </w:r>
-    </w:p>
-    <w:p>
-      <w:r>
-        <w:t>Pored toga, softver koristi jednostruko spregnutu listu za privremeno skladištenje podataka, čime se simulira način na koji operativni sistem upravlja informacijama u memoriji. Nakon unosa podataka, svi elementi iz liste se jedinstveno snimaju u datoteku, što predstavlja trajno čuvanje podataka na sekundarnoj memoriji. Takođe, omogućeno je ponovno učitavanje podataka iz datoteke u listu i njihov prikaz na ekranu, čime se demonstrira proces razmene podataka između memorije i spoljašnjeg skladišta. [9]</w:t>
-      </w:r>
-    </w:p>
-    <w:p>
-      <w:r>
-        <w:t>Softver takođe demonstrira ključne koncepte programiranja u C jeziku, uključujući rad sa datotekama, dinamičku alokaciju memorije, korišćenje struktura i pokazivača, rad sa jednostruko spregnutim listama, kao i primenu uslovnog grananja i ciklusa. Time ovaj program ima i edukativnu vrednost, jer omogućava bolje razumevanje kako operativni sistemi funkcionišu na nižem nivou, kao i kako se komunikacija između slojeva može modelovati kroz programski kod. [10]</w:t>
+        <w:t xml:space="preserve">Namena razvijenog softvera je simulacija osnovnog principa komunikacije između slojeva u operativnom sistemu u jednostavnom programskom okruženju. Softver prikazuje način na koji korisnički sloj šalje zahteve ka jezgru operativnog sistema, koje zatim obrađuje te zahteve i vraća odgovarajući rezultat. </w:t>
+      </w:r>
+    </w:p>
+    <w:p>
+      <w:r>
+        <w:t xml:space="preserve">Kroz unos različitih zahteva i njihovu obradu, softver ilustruje kako funkcioniše interakcija između korisničkog i kernel sloja. Svaki zahtev koji korisnik unese predstavlja simulaciju sistemskog poziva, dok generisani odgovor predstavlja obradu tog zahteva unutar jezgra operativnog sistema. Na taj način korisnik može jasno da vidi tok komunikacije kroz slojeve sistema. </w:t>
+      </w:r>
+    </w:p>
+    <w:p>
+      <w:r>
+        <w:t xml:space="preserve">Pored toga, softver koristi jednostruko spregnutu listu za privremeno skladištenje podataka, čime se simulira način na koji operativni sistem upravlja informacijama u memoriji. Nakon unosa podataka, svi elementi iz liste se jedinstveno snimaju u datoteku, što predstavlja trajno čuvanje podataka na sekundarnoj memoriji. Takođe, omogućeno je ponovno učitavanje podataka iz datoteke u listu i njihov prikaz na ekranu, čime se demonstrira proces razmene podataka između memorije i spoljašnjeg skladišta. </w:t>
+      </w:r>
+    </w:p>
+    <w:p>
+      <w:r>
+        <w:t xml:space="preserve">Softver takođe demonstrira ključne koncepte programiranja u C jeziku, uključujući rad sa datotekama, dinamičku alokaciju memorije, korišćenje struktura i pokazivača, rad sa jednostruko spregnutim listama, kao i primenu uslovnog grananja i ciklusa. Time ovaj program ima i edukativnu vrednost, jer omogućava bolje razumevanje kako operativni sistemi funkcionišu na nižem nivou, kao i kako se komunikacija između slojeva može modelovati kroz programski kod. </w:t>
       </w:r>
     </w:p>
     <w:p/>
@@ -5532,7 +5733,7 @@
     <w:p/>
     <w:p>
       <w:r>
-        <w:t>Prikazan je glavni meni programa. Korisniku su ponuđene opcije za unos podataka u listu, prikaz podataka, snimanje u datoteku, učitavanje iz datoteke i brisanje liste. Meni predstavlja osnovni način interakcije između korisnika i sistema. [11]</w:t>
+        <w:t xml:space="preserve">Prikazan je glavni meni programa. Korisniku su ponuđene opcije za unos podataka u listu, prikaz podataka, snimanje u datoteku, učitavanje iz datoteke i brisanje liste. Meni predstavlja osnovni način interakcije između korisnika i sistema. </w:t>
       </w:r>
     </w:p>
     <w:p/>
@@ -5609,7 +5810,7 @@
     </w:p>
     <w:p>
       <w:r>
-        <w:t>Na slici je prikazan proces unosa podataka u program. Korisnik unosi naziv sloja i odgovarajući zahtev koji predstavlja operaciju u operativnom sistemu. Nakon unosa, podaci se smeštaju u jednostruko spregnutu listu u memoriji, gde se čuvaju za dalju obradu. [12]</w:t>
+        <w:t xml:space="preserve">Na slici je prikazan proces unosa podataka u program. Korisnik unosi naziv sloja i odgovarajući zahtev koji predstavlja operaciju u operativnom sistemu. Nakon unosa, podaci se smeštaju u jednostruko spregnutu listu u memoriji, gde se čuvaju za dalju obradu. </w:t>
       </w:r>
     </w:p>
     <w:p/>
@@ -5701,7 +5902,7 @@
     </w:p>
     <w:p>
       <w:r>
-        <w:t>Na slici je prikazan sadržaj jednostruko spregnute liste nakon unosa podataka. Program prolazi kroz sve elemente liste i ispisuje ih na ekran. Za svaki element prikazuju se redni broj, naziv sloja, zahtev i odgovor sistema. [13]</w:t>
+        <w:t xml:space="preserve">Na slici je prikazan sadržaj jednostruko spregnute liste nakon unosa podataka. Program prolazi kroz sve elemente liste i ispisuje ih na ekran. Za svaki element prikazuju se redni broj, naziv sloja, zahtev i odgovor sistema. </w:t>
       </w:r>
     </w:p>
     <w:p/>
@@ -5780,7 +5981,7 @@
         <w:pStyle w:val="NormalWeb"/>
       </w:pPr>
       <w:r>
-        <w:t>Na slici je prikazan proces snimanja podataka iz liste u tekstualnu datoteku. Program prolazi kroz sve elemente liste i upisuje ih u datoteku „zahtevi.txt“. Na ovaj način podaci se trajno čuvaju na disku. [14]</w:t>
+        <w:t xml:space="preserve">Na slici je prikazan proces snimanja podataka iz liste u tekstualnu datoteku. Program prolazi kroz sve elemente liste i upisuje ih u datoteku „zahtevi.txt“. Na ovaj način podaci se trajno čuvaju na disku. </w:t>
       </w:r>
     </w:p>
     <w:p>
@@ -5866,7 +6067,7 @@
         <w:pStyle w:val="NormalWeb"/>
       </w:pPr>
       <w:r>
-        <w:t>Na slici je prikazan proces brisanja liste iz memorije. Program oslobađa zauzetu memoriju i uklanja sve elemente liste. Ovim se omogućava provera ispravnosti učitavanja podataka iz datoteke. [15]</w:t>
+        <w:t xml:space="preserve">Na slici je prikazan proces brisanja liste iz memorije. Program oslobađa zauzetu memoriju i uklanja sve elemente liste. Ovim se omogućava provera ispravnosti učitavanja podataka iz datoteke. </w:t>
       </w:r>
     </w:p>
     <w:p>
@@ -5951,7 +6152,7 @@
         <w:pStyle w:val="NormalWeb"/>
       </w:pPr>
       <w:r>
-        <w:t>Na slici je prikazan proces učitavanja podataka iz datoteke u jednostruko spregnutu listu i njihov prikaz na ekranu. Program čita sadržaj datoteke, ponovo formira listu u memoriji i prikazuje podatke korisniku. [1]</w:t>
+        <w:t xml:space="preserve">Na slici je prikazan proces učitavanja podataka iz datoteke u jednostruko spregnutu listu i njihov prikaz na ekranu. Program čita sadržaj datoteke, ponovo formira listu u memoriji i prikazuje podatke korisniku. </w:t>
       </w:r>
     </w:p>
     <w:p>
@@ -5964,7 +6165,7 @@
         <w:pStyle w:val="NormalWeb"/>
       </w:pPr>
       <w:r>
-        <w:t>Kroz prikazane korake demonstriran je kompletan tok rada sistema: unos podataka u memoriju, njihovo čuvanje u datoteku i ponovno učitavanje. Na ovaj način simulirana je komunikacija između slojeva operativnog sistema. [2]</w:t>
+        <w:t xml:space="preserve">Kroz prikazane korake demonstriran je kompletan tok rada sistema: unos podataka u memoriju, njihovo čuvanje u datoteku i ponovno učitavanje. Na ovaj način simulirana je komunikacija između slojeva operativnog sistema. </w:t>
       </w:r>
     </w:p>
     <w:p>
@@ -6001,42 +6202,42 @@
     <w:p/>
     <w:p>
       <w:r>
-        <w:t>Za izradu praktičnog dela ovog rada korišćeni su programski jezik C i razvojno okruženje Code::Blocks. Programsko rešenje je razvijeno u jeziku C zbog njegove efikasnosti, mogućnosti direktnog rada sa memorijom i jednostavne implementacije struktura podataka, što je posebno značajno za simulaciju rada operativnog sistema. [3]</w:t>
-      </w:r>
-    </w:p>
-    <w:p>
-      <w:r>
-        <w:t>U okviru razvoja softvera korišćene su sledeće tehnologije i funkcionalnosti: [4]</w:t>
-      </w:r>
-    </w:p>
-    <w:p>
-      <w:r>
-        <w:t>• Strukture (struct): omogućile su definisanje složenih tipova podataka koji predstavljaju zahteve između slojeva operativnog sistema, uključujući naziv sloja, zahtev i odgovor sistema. [5]</w:t>
-      </w:r>
-    </w:p>
-    <w:p>
-      <w:r>
-        <w:t>• Pokazivači i jednostruko spregnute liste: korišćeni su za dinamičko upravljanje podacima u memoriji. Na ovaj način omogućeno je dodavanje, čuvanje i prolazak kroz elemente liste tokom izvršavanja programa. [6]</w:t>
-      </w:r>
-    </w:p>
-    <w:p>
-      <w:r>
-        <w:t>• Rad sa datotekama: implementiran je proces upisa i čitanja podataka korišćenjem standardnih C funkcija (fopen, fprintf, fgets, fclose), čime je omogućeno trajno čuvanje podataka i njihovo ponovno učitavanje. [7]</w:t>
-      </w:r>
-    </w:p>
-    <w:p>
-      <w:r>
-        <w:t>• Uslovna grananja i ciklusi: korišćeni su za kontrolu toka programa, obradu korisničkih zahteva, proveru unosa i prolazak kroz elemente liste i sadržaj datoteke. [8]</w:t>
-      </w:r>
-    </w:p>
-    <w:p>
-      <w:r>
-        <w:t>Razvojno okruženje Code::Blocks korišćeno je kao integrisano okruženje za pisanje, kompajliranje i testiranje programa. Оно omogućava jednostavno pokretanje aplikacije i pregled rezultata rada programa. [9]</w:t>
-      </w:r>
-    </w:p>
-    <w:p>
-      <w:r>
-        <w:t>Primena ovih alata i tehnologija omogućila je realizaciju funkcionalnog softverskog rešenja koje simulira komunikaciju između slojeva operativnog sistema i prikazuje osnovne principe njihovog međusobnog funkcionisanja. [10]</w:t>
+        <w:t xml:space="preserve">Za izradu praktičnog dela ovog rada korišćeni su programski jezik C i razvojno okruženje Code::Blocks. Programsko rešenje je razvijeno u jeziku C zbog njegove efikasnosti, mogućnosti direktnog rada sa memorijom i jednostavne implementacije struktura podataka, što je posebno značajno za simulaciju rada operativnog sistema. </w:t>
+      </w:r>
+    </w:p>
+    <w:p>
+      <w:r>
+        <w:t xml:space="preserve">U okviru razvoja softvera korišćene su sledeće tehnologije i funkcionalnosti: </w:t>
+      </w:r>
+    </w:p>
+    <w:p>
+      <w:r>
+        <w:t xml:space="preserve">• Strukture (struct): omogućile su definisanje složenih tipova podataka koji predstavljaju zahteve između slojeva operativnog sistema, uključujući naziv sloja, zahtev i odgovor sistema. </w:t>
+      </w:r>
+    </w:p>
+    <w:p>
+      <w:r>
+        <w:t xml:space="preserve">• Pokazivači i jednostruko spregnute liste: korišćeni su za dinamičko upravljanje podacima u memoriji. Na ovaj način omogućeno je dodavanje, čuvanje i prolazak kroz elemente liste tokom izvršavanja programa. </w:t>
+      </w:r>
+    </w:p>
+    <w:p>
+      <w:r>
+        <w:t xml:space="preserve">• Rad sa datotekama: implementiran je proces upisa i čitanja podataka korišćenjem standardnih C funkcija (fopen, fprintf, fgets, fclose), čime je omogućeno trajno čuvanje podataka i njihovo ponovno učitavanje. </w:t>
+      </w:r>
+    </w:p>
+    <w:p>
+      <w:r>
+        <w:t xml:space="preserve">• Uslovna grananja i ciklusi: korišćeni su za kontrolu toka programa, obradu korisničkih zahteva, proveru unosa i prolazak kroz elemente liste i sadržaj datoteke. </w:t>
+      </w:r>
+    </w:p>
+    <w:p>
+      <w:r>
+        <w:t xml:space="preserve">Razvojno okruženje Code::Blocks korišćeno je kao integrisano okruženje za pisanje, kompajliranje i testiranje programa. Оно omogućava jednostavno pokretanje aplikacije i pregled rezultata rada programa. </w:t>
+      </w:r>
+    </w:p>
+    <w:p>
+      <w:r>
+        <w:t xml:space="preserve">Primena ovih alata i tehnologija omogućila je realizaciju funkcionalnog softverskog rešenja koje simulira komunikaciju između slojeva operativnog sistema i prikazuje osnovne principe njihovog međusobnog funkcionisanja. </w:t>
       </w:r>
     </w:p>
     <w:p/>
@@ -6075,7 +6276,7 @@
     <w:p/>
     <w:p>
       <w:r>
-        <w:t>U ovom poglavlju prikazana je implementacija softverskog rešenja kroz ključne delove koda. Poseban fokus stavljen je na realizaciju rada sa jednostruko spregnutim listama, rad sa datotekama, kao i primenu uslovnog grananja i ciklusa. [11]</w:t>
+        <w:t xml:space="preserve">U ovom poglavlju prikazana je implementacija softverskog rešenja kroz ključne delove koda. Poseban fokus stavljen je na realizaciju rada sa jednostruko spregnutim listama, rad sa datotekama, kao i primenu uslovnog grananja i ciklusa. </w:t>
       </w:r>
     </w:p>
     <w:p/>
@@ -6168,7 +6369,7 @@
     <w:p/>
     <w:p>
       <w:r>
-        <w:t>Ovim delom koda definisana je struktura koja predstavlja jedan element liste. Svaki čvor sadrži podatke o zahtevu i pokazivač na sledeći element, čime se formira jednostruko spregnuta lista koja omogućava dinamičko čuvanje podataka. [12]</w:t>
+        <w:t xml:space="preserve">Ovim delom koda definisana je struktura koja predstavlja jedan element liste. Svaki čvor sadrži podatke o zahtevu i pokazivač na sledeći element, čime se formira jednostruko spregnuta lista koja omogućava dinamičko čuvanje podataka. </w:t>
       </w:r>
     </w:p>
     <w:p>
@@ -6262,7 +6463,7 @@
     <w:p/>
     <w:p>
       <w:r>
-        <w:t>Ova funkcija dodaje novi element na kraj liste. Ako je lista prazna, novi element postaje prvi, a u suprotnom se koristi while petlja za pronalaženje poslednjeg elementa. Ovde su primenjeni i uslovno grananje i ciklus. [13]</w:t>
+        <w:t xml:space="preserve">Ova funkcija dodaje novi element na kraj liste. Ako je lista prazna, novi element postaje prvi, a u suprotnom se koristi while petlja za pronalaženje poslednjeg elementa. Ovde su primenjeni i uslovno grananje i ciklus. </w:t>
       </w:r>
     </w:p>
     <w:p/>
@@ -6357,7 +6558,7 @@
     <w:p/>
     <w:p>
       <w:r>
-        <w:t>U ovom delu koristi se if-else grananje za obradu različitih zahteva. U zavisnosti od unetog teksta, program generiše odgovarajući odgovor koji simulira rad jezgra operativnog sistema. [14]</w:t>
+        <w:t xml:space="preserve">U ovom delu koristi se if-else grananje za obradu različitih zahteva. U zavisnosti od unetog teksta, program generiše odgovarajući odgovor koji simulira rad jezgra operativnog sistema. </w:t>
       </w:r>
     </w:p>
     <w:p/>
@@ -6462,7 +6663,7 @@
     <w:p/>
     <w:p>
       <w:r>
-        <w:t>Ovaj deo koda služi za upis podataka iz liste u datoteku. Koristi se while petlja za prolazak kroz sve elemente liste i funkcija fprintf za upis u fajl, čime se podaci trajno čuvaju. [15]</w:t>
+        <w:t xml:space="preserve">Ovaj deo koda služi za upis podataka iz liste u datoteku. Koristi se while petlja za prolazak kroz sve elemente liste i funkcija fprintf za upis u fajl, čime se podaci trajno čuvaju. </w:t>
       </w:r>
     </w:p>
     <w:p/>
@@ -6569,7 +6770,7 @@
         <w:pStyle w:val="NormalWeb"/>
       </w:pPr>
       <w:r>
-        <w:t>Ovaj segment omogućava čitanje podataka iz datoteke. Svaka linija se učitava pomoću funkcije fgets, zatim se razdvaja pomoću sscanf i ponovo ubacuje u listu. Time se podaci vraćaju iz fajla u memoriju. [1]</w:t>
+        <w:t xml:space="preserve">Ovaj segment omogućava čitanje podataka iz datoteke. Svaka linija se učitava pomoću funkcije fgets, zatim se razdvaja pomoću sscanf i ponovo ubacuje u listu. Time se podaci vraćaju iz fajla u memoriju. </w:t>
       </w:r>
     </w:p>
     <w:p>
@@ -6696,7 +6897,7 @@
         <w:jc w:val="both"/>
       </w:pPr>
       <w:r>
-        <w:t>Ovaj deo koda služi za prikaz podataka na ekranu. Program prolazi kroz listu pomoću while petlje i ispisuje sve elemente, čime se omogućava pregled unetih i učitanih podataka. [2]</w:t>
+        <w:t xml:space="preserve">Ovaj deo koda služi za prikaz podataka na ekranu. Program prolazi kroz listu pomoću while petlje i ispisuje sve elemente, čime se omogućava pregled unetih i učitanih podataka. </w:t>
       </w:r>
     </w:p>
     <w:p>
@@ -6804,7 +7005,7 @@
         <w:jc w:val="both"/>
       </w:pPr>
       <w:r>
-        <w:t>Glavni meni omogućava korisniku izbor različitih opcija. Koristi se do-while petlja kako bi program radio sve dok korisnik ne izabere izlaz, dok if-else grananje određuje koja funkcija će se izvršiti. [3]</w:t>
+        <w:t xml:space="preserve">Glavni meni omogućava korisniku izbor različitih opcija. Koristi se do-while petlja kako bi program radio sve dok korisnik ne izabere izlaz, dok if-else grananje određuje koja funkcija će se izvršiti. </w:t>
       </w:r>
     </w:p>
     <w:p>
@@ -6813,7 +7014,7 @@
         <w:jc w:val="both"/>
       </w:pPr>
       <w:r>
-        <w:t>Ovim delovima koda jasno su realizovani svi zahtevi zadatka: rad sa listama, rad sa datotekama, primena ciklusa i uslovnog grananja. [4]</w:t>
+        <w:t xml:space="preserve">Ovim delovima koda jasno su realizovani svi zahtevi zadatka: rad sa listama, rad sa datotekama, primena ciklusa i uslovnog grananja. </w:t>
       </w:r>
     </w:p>
     <w:p>
@@ -6844,7 +7045,7 @@
         </w:rPr>
       </w:pPr>
       <w:r>
-        <w:t>Program je napisan u programskom jeziku C i služi za simulaciju komunikacije između slojeva operativnog sistema korišćenjem jednostruko spregnute liste i datoteke. Svaki zahtev je predstavljen strukturom koja sadrži redni broj, naziv sloja, zahtev, odgovor i pokazivač na sledeći element liste. [5]</w:t>
+        <w:t xml:space="preserve">Program je napisan u programskom jeziku C i služi za simulaciju komunikacije između slojeva operativnog sistema korišćenjem jednostruko spregnute liste i datoteke. Svaki zahtev je predstavljen strukturom koja sadrži redni broj, naziv sloja, zahtev, odgovor i pokazivač na sledeći element liste. </w:t>
       </w:r>
     </w:p>
     <w:p>
@@ -6861,7 +7062,7 @@
         </w:rPr>
       </w:pPr>
       <w:r>
-        <w:t>U programu se podaci najpre unose u listu, pri čemu se za svaki element dinamički alocira memorija i dodaje na kraj liste. Nakon unosa, zahtevi se obrađuju kroz funkciju koja simulira rad jezgra operativnog sistema i generiše odgovarajući odgovor. [6]</w:t>
+        <w:t xml:space="preserve">U programu se podaci najpre unose u listu, pri čemu se za svaki element dinamički alocira memorija i dodaje na kraj liste. Nakon unosa, zahtevi se obrađuju kroz funkciju koja simulira rad jezgra operativnog sistema i generiše odgovarajući odgovor. </w:t>
       </w:r>
     </w:p>
     <w:p>
@@ -6878,7 +7079,7 @@
         </w:rPr>
       </w:pPr>
       <w:r>
-        <w:t>Nakon toga, svi elementi liste se prolaskom kroz nju upisuju u tekstualnu datoteku. Program takođe omogućava učitavanje podataka iz datoteke, pri čemu se na osnovu pročitanih vrednosti ponovo formira lista, a zatim se podaci prikazuju na ekranu. [7]</w:t>
+        <w:t xml:space="preserve">Nakon toga, svi elementi liste se prolaskom kroz nju upisuju u tekstualnu datoteku. Program takođe omogućava učitavanje podataka iz datoteke, pri čemu se na osnovu pročitanih vrednosti ponovo formira lista, a zatim se podaci prikazuju na ekranu. </w:t>
       </w:r>
     </w:p>
     <w:p>
@@ -6895,7 +7096,7 @@
         </w:rPr>
       </w:pPr>
       <w:r>
-        <w:t>U radu programa korišćeni su osnovni programski koncepti kao što su uslovno grananje (za obradu zahteva i izbor opcija iz menija), ciklusi (za unos i prolazak kroz listu), rad sa datotekama (upis i čitanje), kao i rad sa jednostruko spregnutom listom (kreiranje, dodavanje i prikaz elemenata). [8]</w:t>
+        <w:t xml:space="preserve">U radu programa korišćeni su osnovni programski koncepti kao što su uslovno grananje (za obradu zahteva i izbor opcija iz menija), ciklusi (za unos i prolazak kroz listu), rad sa datotekama (upis i čitanje), kao i rad sa jednostruko spregnutom listom (kreiranje, dodavanje i prikaz elemenata). </w:t>
       </w:r>
     </w:p>
     <w:p>
@@ -6912,7 +7113,7 @@
         </w:rPr>
       </w:pPr>
       <w:r>
-        <w:t>Na kraju izvršavanja programa oslobađa se zauzeta memorija kako bi se sprečilo curenje memorije. [9]</w:t>
+        <w:t xml:space="preserve">Na kraju izvršavanja programa oslobađa se zauzeta memorija kako bi se sprečilo curenje memorije. </w:t>
       </w:r>
     </w:p>
     <w:p>
@@ -6970,26 +7171,26 @@
     <w:p/>
     <w:p>
       <w:r>
-        <w:t>U ovom seminarskom radu obrađena je tema komunikacije između slojeva operativnog sistema, sa ciljem da se prikaže njen značaj u funkcionisanju savremenih računarskih sistema. Kroz teorijski deo rada objašnjeni su osnovni pojmovi operativnih sistema, slojevita arhitektura, sistemski pozivi i različiti mehanizmi komunikacije između slojeva. [10]</w:t>
+        <w:t xml:space="preserve">U ovom seminarskom radu obrađena je tema komunikacije između slojeva operativnog sistema, sa ciljem da se prikaže njen značaj u funkcionisanju savremenih računarskih sistema. Kroz teorijski deo rada objašnjeni su osnovni pojmovi operativnih sistema, slojevita arhitektura, sistemski pozivi i različiti mehanizmi komunikacije između slojeva. </w:t>
       </w:r>
     </w:p>
     <w:p/>
     <w:p>
       <w:r>
-        <w:t>Analizom različitih arhitektura operativnih sistema i njihovih primena u realnim sistemima kao što su Linux, Windows i Android, pokazano je da komunikacija između slojeva predstavlja ključni element efikasnog i stabilnog rada sistema. [11]</w:t>
+        <w:t xml:space="preserve">Analizom različitih arhitektura operativnih sistema i njihovih primena u realnim sistemima kao što su Linux, Windows i Android, pokazano je da komunikacija između slojeva predstavlja ključni element efikasnog i stabilnog rada sistema. </w:t>
       </w:r>
     </w:p>
     <w:p/>
     <w:p>
       <w:r>
-        <w:t>U praktičnom delu rada realizovan je program u jeziku C koji simulira komunikaciju između slojeva operativnog sistema. Korišćenjem jednostruko spregnute liste i rada sa datotekama prikazan je način obrade, čuvanja i učitavanja podataka. Program obuhvata sve osnovne programske koncepte, uključujući uslovno grananje, cikluse i dinamičku alokaciju memorije. [12]</w:t>
+        <w:t xml:space="preserve">U praktičnom delu rada realizovan je program u jeziku C koji simulira komunikaciju između slojeva operativnog sistema. Korišćenjem jednostruko spregnute liste i rada sa datotekama prikazan je način obrade, čuvanja i učitavanja podataka. Program obuhvata sve osnovne programske koncepte, uključujući uslovno grananje, cikluse i dinamičku alokaciju memorije. </w:t>
       </w:r>
     </w:p>
     <w:p/>
     <w:p>
       <w:r>
         <w:lastRenderedPageBreak/>
-        <w:t>Na osnovu svega navedenog može se zaključiti da razumevanje komunikacije između slojeva operativnog sistema ima veliki značaj kako za razvoj softvera, tako i za bolje razumevanje rada računarskih sistema u celini. [13]</w:t>
+        <w:t xml:space="preserve">Na osnovu svega navedenog može se zaključiti da razumevanje komunikacije između slojeva operativnog sistema ima veliki značaj kako za razvoj softvera, tako i za bolje razumevanje rada računarskih sistema u celini. </w:t>
       </w:r>
     </w:p>
     <w:p/>
@@ -7025,16 +7226,11 @@
       <w:bookmarkEnd w:id="32"/>
     </w:p>
     <w:p/>
-    <w:p>
-      <w:pPr>
-        <w:pStyle w:val="ListParagraph"/>
-        <w:numPr>
-          <w:ilvl w:val="0"/>
-          <w:numId w:val="31"/>
-        </w:numPr>
-      </w:pPr>
-      <w:r>
-        <w:t>Abraham Silberschatz, Peter B. Galvin, Greg Gagne – Operating System Concepts – opis: udžbenik o procesima, memoriji i OS arhitekturama –</w:t>
+    <w:p/>
+    <w:p>
+      <w:bookmarkStart w:id="33" w:name="Literatura1"/>
+      <w:r>
+        <w:t>[1] Računarski fakultet, „Šta je operativni sistem?“, RAF,</w:t>
       </w:r>
       <w:r>
         <w:t xml:space="preserve"> </w:t>
@@ -7044,288 +7240,649 @@
           <w:rPr>
             <w:rStyle w:val="Hyperlink"/>
           </w:rPr>
-          <w:t>https://www.wiley.com/en-us/Operating+System+Concepts%2C+10th+Edition-p-9781119320913</w:t>
+          <w:t>RAF – Šta je</w:t>
+        </w:r>
+        <w:r>
+          <w:rPr>
+            <w:rStyle w:val="Hyperlink"/>
+          </w:rPr>
+          <w:t xml:space="preserve"> </w:t>
+        </w:r>
+        <w:r>
+          <w:rPr>
+            <w:rStyle w:val="Hyperlink"/>
+          </w:rPr>
+          <w:t>o</w:t>
+        </w:r>
+        <w:r>
+          <w:rPr>
+            <w:rStyle w:val="Hyperlink"/>
+          </w:rPr>
+          <w:t>p</w:t>
+        </w:r>
+        <w:r>
+          <w:rPr>
+            <w:rStyle w:val="Hyperlink"/>
+          </w:rPr>
+          <w:t>er</w:t>
+        </w:r>
+        <w:r>
+          <w:rPr>
+            <w:rStyle w:val="Hyperlink"/>
+          </w:rPr>
+          <w:t>a</w:t>
+        </w:r>
+        <w:r>
+          <w:rPr>
+            <w:rStyle w:val="Hyperlink"/>
+          </w:rPr>
+          <w:t>t</w:t>
+        </w:r>
+        <w:r>
+          <w:rPr>
+            <w:rStyle w:val="Hyperlink"/>
+          </w:rPr>
+          <w:t>ivn</w:t>
+        </w:r>
+        <w:r>
+          <w:rPr>
+            <w:rStyle w:val="Hyperlink"/>
+          </w:rPr>
+          <w:t>i</w:t>
+        </w:r>
+        <w:r>
+          <w:rPr>
+            <w:rStyle w:val="Hyperlink"/>
+          </w:rPr>
+          <w:t xml:space="preserve"> sistem?</w:t>
         </w:r>
       </w:hyperlink>
-      <w:r>
-        <w:t>– datum pristupa: 18.05.2026.</w:t>
-      </w:r>
-    </w:p>
+    </w:p>
+    <w:p>
+      <w:r>
+        <w:t>pristupljeno 1</w:t>
+      </w:r>
+      <w:r>
+        <w:t>8</w:t>
+      </w:r>
+      <w:r>
+        <w:t>.0</w:t>
+      </w:r>
+      <w:r>
+        <w:t>5</w:t>
+      </w:r>
+      <w:r>
+        <w:t>.2026</w:t>
+      </w:r>
+    </w:p>
+    <w:bookmarkEnd w:id="33"/>
     <w:p/>
     <w:p>
-      <w:pPr>
-        <w:pStyle w:val="ListParagraph"/>
-        <w:numPr>
-          <w:ilvl w:val="0"/>
-          <w:numId w:val="31"/>
-        </w:numPr>
-      </w:pPr>
-      <w:r>
-        <w:t>Andrew S. Tanenbaum – Modern Operating Systems – opis: arhitekture OS i IPC mehanizmi – https</w:t>
-      </w:r>
-      <w:r>
-        <w:t xml:space="preserve"> </w:t>
-      </w:r>
+      <w:bookmarkStart w:id="34" w:name="Literatura2"/>
+      <w:r>
+        <w:t>[2] GeeksforGeeks, „Layered Operating System“, dostupno na:</w:t>
+      </w:r>
+    </w:p>
+    <w:p>
       <w:hyperlink r:id="rId26" w:history="1">
         <w:r>
           <w:rPr>
             <w:rStyle w:val="Hyperlink"/>
           </w:rPr>
-          <w:t>https://www.pearson.com/en-us/subject-catalog/p/modern-operating-systems/P200000003295</w:t>
+          <w:t>https://www.geeksforgeeks.org/oper</w:t>
+        </w:r>
+        <w:r>
+          <w:rPr>
+            <w:rStyle w:val="Hyperlink"/>
+          </w:rPr>
+          <w:t>a</w:t>
+        </w:r>
+        <w:r>
+          <w:rPr>
+            <w:rStyle w:val="Hyperlink"/>
+          </w:rPr>
+          <w:t>ting-sy</w:t>
+        </w:r>
+        <w:r>
+          <w:rPr>
+            <w:rStyle w:val="Hyperlink"/>
+          </w:rPr>
+          <w:t>s</w:t>
+        </w:r>
+        <w:r>
+          <w:rPr>
+            <w:rStyle w:val="Hyperlink"/>
+          </w:rPr>
+          <w:t>tems/layered-operating-system/</w:t>
         </w:r>
       </w:hyperlink>
       <w:r>
-        <w:t xml:space="preserve"> </w:t>
-      </w:r>
-      <w:r>
-        <w:t>– datum pristupa: 18.05.2026.</w:t>
-      </w:r>
-    </w:p>
-    <w:p>
-      <w:pPr>
-        <w:pStyle w:val="ListParagraph"/>
-      </w:pPr>
-    </w:p>
-    <w:p>
-      <w:pPr>
-        <w:pStyle w:val="ListParagraph"/>
-        <w:numPr>
-          <w:ilvl w:val="0"/>
-          <w:numId w:val="31"/>
-        </w:numPr>
-      </w:pPr>
-      <w:r>
-        <w:t xml:space="preserve">. </w:t>
-      </w:r>
-      <w:r>
-        <w:t>William Stallings – Operating Systems: Internals and Design Principles – udžbenik koji objašnjava procese, upravljanje memorijom, raspoređivanje CPU-a i bezbednost operativnih sistema.</w:t>
-      </w:r>
-      <w:r>
-        <w:t xml:space="preserve"> </w:t>
-      </w:r>
+        <w:t>, datum pristupa: 1</w:t>
+      </w:r>
+      <w:r>
+        <w:t>8</w:t>
+      </w:r>
+      <w:r>
+        <w:t>.0</w:t>
+      </w:r>
+      <w:r>
+        <w:t>5</w:t>
+      </w:r>
+      <w:r>
+        <w:t>.2026.</w:t>
+      </w:r>
+    </w:p>
+    <w:bookmarkEnd w:id="34"/>
+    <w:p/>
+    <w:p>
+      <w:bookmarkStart w:id="35" w:name="Literatura3"/>
+      <w:r>
+        <w:t>[3] OpenStax, „Fundamental OS Concepts“, Introduction to Computer Science, dostupno na:</w:t>
+      </w:r>
+    </w:p>
+    <w:p>
       <w:hyperlink r:id="rId27" w:history="1">
         <w:r>
           <w:rPr>
             <w:rStyle w:val="Hyperlink"/>
           </w:rPr>
-          <w:t>https://www.pearson.com/en-us/subject-catalog/p/operating-systems-internals-and-design-principles/P200000003292</w:t>
+          <w:t>https://openstax.org/books/introdu</w:t>
+        </w:r>
+        <w:r>
+          <w:rPr>
+            <w:rStyle w:val="Hyperlink"/>
+          </w:rPr>
+          <w:t>c</w:t>
+        </w:r>
+        <w:r>
+          <w:rPr>
+            <w:rStyle w:val="Hyperlink"/>
+          </w:rPr>
+          <w:t>tion-comput</w:t>
+        </w:r>
+        <w:r>
+          <w:rPr>
+            <w:rStyle w:val="Hyperlink"/>
+          </w:rPr>
+          <w:t>e</w:t>
+        </w:r>
+        <w:r>
+          <w:rPr>
+            <w:rStyle w:val="Hyperlink"/>
+          </w:rPr>
+          <w:t>r-science/pages/6-2-fundamental-os-concepts</w:t>
         </w:r>
       </w:hyperlink>
       <w:r>
-        <w:br/>
-        <w:t>Datum pristupa: 18.05.2026.</w:t>
-      </w:r>
-    </w:p>
-    <w:p>
-      <w:pPr>
-        <w:pStyle w:val="ListParagraph"/>
-      </w:pPr>
-    </w:p>
-    <w:p>
-      <w:pPr>
-        <w:pStyle w:val="ListParagraph"/>
-      </w:pPr>
-    </w:p>
-    <w:p>
-      <w:pPr>
-        <w:pStyle w:val="ListParagraph"/>
-        <w:numPr>
-          <w:ilvl w:val="0"/>
-          <w:numId w:val="31"/>
-        </w:numPr>
-      </w:pPr>
-      <w:r>
-        <w:t xml:space="preserve">Matematički fakultet Univerziteta u Beogradu – Operativni sistemi skripta – </w:t>
-      </w:r>
+        <w:t xml:space="preserve"> </w:t>
+      </w:r>
+      <w:r>
+        <w:t>, datum pristupa: 1</w:t>
+      </w:r>
+      <w:r>
+        <w:t>8</w:t>
+      </w:r>
+      <w:r>
+        <w:t>.0</w:t>
+      </w:r>
+      <w:r>
+        <w:t>5</w:t>
+      </w:r>
+      <w:r>
+        <w:t>.2026</w:t>
+      </w:r>
+    </w:p>
+    <w:bookmarkEnd w:id="35"/>
+    <w:p/>
+    <w:p>
+      <w:bookmarkStart w:id="36" w:name="Literatura4"/>
+      <w:r>
+        <w:t xml:space="preserve">[4] Fakultet tehničkih nauka, Univerzitet u Novom Sadu, „Operativni sistemi“, dostupno na: </w:t>
+      </w:r>
+    </w:p>
+    <w:p>
       <w:hyperlink r:id="rId28" w:history="1">
         <w:r>
           <w:rPr>
             <w:rStyle w:val="Hyperlink"/>
           </w:rPr>
-          <w:t>https://matf.bg.ac.rs/files/operativni_sistemi_skripta.pdf</w:t>
+          <w:t>https://www.elektro</w:t>
+        </w:r>
+        <w:r>
+          <w:rPr>
+            <w:rStyle w:val="Hyperlink"/>
+          </w:rPr>
+          <w:t>n</w:t>
+        </w:r>
+        <w:r>
+          <w:rPr>
+            <w:rStyle w:val="Hyperlink"/>
+          </w:rPr>
+          <w:t>ika.ftn.uns.ac.rs/et-si</w:t>
+        </w:r>
+        <w:r>
+          <w:rPr>
+            <w:rStyle w:val="Hyperlink"/>
+          </w:rPr>
+          <w:t>s</w:t>
+        </w:r>
+        <w:r>
+          <w:rPr>
+            <w:rStyle w:val="Hyperlink"/>
+          </w:rPr>
+          <w:t>temi-za-rad-u-realnom-vremenu/wp-content/uploads/sites/142/2018/03/OS.pdf</w:t>
         </w:r>
       </w:hyperlink>
       <w:r>
-        <w:t xml:space="preserve"> – datum pristupa: 18.05.2026.</w:t>
-      </w:r>
-    </w:p>
-    <w:p>
-      <w:pPr>
-        <w:pStyle w:val="ListParagraph"/>
-      </w:pPr>
-    </w:p>
-    <w:p>
-      <w:pPr>
-        <w:pStyle w:val="ListParagraph"/>
-        <w:numPr>
-          <w:ilvl w:val="0"/>
-          <w:numId w:val="31"/>
-        </w:numPr>
-      </w:pPr>
-      <w:r>
-        <w:t xml:space="preserve">Fakultet tehničkih nauka Novi Sad – OS materijali – </w:t>
+        <w:t xml:space="preserve"> , </w:t>
+      </w:r>
+      <w:r>
+        <w:t>datum pristupa: 1</w:t>
+      </w:r>
+      <w:r>
+        <w:t>8</w:t>
+      </w:r>
+      <w:r>
+        <w:t>.0</w:t>
+      </w:r>
+      <w:r>
+        <w:t>5</w:t>
+      </w:r>
+      <w:r>
+        <w:t>.2026</w:t>
+      </w:r>
+    </w:p>
+    <w:bookmarkEnd w:id="36"/>
+    <w:p/>
+    <w:p>
+      <w:bookmarkStart w:id="37" w:name="Literatura5"/>
+      <w:r>
+        <w:t xml:space="preserve">[5] Fakultet tehničkih nauka, Univerzitet u Novom Sadu, „Procesi – interprocesna komunikacija (IPC)“, dostupno na: </w:t>
       </w:r>
       <w:hyperlink r:id="rId29" w:history="1">
         <w:r>
           <w:rPr>
             <w:rStyle w:val="Hyperlink"/>
           </w:rPr>
-          <w:t>https://ftn.uns.ac.rs/n160417/operativni-sistemi</w:t>
+          <w:t>https:</w:t>
+        </w:r>
+        <w:r>
+          <w:rPr>
+            <w:rStyle w:val="Hyperlink"/>
+          </w:rPr>
+          <w:t>/</w:t>
+        </w:r>
+        <w:r>
+          <w:rPr>
+            <w:rStyle w:val="Hyperlink"/>
+          </w:rPr>
+          <w:t>/w</w:t>
+        </w:r>
+        <w:r>
+          <w:rPr>
+            <w:rStyle w:val="Hyperlink"/>
+          </w:rPr>
+          <w:t>w</w:t>
+        </w:r>
+        <w:r>
+          <w:rPr>
+            <w:rStyle w:val="Hyperlink"/>
+          </w:rPr>
+          <w:t>w.elektronika.ftn.uns.ac.rs/et-sistemi-za-rad-u-realnom-vremenu/wp-content/uploads/sites/142/2018/03/procesi.pdf</w:t>
         </w:r>
       </w:hyperlink>
       <w:r>
-        <w:t xml:space="preserve"> – datum pristupa: 18.05.2026.</w:t>
-      </w:r>
-    </w:p>
-    <w:p>
-      <w:pPr>
-        <w:pStyle w:val="ListParagraph"/>
-      </w:pPr>
-    </w:p>
-    <w:p>
-      <w:pPr>
-        <w:pStyle w:val="ListParagraph"/>
-        <w:numPr>
-          <w:ilvl w:val="0"/>
-          <w:numId w:val="31"/>
-        </w:numPr>
-      </w:pPr>
-      <w:r>
-        <w:t xml:space="preserve">VTŠ Novi Sad – Procesi u OS – </w:t>
+        <w:t>, datum pristupa: 1</w:t>
+      </w:r>
+      <w:r>
+        <w:t>8</w:t>
+      </w:r>
+      <w:r>
+        <w:t>.0</w:t>
+      </w:r>
+      <w:r>
+        <w:t>5</w:t>
+      </w:r>
+      <w:r>
+        <w:t>.2026.</w:t>
+      </w:r>
+    </w:p>
+    <w:bookmarkEnd w:id="37"/>
+    <w:p/>
+    <w:p>
+      <w:bookmarkStart w:id="38" w:name="Literatura6"/>
+      <w:r>
+        <w:t xml:space="preserve">[6] Univerzitet u Novom Sadu, materijal o strukturi monolitnih operativnih sistema i Linux jezgru, dostupno na: </w:t>
       </w:r>
       <w:hyperlink r:id="rId30" w:history="1">
         <w:r>
           <w:rPr>
             <w:rStyle w:val="Hyperlink"/>
           </w:rPr>
-          <w:t>https://vtsns.edu.rs/wp-content/uploads/operativni-sistemi-procesi.pdf</w:t>
+          <w:t>https://www.cris.uns.ac.rs/DownloadFileServlet/Disertacija146459957918512.pdf?controlNumber=%28BISIS</w:t>
+        </w:r>
+        <w:r>
+          <w:rPr>
+            <w:rStyle w:val="Hyperlink"/>
+          </w:rPr>
+          <w:t>%</w:t>
+        </w:r>
+        <w:r>
+          <w:rPr>
+            <w:rStyle w:val="Hyperlink"/>
+          </w:rPr>
+          <w:t>29101093&amp;fileName=146459957918512.pdf&amp;id=5856&amp;licenseAccepted=true</w:t>
         </w:r>
       </w:hyperlink>
       <w:r>
-        <w:t xml:space="preserve"> – datum pristupa: 18.05.2026.</w:t>
-      </w:r>
-    </w:p>
-    <w:p>
-      <w:pPr>
-        <w:pStyle w:val="ListParagraph"/>
-      </w:pPr>
-    </w:p>
-    <w:p>
-      <w:pPr>
-        <w:pStyle w:val="ListParagraph"/>
-        <w:numPr>
-          <w:ilvl w:val="0"/>
-          <w:numId w:val="31"/>
-        </w:numPr>
-      </w:pPr>
-      <w:r>
-        <w:t xml:space="preserve">Elektronski fakultet Niš – Prekidi u OS – </w:t>
+        <w:t>, datum pristupa: 1</w:t>
+      </w:r>
+      <w:r>
+        <w:t>8</w:t>
+      </w:r>
+      <w:r>
+        <w:t>.0</w:t>
+      </w:r>
+      <w:r>
+        <w:t>5</w:t>
+      </w:r>
+      <w:r>
+        <w:t>.2026.</w:t>
+      </w:r>
+    </w:p>
+    <w:bookmarkEnd w:id="38"/>
+    <w:p/>
+    <w:p>
+      <w:bookmarkStart w:id="39" w:name="Literatura7"/>
+      <w:r>
+        <w:t xml:space="preserve">[7] Visoka poslovna škola strukovnih studija Novi Sad, „Operativni sistemi – Strukture operativnog sistema“, dostupno na: </w:t>
+      </w:r>
+      <w:r>
+        <w:fldChar w:fldCharType="begin"/>
+      </w:r>
+      <w:r>
+        <w:instrText>HYPERLINK "https://www.vps.ns.ac.rs/wp-content/uploads/2020/05/01_OS_Uvod.pdf"</w:instrText>
+      </w:r>
+      <w:r>
+        <w:fldChar w:fldCharType="separate"/>
+      </w:r>
+      <w:r>
+        <w:rPr>
+          <w:rStyle w:val="Hyperlink"/>
+        </w:rPr>
+        <w:t>https://www.vps.ns.ac.rs/wp-content/uploads/2020/05/</w:t>
+      </w:r>
+      <w:r>
+        <w:rPr>
+          <w:rStyle w:val="Hyperlink"/>
+        </w:rPr>
+        <w:t>0</w:t>
+      </w:r>
+      <w:r>
+        <w:rPr>
+          <w:rStyle w:val="Hyperlink"/>
+        </w:rPr>
+        <w:t>1_OS_Uvod.pdf</w:t>
+      </w:r>
+      <w:r>
+        <w:fldChar w:fldCharType="end"/>
+      </w:r>
+      <w:r>
+        <w:t xml:space="preserve"> </w:t>
+      </w:r>
+      <w:r>
+        <w:t>, dat</w:t>
+      </w:r>
+    </w:p>
+    <w:p>
+      <w:r>
+        <w:t>um pristupa: 1</w:t>
+      </w:r>
+      <w:r>
+        <w:t>8</w:t>
+      </w:r>
+      <w:r>
+        <w:t>.0</w:t>
+      </w:r>
+      <w:r>
+        <w:t>5</w:t>
+      </w:r>
+      <w:r>
+        <w:t>.2026.</w:t>
+      </w:r>
+    </w:p>
+    <w:p/>
+    <w:p>
+      <w:bookmarkStart w:id="40" w:name="Literatura8"/>
+      <w:bookmarkEnd w:id="39"/>
+      <w:r>
+        <w:t xml:space="preserve">[8] Visoka poslovna škola strukovnih studija Novi Sad, „Operativni sistemi – Strukture operativnog sistema: Mikrojezgro“, dostupno na: </w:t>
       </w:r>
       <w:hyperlink r:id="rId31" w:history="1">
         <w:r>
           <w:rPr>
             <w:rStyle w:val="Hyperlink"/>
           </w:rPr>
-          <w:t>https://elfak.ni.ac.rs/download/operativni_sistemi_prekidi.pdf</w:t>
+          <w:t>VPŠ No</w:t>
+        </w:r>
+        <w:r>
+          <w:rPr>
+            <w:rStyle w:val="Hyperlink"/>
+          </w:rPr>
+          <w:t>v</w:t>
+        </w:r>
+        <w:r>
+          <w:rPr>
+            <w:rStyle w:val="Hyperlink"/>
+          </w:rPr>
+          <w:t xml:space="preserve">i Sad – </w:t>
+        </w:r>
+        <w:r>
+          <w:rPr>
+            <w:rStyle w:val="Hyperlink"/>
+          </w:rPr>
+          <w:t>0</w:t>
+        </w:r>
+        <w:r>
+          <w:rPr>
+            <w:rStyle w:val="Hyperlink"/>
+          </w:rPr>
+          <w:t>1_OS_Uvod.pdf</w:t>
         </w:r>
       </w:hyperlink>
       <w:r>
-        <w:t xml:space="preserve"> – datum pristupa: 18.05.2026.</w:t>
-      </w:r>
-    </w:p>
-    <w:p>
-      <w:pPr>
-        <w:pStyle w:val="ListParagraph"/>
-      </w:pPr>
-    </w:p>
-    <w:p>
-      <w:pPr>
-        <w:pStyle w:val="ListParagraph"/>
-        <w:numPr>
-          <w:ilvl w:val="0"/>
-          <w:numId w:val="31"/>
-        </w:numPr>
-      </w:pPr>
-      <w:r>
-        <w:t xml:space="preserve">Maurice J. Bach – The Design of the UNIX Operating System – </w:t>
+        <w:t xml:space="preserve"> </w:t>
+      </w:r>
+      <w:r>
+        <w:t>, datum pristupa: 1</w:t>
+      </w:r>
+      <w:r>
+        <w:t>8</w:t>
+      </w:r>
+      <w:r>
+        <w:t>.0</w:t>
+      </w:r>
+      <w:r>
+        <w:t>5</w:t>
+      </w:r>
+      <w:r>
+        <w:t>.2026.</w:t>
+      </w:r>
+    </w:p>
+    <w:bookmarkEnd w:id="40"/>
+    <w:p/>
+    <w:p>
+      <w:bookmarkStart w:id="41" w:name="Literatura9"/>
+      <w:r>
+        <w:t xml:space="preserve">[9] Akademija tehničko-vaspitačkih strukovnih studija, Odsek Niš, „Arhitektura Windows Server OS“, dostupno na: </w:t>
       </w:r>
       <w:hyperlink r:id="rId32" w:history="1">
         <w:r>
           <w:rPr>
             <w:rStyle w:val="Hyperlink"/>
           </w:rPr>
-          <w:t>https://archive.org/details/designofunixoper00bach</w:t>
+          <w:t>PDF mat</w:t>
+        </w:r>
+        <w:r>
+          <w:rPr>
+            <w:rStyle w:val="Hyperlink"/>
+          </w:rPr>
+          <w:t>e</w:t>
+        </w:r>
+        <w:r>
+          <w:rPr>
+            <w:rStyle w:val="Hyperlink"/>
+          </w:rPr>
+          <w:t>rijal</w:t>
         </w:r>
       </w:hyperlink>
       <w:r>
-        <w:t xml:space="preserve"> – datum pristupa: 18.05.2026.</w:t>
+        <w:t>, datum pristupa: 1</w:t>
+      </w:r>
+      <w:r>
+        <w:t>8</w:t>
+      </w:r>
+      <w:r>
+        <w:t>.0</w:t>
+      </w:r>
+      <w:r>
+        <w:t>5</w:t>
+      </w:r>
+      <w:r>
+        <w:t>.2026.</w:t>
       </w:r>
     </w:p>
     <w:p/>
     <w:p>
-      <w:pPr>
-        <w:pStyle w:val="ListParagraph"/>
-        <w:numPr>
-          <w:ilvl w:val="0"/>
-          <w:numId w:val="31"/>
-        </w:numPr>
-      </w:pPr>
-      <w:r>
-        <w:t xml:space="preserve">Maurice J. Bach – The Design of the UNIX Operating System – </w:t>
+      <w:bookmarkStart w:id="42" w:name="Literatura10"/>
+      <w:bookmarkEnd w:id="41"/>
+      <w:r>
+        <w:t xml:space="preserve">[10] Univerzitet u Novom Sadu, „Linux operativni sistem – struktura i jezgro“, dostupno na: </w:t>
       </w:r>
       <w:hyperlink r:id="rId33" w:history="1">
         <w:r>
           <w:rPr>
             <w:rStyle w:val="Hyperlink"/>
           </w:rPr>
-          <w:t>https://archive.org/details/designofunixoper00bach</w:t>
+          <w:t>Univerzitet u Nov</w:t>
+        </w:r>
+        <w:r>
+          <w:rPr>
+            <w:rStyle w:val="Hyperlink"/>
+          </w:rPr>
+          <w:t>o</w:t>
+        </w:r>
+        <w:r>
+          <w:rPr>
+            <w:rStyle w:val="Hyperlink"/>
+          </w:rPr>
+          <w:t>m Sadu – PDF materijal</w:t>
         </w:r>
       </w:hyperlink>
       <w:r>
-        <w:t xml:space="preserve"> – datum pristupa: 18.05.2026.</w:t>
-      </w:r>
-    </w:p>
-    <w:p>
-      <w:pPr>
-        <w:pStyle w:val="ListParagraph"/>
-      </w:pPr>
-    </w:p>
-    <w:p>
-      <w:pPr>
-        <w:pStyle w:val="ListParagraph"/>
-        <w:numPr>
-          <w:ilvl w:val="0"/>
-          <w:numId w:val="31"/>
-        </w:numPr>
-      </w:pPr>
-      <w:r>
-        <w:t xml:space="preserve">Daniel P. Bovet, Marco Cesati – Understanding the Linux Kernel – </w:t>
+        <w:t>, datum pristupa: 1</w:t>
+      </w:r>
+      <w:r>
+        <w:t>8</w:t>
+      </w:r>
+      <w:r>
+        <w:t>.0</w:t>
+      </w:r>
+      <w:r>
+        <w:t>5</w:t>
+      </w:r>
+      <w:r>
+        <w:t>.2026.</w:t>
+      </w:r>
+    </w:p>
+    <w:bookmarkEnd w:id="42"/>
+    <w:p/>
+    <w:p>
+      <w:bookmarkStart w:id="43" w:name="Literatura11"/>
+      <w:r>
+        <w:t xml:space="preserve">[11] Microsoft, „User Mode and Kernel Mode“, Microsoft Learn, dostupno na: </w:t>
       </w:r>
       <w:hyperlink r:id="rId34" w:history="1">
         <w:r>
           <w:rPr>
             <w:rStyle w:val="Hyperlink"/>
           </w:rPr>
-          <w:t>https://www.oreilly.com/library/view/understanding-the-linux/0596002130/</w:t>
+          <w:t xml:space="preserve">Microsoft Learn – User </w:t>
+        </w:r>
+        <w:r>
+          <w:rPr>
+            <w:rStyle w:val="Hyperlink"/>
+          </w:rPr>
+          <w:t>M</w:t>
+        </w:r>
+        <w:r>
+          <w:rPr>
+            <w:rStyle w:val="Hyperlink"/>
+          </w:rPr>
+          <w:t>ode and Kernel Mode</w:t>
         </w:r>
       </w:hyperlink>
       <w:r>
-        <w:t xml:space="preserve"> – datum pristupa: 18.05.2026.</w:t>
-      </w:r>
-    </w:p>
+        <w:t>, datum pristupa: 1</w:t>
+      </w:r>
+      <w:r>
+        <w:t>8</w:t>
+      </w:r>
+      <w:r>
+        <w:t>.0</w:t>
+      </w:r>
+      <w:r>
+        <w:t>5</w:t>
+      </w:r>
+      <w:r>
+        <w:t>.2026.</w:t>
+      </w:r>
+    </w:p>
+    <w:bookmarkEnd w:id="43"/>
     <w:p/>
+    <w:p>
+      <w:bookmarkStart w:id="44" w:name="Literatura12"/>
+      <w:r>
+        <w:t xml:space="preserve">[12] Android Developers, „Processes and threads overview – Interprocess communication“, dostupno na: </w:t>
+      </w:r>
+      <w:hyperlink r:id="rId35" w:history="1">
+        <w:r>
+          <w:rPr>
+            <w:rStyle w:val="Hyperlink"/>
+          </w:rPr>
+          <w:t>Android Developers</w:t>
+        </w:r>
+        <w:r>
+          <w:rPr>
+            <w:rStyle w:val="Hyperlink"/>
+          </w:rPr>
+          <w:t xml:space="preserve"> </w:t>
+        </w:r>
+        <w:r>
+          <w:rPr>
+            <w:rStyle w:val="Hyperlink"/>
+          </w:rPr>
+          <w:t>– Processes and threads overview</w:t>
+        </w:r>
+      </w:hyperlink>
+      <w:r>
+        <w:t>, datum pristupa: 1</w:t>
+      </w:r>
+      <w:r>
+        <w:t>8</w:t>
+      </w:r>
+      <w:r>
+        <w:t>.0</w:t>
+      </w:r>
+      <w:r>
+        <w:t>5</w:t>
+      </w:r>
+      <w:r>
+        <w:t>.2026.</w:t>
+      </w:r>
+    </w:p>
     <w:p/>
-    <w:p/>
-    <w:p/>
-    <w:p/>
-    <w:p/>
-    <w:p/>
-    <w:p/>
-    <w:p/>
-    <w:p/>
-    <w:p/>
-    <w:p/>
-    <w:p/>
+    <w:bookmarkEnd w:id="44"/>
     <w:p/>
     <w:p/>
     <w:p/>
@@ -7333,7 +7890,7 @@
     <w:p/>
     <w:p/>
     <w:sectPr>
-      <w:footerReference w:type="default" r:id="rId35"/>
+      <w:footerReference w:type="default" r:id="rId36"/>
       <w:pgSz w:w="11906" w:h="16838"/>
       <w:pgMar w:top="1440" w:right="1440" w:bottom="1440" w:left="1440" w:header="708" w:footer="708" w:gutter="0"/>
       <w:pgNumType w:start="1"/>
@@ -12344,6 +12901,7 @@
   <w:style w:type="character" w:default="1" w:styleId="DefaultParagraphFont">
     <w:name w:val="Default Paragraph Font"/>
     <w:uiPriority w:val="1"/>
+    <w:semiHidden/>
     <w:unhideWhenUsed/>
   </w:style>
   <w:style w:type="table" w:default="1" w:styleId="TableNormal">

--- a/Bakic Nenad OS.docx
+++ b/Bakic Nenad OS.docx
@@ -463,16 +463,7 @@
     </w:p>
     <w:sdt>
       <w:sdtPr>
-        <w:rPr>
-          <w:rFonts w:ascii="Times New Roman" w:eastAsia="Times New Roman" w:hAnsi="Times New Roman" w:cs="Times New Roman"/>
-          <w:b w:val="0"/>
-          <w:bCs w:val="0"/>
-          <w:color w:val="auto"/>
-          <w:sz w:val="24"/>
-          <w:szCs w:val="24"/>
-          <w:lang w:eastAsia="en-GB"/>
-        </w:rPr>
-        <w:id w:val="-802613085"/>
+        <w:id w:val="-496961612"/>
         <w:docPartObj>
           <w:docPartGallery w:val="Table of Contents"/>
           <w:docPartUnique/>
@@ -480,7 +471,12 @@
       </w:sdtPr>
       <w:sdtEndPr>
         <w:rPr>
+          <w:rFonts w:ascii="Times New Roman" w:eastAsia="Times New Roman" w:hAnsi="Times New Roman" w:cs="Times New Roman"/>
           <w:noProof/>
+          <w:color w:val="auto"/>
+          <w:sz w:val="24"/>
+          <w:szCs w:val="24"/>
+          <w:lang w:eastAsia="en-GB"/>
         </w:rPr>
       </w:sdtEndPr>
       <w:sdtContent>
@@ -489,20 +485,20 @@
             <w:pStyle w:val="TOCHeading"/>
             <w:jc w:val="center"/>
             <w:rPr>
-              <w:color w:val="000000" w:themeColor="text1"/>
+              <w:rFonts w:ascii="Times New Roman" w:hAnsi="Times New Roman" w:cs="Times New Roman"/>
+              <w:color w:val="auto"/>
               <w:sz w:val="50"/>
               <w:szCs w:val="50"/>
             </w:rPr>
           </w:pPr>
           <w:r>
             <w:rPr>
-              <w:rFonts w:ascii="Times New Roman" w:eastAsia="Times New Roman" w:hAnsi="Times New Roman" w:cs="Times New Roman"/>
+              <w:rFonts w:ascii="Times New Roman" w:hAnsi="Times New Roman" w:cs="Times New Roman"/>
               <w:color w:val="auto"/>
               <w:sz w:val="50"/>
               <w:szCs w:val="50"/>
-              <w:lang w:eastAsia="en-GB"/>
             </w:rPr>
-            <w:t>Sadržaj:</w:t>
+            <w:t>Sdaržaj:</w:t>
           </w:r>
         </w:p>
         <w:p>
@@ -533,7 +529,7 @@
           <w:r>
             <w:fldChar w:fldCharType="separate"/>
           </w:r>
-          <w:hyperlink w:anchor="_Toc226557474" w:history="1">
+          <w:hyperlink w:anchor="_Toc240555528" w:history="1">
             <w:r>
               <w:rPr>
                 <w:rStyle w:val="Hyperlink"/>
@@ -583,7 +579,7 @@
                 <w:noProof/>
                 <w:webHidden/>
               </w:rPr>
-              <w:instrText xml:space="preserve"> PAGEREF _Toc226557474 \h </w:instrText>
+              <w:instrText xml:space="preserve"> PAGEREF _Toc240555528 \h </w:instrText>
             </w:r>
             <w:r>
               <w:rPr>
@@ -633,7 +629,7 @@
               <w14:ligatures w14:val="standardContextual"/>
             </w:rPr>
           </w:pPr>
-          <w:hyperlink w:anchor="_Toc226557475" w:history="1">
+          <w:hyperlink w:anchor="_Toc240555529" w:history="1">
             <w:r>
               <w:rPr>
                 <w:rStyle w:val="Hyperlink"/>
@@ -683,7 +679,7 @@
                 <w:noProof/>
                 <w:webHidden/>
               </w:rPr>
-              <w:instrText xml:space="preserve"> PAGEREF _Toc226557475 \h </w:instrText>
+              <w:instrText xml:space="preserve"> PAGEREF _Toc240555529 \h </w:instrText>
             </w:r>
             <w:r>
               <w:rPr>
@@ -733,7 +729,7 @@
               <w14:ligatures w14:val="standardContextual"/>
             </w:rPr>
           </w:pPr>
-          <w:hyperlink w:anchor="_Toc226557476" w:history="1">
+          <w:hyperlink w:anchor="_Toc240555530" w:history="1">
             <w:r>
               <w:rPr>
                 <w:rStyle w:val="Hyperlink"/>
@@ -783,7 +779,7 @@
                 <w:noProof/>
                 <w:webHidden/>
               </w:rPr>
-              <w:instrText xml:space="preserve"> PAGEREF _Toc226557476 \h </w:instrText>
+              <w:instrText xml:space="preserve"> PAGEREF _Toc240555530 \h </w:instrText>
             </w:r>
             <w:r>
               <w:rPr>
@@ -833,7 +829,7 @@
               <w14:ligatures w14:val="standardContextual"/>
             </w:rPr>
           </w:pPr>
-          <w:hyperlink w:anchor="_Toc226557477" w:history="1">
+          <w:hyperlink w:anchor="_Toc240555531" w:history="1">
             <w:r>
               <w:rPr>
                 <w:rStyle w:val="Hyperlink"/>
@@ -883,7 +879,7 @@
                 <w:noProof/>
                 <w:webHidden/>
               </w:rPr>
-              <w:instrText xml:space="preserve"> PAGEREF _Toc226557477 \h </w:instrText>
+              <w:instrText xml:space="preserve"> PAGEREF _Toc240555531 \h </w:instrText>
             </w:r>
             <w:r>
               <w:rPr>
@@ -933,7 +929,7 @@
               <w14:ligatures w14:val="standardContextual"/>
             </w:rPr>
           </w:pPr>
-          <w:hyperlink w:anchor="_Toc226557478" w:history="1">
+          <w:hyperlink w:anchor="_Toc240555532" w:history="1">
             <w:r>
               <w:rPr>
                 <w:rStyle w:val="Hyperlink"/>
@@ -983,7 +979,7 @@
                 <w:noProof/>
                 <w:webHidden/>
               </w:rPr>
-              <w:instrText xml:space="preserve"> PAGEREF _Toc226557478 \h </w:instrText>
+              <w:instrText xml:space="preserve"> PAGEREF _Toc240555532 \h </w:instrText>
             </w:r>
             <w:r>
               <w:rPr>
@@ -1033,7 +1029,7 @@
               <w14:ligatures w14:val="standardContextual"/>
             </w:rPr>
           </w:pPr>
-          <w:hyperlink w:anchor="_Toc226557479" w:history="1">
+          <w:hyperlink w:anchor="_Toc240555533" w:history="1">
             <w:r>
               <w:rPr>
                 <w:rStyle w:val="Hyperlink"/>
@@ -1083,7 +1079,7 @@
                 <w:noProof/>
                 <w:webHidden/>
               </w:rPr>
-              <w:instrText xml:space="preserve"> PAGEREF _Toc226557479 \h </w:instrText>
+              <w:instrText xml:space="preserve"> PAGEREF _Toc240555533 \h </w:instrText>
             </w:r>
             <w:r>
               <w:rPr>
@@ -1133,7 +1129,7 @@
               <w14:ligatures w14:val="standardContextual"/>
             </w:rPr>
           </w:pPr>
-          <w:hyperlink w:anchor="_Toc226557480" w:history="1">
+          <w:hyperlink w:anchor="_Toc240555534" w:history="1">
             <w:r>
               <w:rPr>
                 <w:rStyle w:val="Hyperlink"/>
@@ -1183,7 +1179,7 @@
                 <w:noProof/>
                 <w:webHidden/>
               </w:rPr>
-              <w:instrText xml:space="preserve"> PAGEREF _Toc226557480 \h </w:instrText>
+              <w:instrText xml:space="preserve"> PAGEREF _Toc240555534 \h </w:instrText>
             </w:r>
             <w:r>
               <w:rPr>
@@ -1233,7 +1229,7 @@
               <w14:ligatures w14:val="standardContextual"/>
             </w:rPr>
           </w:pPr>
-          <w:hyperlink w:anchor="_Toc226557481" w:history="1">
+          <w:hyperlink w:anchor="_Toc240555535" w:history="1">
             <w:r>
               <w:rPr>
                 <w:rStyle w:val="Hyperlink"/>
@@ -1283,7 +1279,7 @@
                 <w:noProof/>
                 <w:webHidden/>
               </w:rPr>
-              <w:instrText xml:space="preserve"> PAGEREF _Toc226557481 \h </w:instrText>
+              <w:instrText xml:space="preserve"> PAGEREF _Toc240555535 \h </w:instrText>
             </w:r>
             <w:r>
               <w:rPr>
@@ -1333,7 +1329,7 @@
               <w14:ligatures w14:val="standardContextual"/>
             </w:rPr>
           </w:pPr>
-          <w:hyperlink w:anchor="_Toc226557482" w:history="1">
+          <w:hyperlink w:anchor="_Toc240555536" w:history="1">
             <w:r>
               <w:rPr>
                 <w:rStyle w:val="Hyperlink"/>
@@ -1383,7 +1379,7 @@
                 <w:noProof/>
                 <w:webHidden/>
               </w:rPr>
-              <w:instrText xml:space="preserve"> PAGEREF _Toc226557482 \h </w:instrText>
+              <w:instrText xml:space="preserve"> PAGEREF _Toc240555536 \h </w:instrText>
             </w:r>
             <w:r>
               <w:rPr>
@@ -1433,7 +1429,7 @@
               <w14:ligatures w14:val="standardContextual"/>
             </w:rPr>
           </w:pPr>
-          <w:hyperlink w:anchor="_Toc226557483" w:history="1">
+          <w:hyperlink w:anchor="_Toc240555537" w:history="1">
             <w:r>
               <w:rPr>
                 <w:rStyle w:val="Hyperlink"/>
@@ -1483,7 +1479,7 @@
                 <w:noProof/>
                 <w:webHidden/>
               </w:rPr>
-              <w:instrText xml:space="preserve"> PAGEREF _Toc226557483 \h </w:instrText>
+              <w:instrText xml:space="preserve"> PAGEREF _Toc240555537 \h </w:instrText>
             </w:r>
             <w:r>
               <w:rPr>
@@ -1533,7 +1529,7 @@
               <w14:ligatures w14:val="standardContextual"/>
             </w:rPr>
           </w:pPr>
-          <w:hyperlink w:anchor="_Toc226557484" w:history="1">
+          <w:hyperlink w:anchor="_Toc240555538" w:history="1">
             <w:r>
               <w:rPr>
                 <w:rStyle w:val="Hyperlink"/>
@@ -1583,7 +1579,7 @@
                 <w:noProof/>
                 <w:webHidden/>
               </w:rPr>
-              <w:instrText xml:space="preserve"> PAGEREF _Toc226557484 \h </w:instrText>
+              <w:instrText xml:space="preserve"> PAGEREF _Toc240555538 \h </w:instrText>
             </w:r>
             <w:r>
               <w:rPr>
@@ -1633,7 +1629,7 @@
               <w14:ligatures w14:val="standardContextual"/>
             </w:rPr>
           </w:pPr>
-          <w:hyperlink w:anchor="_Toc226557485" w:history="1">
+          <w:hyperlink w:anchor="_Toc240555539" w:history="1">
             <w:r>
               <w:rPr>
                 <w:rStyle w:val="Hyperlink"/>
@@ -1683,7 +1679,7 @@
                 <w:noProof/>
                 <w:webHidden/>
               </w:rPr>
-              <w:instrText xml:space="preserve"> PAGEREF _Toc226557485 \h </w:instrText>
+              <w:instrText xml:space="preserve"> PAGEREF _Toc240555539 \h </w:instrText>
             </w:r>
             <w:r>
               <w:rPr>
@@ -1733,7 +1729,7 @@
               <w14:ligatures w14:val="standardContextual"/>
             </w:rPr>
           </w:pPr>
-          <w:hyperlink w:anchor="_Toc226557486" w:history="1">
+          <w:hyperlink w:anchor="_Toc240555540" w:history="1">
             <w:r>
               <w:rPr>
                 <w:rStyle w:val="Hyperlink"/>
@@ -1783,7 +1779,7 @@
                 <w:noProof/>
                 <w:webHidden/>
               </w:rPr>
-              <w:instrText xml:space="preserve"> PAGEREF _Toc226557486 \h </w:instrText>
+              <w:instrText xml:space="preserve"> PAGEREF _Toc240555540 \h </w:instrText>
             </w:r>
             <w:r>
               <w:rPr>
@@ -1833,7 +1829,7 @@
               <w14:ligatures w14:val="standardContextual"/>
             </w:rPr>
           </w:pPr>
-          <w:hyperlink w:anchor="_Toc226557487" w:history="1">
+          <w:hyperlink w:anchor="_Toc240555541" w:history="1">
             <w:r>
               <w:rPr>
                 <w:rStyle w:val="Hyperlink"/>
@@ -1883,7 +1879,7 @@
                 <w:noProof/>
                 <w:webHidden/>
               </w:rPr>
-              <w:instrText xml:space="preserve"> PAGEREF _Toc226557487 \h </w:instrText>
+              <w:instrText xml:space="preserve"> PAGEREF _Toc240555541 \h </w:instrText>
             </w:r>
             <w:r>
               <w:rPr>
@@ -1933,7 +1929,7 @@
               <w14:ligatures w14:val="standardContextual"/>
             </w:rPr>
           </w:pPr>
-          <w:hyperlink w:anchor="_Toc226557488" w:history="1">
+          <w:hyperlink w:anchor="_Toc240555542" w:history="1">
             <w:r>
               <w:rPr>
                 <w:rStyle w:val="Hyperlink"/>
@@ -1983,7 +1979,7 @@
                 <w:noProof/>
                 <w:webHidden/>
               </w:rPr>
-              <w:instrText xml:space="preserve"> PAGEREF _Toc226557488 \h </w:instrText>
+              <w:instrText xml:space="preserve"> PAGEREF _Toc240555542 \h </w:instrText>
             </w:r>
             <w:r>
               <w:rPr>
@@ -2033,7 +2029,7 @@
               <w14:ligatures w14:val="standardContextual"/>
             </w:rPr>
           </w:pPr>
-          <w:hyperlink w:anchor="_Toc226557489" w:history="1">
+          <w:hyperlink w:anchor="_Toc240555543" w:history="1">
             <w:r>
               <w:rPr>
                 <w:rStyle w:val="Hyperlink"/>
@@ -2083,7 +2079,7 @@
                 <w:noProof/>
                 <w:webHidden/>
               </w:rPr>
-              <w:instrText xml:space="preserve"> PAGEREF _Toc226557489 \h </w:instrText>
+              <w:instrText xml:space="preserve"> PAGEREF _Toc240555543 \h </w:instrText>
             </w:r>
             <w:r>
               <w:rPr>
@@ -2133,7 +2129,7 @@
               <w14:ligatures w14:val="standardContextual"/>
             </w:rPr>
           </w:pPr>
-          <w:hyperlink w:anchor="_Toc226557490" w:history="1">
+          <w:hyperlink w:anchor="_Toc240555544" w:history="1">
             <w:r>
               <w:rPr>
                 <w:rStyle w:val="Hyperlink"/>
@@ -2183,7 +2179,7 @@
                 <w:noProof/>
                 <w:webHidden/>
               </w:rPr>
-              <w:instrText xml:space="preserve"> PAGEREF _Toc226557490 \h </w:instrText>
+              <w:instrText xml:space="preserve"> PAGEREF _Toc240555544 \h </w:instrText>
             </w:r>
             <w:r>
               <w:rPr>
@@ -2233,7 +2229,7 @@
               <w14:ligatures w14:val="standardContextual"/>
             </w:rPr>
           </w:pPr>
-          <w:hyperlink w:anchor="_Toc226557491" w:history="1">
+          <w:hyperlink w:anchor="_Toc240555545" w:history="1">
             <w:r>
               <w:rPr>
                 <w:rStyle w:val="Hyperlink"/>
@@ -2283,7 +2279,7 @@
                 <w:noProof/>
                 <w:webHidden/>
               </w:rPr>
-              <w:instrText xml:space="preserve"> PAGEREF _Toc226557491 \h </w:instrText>
+              <w:instrText xml:space="preserve"> PAGEREF _Toc240555545 \h </w:instrText>
             </w:r>
             <w:r>
               <w:rPr>
@@ -2333,7 +2329,7 @@
               <w14:ligatures w14:val="standardContextual"/>
             </w:rPr>
           </w:pPr>
-          <w:hyperlink w:anchor="_Toc226557492" w:history="1">
+          <w:hyperlink w:anchor="_Toc240555546" w:history="1">
             <w:r>
               <w:rPr>
                 <w:rStyle w:val="Hyperlink"/>
@@ -2383,7 +2379,7 @@
                 <w:noProof/>
                 <w:webHidden/>
               </w:rPr>
-              <w:instrText xml:space="preserve"> PAGEREF _Toc226557492 \h </w:instrText>
+              <w:instrText xml:space="preserve"> PAGEREF _Toc240555546 \h </w:instrText>
             </w:r>
             <w:r>
               <w:rPr>
@@ -2433,7 +2429,7 @@
               <w14:ligatures w14:val="standardContextual"/>
             </w:rPr>
           </w:pPr>
-          <w:hyperlink w:anchor="_Toc226557493" w:history="1">
+          <w:hyperlink w:anchor="_Toc240555547" w:history="1">
             <w:r>
               <w:rPr>
                 <w:rStyle w:val="Hyperlink"/>
@@ -2483,7 +2479,7 @@
                 <w:noProof/>
                 <w:webHidden/>
               </w:rPr>
-              <w:instrText xml:space="preserve"> PAGEREF _Toc226557493 \h </w:instrText>
+              <w:instrText xml:space="preserve"> PAGEREF _Toc240555547 \h </w:instrText>
             </w:r>
             <w:r>
               <w:rPr>
@@ -2533,7 +2529,7 @@
               <w14:ligatures w14:val="standardContextual"/>
             </w:rPr>
           </w:pPr>
-          <w:hyperlink w:anchor="_Toc226557494" w:history="1">
+          <w:hyperlink w:anchor="_Toc240555548" w:history="1">
             <w:r>
               <w:rPr>
                 <w:rStyle w:val="Hyperlink"/>
@@ -2583,7 +2579,7 @@
                 <w:noProof/>
                 <w:webHidden/>
               </w:rPr>
-              <w:instrText xml:space="preserve"> PAGEREF _Toc226557494 \h </w:instrText>
+              <w:instrText xml:space="preserve"> PAGEREF _Toc240555548 \h </w:instrText>
             </w:r>
             <w:r>
               <w:rPr>
@@ -2633,7 +2629,7 @@
               <w14:ligatures w14:val="standardContextual"/>
             </w:rPr>
           </w:pPr>
-          <w:hyperlink w:anchor="_Toc226557495" w:history="1">
+          <w:hyperlink w:anchor="_Toc240555549" w:history="1">
             <w:r>
               <w:rPr>
                 <w:rStyle w:val="Hyperlink"/>
@@ -2693,7 +2689,7 @@
                 <w:noProof/>
                 <w:webHidden/>
               </w:rPr>
-              <w:instrText xml:space="preserve"> PAGEREF _Toc226557495 \h </w:instrText>
+              <w:instrText xml:space="preserve"> PAGEREF _Toc240555549 \h </w:instrText>
             </w:r>
             <w:r>
               <w:rPr>
@@ -2743,7 +2739,7 @@
               <w14:ligatures w14:val="standardContextual"/>
             </w:rPr>
           </w:pPr>
-          <w:hyperlink w:anchor="_Toc226557496" w:history="1">
+          <w:hyperlink w:anchor="_Toc240555550" w:history="1">
             <w:r>
               <w:rPr>
                 <w:rStyle w:val="Hyperlink"/>
@@ -2772,7 +2768,16 @@
                 <w:rFonts w:ascii="Times New Roman" w:hAnsi="Times New Roman"/>
                 <w:noProof/>
               </w:rPr>
-              <w:t>Kratak opis primenjenih alata i tehnologija</w:t>
+              <w:t>Tehnolo</w:t>
+            </w:r>
+            <w:r>
+              <w:rPr>
+                <w:rStyle w:val="Hyperlink"/>
+                <w:rFonts w:ascii="Times New Roman" w:hAnsi="Times New Roman"/>
+                <w:noProof/>
+                <w:lang w:val="sr-Latn-RS"/>
+              </w:rPr>
+              <w:t>ške osnove</w:t>
             </w:r>
             <w:r>
               <w:rPr>
@@ -2793,7 +2798,7 @@
                 <w:noProof/>
                 <w:webHidden/>
               </w:rPr>
-              <w:instrText xml:space="preserve"> PAGEREF _Toc226557496 \h </w:instrText>
+              <w:instrText xml:space="preserve"> PAGEREF _Toc240555550 \h </w:instrText>
             </w:r>
             <w:r>
               <w:rPr>
@@ -2843,7 +2848,7 @@
               <w14:ligatures w14:val="standardContextual"/>
             </w:rPr>
           </w:pPr>
-          <w:hyperlink w:anchor="_Toc226557497" w:history="1">
+          <w:hyperlink w:anchor="_Toc240555551" w:history="1">
             <w:r>
               <w:rPr>
                 <w:rStyle w:val="Hyperlink"/>
@@ -2893,7 +2898,7 @@
                 <w:noProof/>
                 <w:webHidden/>
               </w:rPr>
-              <w:instrText xml:space="preserve"> PAGEREF _Toc226557497 \h </w:instrText>
+              <w:instrText xml:space="preserve"> PAGEREF _Toc240555551 \h </w:instrText>
             </w:r>
             <w:r>
               <w:rPr>
@@ -2943,7 +2948,7 @@
               <w14:ligatures w14:val="standardContextual"/>
             </w:rPr>
           </w:pPr>
-          <w:hyperlink w:anchor="_Toc226557498" w:history="1">
+          <w:hyperlink w:anchor="_Toc240555552" w:history="1">
             <w:r>
               <w:rPr>
                 <w:rStyle w:val="Hyperlink"/>
@@ -2993,7 +2998,7 @@
                 <w:noProof/>
                 <w:webHidden/>
               </w:rPr>
-              <w:instrText xml:space="preserve"> PAGEREF _Toc226557498 \h </w:instrText>
+              <w:instrText xml:space="preserve"> PAGEREF _Toc240555552 \h </w:instrText>
             </w:r>
             <w:r>
               <w:rPr>
@@ -3043,7 +3048,7 @@
               <w14:ligatures w14:val="standardContextual"/>
             </w:rPr>
           </w:pPr>
-          <w:hyperlink w:anchor="_Toc226557499" w:history="1">
+          <w:hyperlink w:anchor="_Toc240555553" w:history="1">
             <w:r>
               <w:rPr>
                 <w:rStyle w:val="Hyperlink"/>
@@ -3093,7 +3098,7 @@
                 <w:noProof/>
                 <w:webHidden/>
               </w:rPr>
-              <w:instrText xml:space="preserve"> PAGEREF _Toc226557499 \h </w:instrText>
+              <w:instrText xml:space="preserve"> PAGEREF _Toc240555553 \h </w:instrText>
             </w:r>
             <w:r>
               <w:rPr>
@@ -3143,7 +3148,7 @@
               <w14:ligatures w14:val="standardContextual"/>
             </w:rPr>
           </w:pPr>
-          <w:hyperlink w:anchor="_Toc226557500" w:history="1">
+          <w:hyperlink w:anchor="_Toc240555554" w:history="1">
             <w:r>
               <w:rPr>
                 <w:rStyle w:val="Hyperlink"/>
@@ -3193,7 +3198,7 @@
                 <w:noProof/>
                 <w:webHidden/>
               </w:rPr>
-              <w:instrText xml:space="preserve"> PAGEREF _Toc226557500 \h </w:instrText>
+              <w:instrText xml:space="preserve"> PAGEREF _Toc240555554 \h </w:instrText>
             </w:r>
             <w:r>
               <w:rPr>
@@ -3243,7 +3248,7 @@
               <w14:ligatures w14:val="standardContextual"/>
             </w:rPr>
           </w:pPr>
-          <w:hyperlink w:anchor="_Toc226557501" w:history="1">
+          <w:hyperlink w:anchor="_Toc240555555" w:history="1">
             <w:r>
               <w:rPr>
                 <w:rStyle w:val="Hyperlink"/>
@@ -3293,7 +3298,7 @@
                 <w:noProof/>
                 <w:webHidden/>
               </w:rPr>
-              <w:instrText xml:space="preserve"> PAGEREF _Toc226557501 \h </w:instrText>
+              <w:instrText xml:space="preserve"> PAGEREF _Toc240555555 \h </w:instrText>
             </w:r>
             <w:r>
               <w:rPr>
@@ -3343,7 +3348,7 @@
               <w14:ligatures w14:val="standardContextual"/>
             </w:rPr>
           </w:pPr>
-          <w:hyperlink w:anchor="_Toc226557502" w:history="1">
+          <w:hyperlink w:anchor="_Toc240555556" w:history="1">
             <w:r>
               <w:rPr>
                 <w:rStyle w:val="Hyperlink"/>
@@ -3393,7 +3398,7 @@
                 <w:noProof/>
                 <w:webHidden/>
               </w:rPr>
-              <w:instrText xml:space="preserve"> PAGEREF _Toc226557502 \h </w:instrText>
+              <w:instrText xml:space="preserve"> PAGEREF _Toc240555556 \h </w:instrText>
             </w:r>
             <w:r>
               <w:rPr>
@@ -3443,7 +3448,7 @@
               <w14:ligatures w14:val="standardContextual"/>
             </w:rPr>
           </w:pPr>
-          <w:hyperlink w:anchor="_Toc226557503" w:history="1">
+          <w:hyperlink w:anchor="_Toc240555557" w:history="1">
             <w:r>
               <w:rPr>
                 <w:rStyle w:val="Hyperlink"/>
@@ -3493,7 +3498,7 @@
                 <w:noProof/>
                 <w:webHidden/>
               </w:rPr>
-              <w:instrText xml:space="preserve"> PAGEREF _Toc226557503 \h </w:instrText>
+              <w:instrText xml:space="preserve"> PAGEREF _Toc240555557 \h </w:instrText>
             </w:r>
             <w:r>
               <w:rPr>
@@ -3543,7 +3548,7 @@
               <w14:ligatures w14:val="standardContextual"/>
             </w:rPr>
           </w:pPr>
-          <w:hyperlink w:anchor="_Toc226557504" w:history="1">
+          <w:hyperlink w:anchor="_Toc240555558" w:history="1">
             <w:r>
               <w:rPr>
                 <w:rStyle w:val="Hyperlink"/>
@@ -3593,7 +3598,7 @@
                 <w:noProof/>
                 <w:webHidden/>
               </w:rPr>
-              <w:instrText xml:space="preserve"> PAGEREF _Toc226557504 \h </w:instrText>
+              <w:instrText xml:space="preserve"> PAGEREF _Toc240555558 \h </w:instrText>
             </w:r>
             <w:r>
               <w:rPr>
@@ -3643,7 +3648,7 @@
               <w14:ligatures w14:val="standardContextual"/>
             </w:rPr>
           </w:pPr>
-          <w:hyperlink w:anchor="_Toc226557505" w:history="1">
+          <w:hyperlink w:anchor="_Toc240555559" w:history="1">
             <w:r>
               <w:rPr>
                 <w:rStyle w:val="Hyperlink"/>
@@ -3693,7 +3698,7 @@
                 <w:noProof/>
                 <w:webHidden/>
               </w:rPr>
-              <w:instrText xml:space="preserve"> PAGEREF _Toc226557505 \h </w:instrText>
+              <w:instrText xml:space="preserve"> PAGEREF _Toc240555559 \h </w:instrText>
             </w:r>
             <w:r>
               <w:rPr>
@@ -3743,7 +3748,7 @@
               <w14:ligatures w14:val="standardContextual"/>
             </w:rPr>
           </w:pPr>
-          <w:hyperlink w:anchor="_Toc226557506" w:history="1">
+          <w:hyperlink w:anchor="_Toc240555560" w:history="1">
             <w:r>
               <w:rPr>
                 <w:rStyle w:val="Hyperlink"/>
@@ -3793,7 +3798,7 @@
                 <w:noProof/>
                 <w:webHidden/>
               </w:rPr>
-              <w:instrText xml:space="preserve"> PAGEREF _Toc226557506 \h </w:instrText>
+              <w:instrText xml:space="preserve"> PAGEREF _Toc240555560 \h </w:instrText>
             </w:r>
             <w:r>
               <w:rPr>
@@ -3880,7 +3885,7 @@
           <w:szCs w:val="28"/>
         </w:rPr>
       </w:pPr>
-      <w:bookmarkStart w:id="0" w:name="_Toc226557474"/>
+      <w:bookmarkStart w:id="0" w:name="_Toc240555528"/>
       <w:r>
         <w:rPr>
           <w:rFonts w:ascii="Times New Roman" w:hAnsi="Times New Roman" w:cs="Times New Roman"/>
@@ -3911,7 +3916,7 @@
           <w:szCs w:val="28"/>
         </w:rPr>
       </w:pPr>
-      <w:bookmarkStart w:id="1" w:name="_Toc226557475"/>
+      <w:bookmarkStart w:id="1" w:name="_Toc240555529"/>
       <w:r>
         <w:rPr>
           <w:rFonts w:ascii="Times New Roman" w:hAnsi="Times New Roman" w:cs="Times New Roman"/>
@@ -3943,7 +3948,7 @@
           <w:szCs w:val="28"/>
         </w:rPr>
       </w:pPr>
-      <w:bookmarkStart w:id="2" w:name="_Toc226557476"/>
+      <w:bookmarkStart w:id="2" w:name="_Toc240555530"/>
       <w:r>
         <w:rPr>
           <w:rFonts w:ascii="Times New Roman" w:hAnsi="Times New Roman" w:cs="Times New Roman"/>
@@ -3977,19 +3982,7 @@
           <w:rPr>
             <w:rStyle w:val="Hyperlink"/>
           </w:rPr>
-          <w:t>[</w:t>
-        </w:r>
-        <w:r>
-          <w:rPr>
-            <w:rStyle w:val="Hyperlink"/>
-          </w:rPr>
-          <w:t>1</w:t>
-        </w:r>
-        <w:r>
-          <w:rPr>
-            <w:rStyle w:val="Hyperlink"/>
-          </w:rPr>
-          <w:t>]</w:t>
+          <w:t>[1]</w:t>
         </w:r>
       </w:hyperlink>
     </w:p>
@@ -4011,7 +4004,7 @@
           <w:szCs w:val="28"/>
         </w:rPr>
       </w:pPr>
-      <w:bookmarkStart w:id="3" w:name="_Toc226557477"/>
+      <w:bookmarkStart w:id="3" w:name="_Toc240555531"/>
       <w:r>
         <w:rPr>
           <w:rFonts w:ascii="Times New Roman" w:hAnsi="Times New Roman" w:cs="Times New Roman"/>
@@ -4134,13 +4127,7 @@
           <w:rPr>
             <w:rStyle w:val="Hyperlink"/>
           </w:rPr>
-          <w:t>[2</w:t>
-        </w:r>
-        <w:r>
-          <w:rPr>
-            <w:rStyle w:val="Hyperlink"/>
-          </w:rPr>
-          <w:t>]</w:t>
+          <w:t>[2]</w:t>
         </w:r>
       </w:hyperlink>
     </w:p>
@@ -4162,7 +4149,7 @@
           <w:szCs w:val="28"/>
         </w:rPr>
       </w:pPr>
-      <w:bookmarkStart w:id="4" w:name="_Toc226557478"/>
+      <w:bookmarkStart w:id="4" w:name="_Toc240555532"/>
       <w:r>
         <w:rPr>
           <w:rFonts w:ascii="Times New Roman" w:hAnsi="Times New Roman" w:cs="Times New Roman"/>
@@ -4255,7 +4242,7 @@
           <w:szCs w:val="28"/>
         </w:rPr>
       </w:pPr>
-      <w:bookmarkStart w:id="5" w:name="_Toc226557479"/>
+      <w:bookmarkStart w:id="5" w:name="_Toc240555533"/>
       <w:r>
         <w:rPr>
           <w:rFonts w:ascii="Times New Roman" w:hAnsi="Times New Roman" w:cs="Times New Roman"/>
@@ -4325,13 +4312,7 @@
           <w:rPr>
             <w:rStyle w:val="Hyperlink"/>
           </w:rPr>
-          <w:t>[3</w:t>
-        </w:r>
-        <w:r>
-          <w:rPr>
-            <w:rStyle w:val="Hyperlink"/>
-          </w:rPr>
-          <w:t>]</w:t>
+          <w:t>[3]</w:t>
         </w:r>
       </w:hyperlink>
     </w:p>
@@ -4353,7 +4334,7 @@
           <w:szCs w:val="28"/>
         </w:rPr>
       </w:pPr>
-      <w:bookmarkStart w:id="6" w:name="_Toc226557480"/>
+      <w:bookmarkStart w:id="6" w:name="_Toc240555534"/>
       <w:r>
         <w:rPr>
           <w:rFonts w:ascii="Times New Roman" w:hAnsi="Times New Roman" w:cs="Times New Roman"/>
@@ -4384,7 +4365,7 @@
           <w:szCs w:val="28"/>
         </w:rPr>
       </w:pPr>
-      <w:bookmarkStart w:id="7" w:name="_Toc226557481"/>
+      <w:bookmarkStart w:id="7" w:name="_Toc240555535"/>
       <w:r>
         <w:rPr>
           <w:rFonts w:ascii="Times New Roman" w:hAnsi="Times New Roman" w:cs="Times New Roman"/>
@@ -4454,13 +4435,7 @@
           <w:rPr>
             <w:rStyle w:val="Hyperlink"/>
           </w:rPr>
-          <w:t>[4</w:t>
-        </w:r>
-        <w:r>
-          <w:rPr>
-            <w:rStyle w:val="Hyperlink"/>
-          </w:rPr>
-          <w:t>]</w:t>
+          <w:t>[4]</w:t>
         </w:r>
       </w:hyperlink>
     </w:p>
@@ -4482,7 +4457,7 @@
           <w:szCs w:val="28"/>
         </w:rPr>
       </w:pPr>
-      <w:bookmarkStart w:id="8" w:name="_Toc226557482"/>
+      <w:bookmarkStart w:id="8" w:name="_Toc240555536"/>
       <w:r>
         <w:rPr>
           <w:rFonts w:ascii="Times New Roman" w:hAnsi="Times New Roman" w:cs="Times New Roman"/>
@@ -4567,13 +4542,7 @@
           <w:rPr>
             <w:rStyle w:val="Hyperlink"/>
           </w:rPr>
-          <w:t>[5</w:t>
-        </w:r>
-        <w:r>
-          <w:rPr>
-            <w:rStyle w:val="Hyperlink"/>
-          </w:rPr>
-          <w:t>]</w:t>
+          <w:t>[5]</w:t>
         </w:r>
       </w:hyperlink>
     </w:p>
@@ -4595,7 +4564,7 @@
           <w:szCs w:val="28"/>
         </w:rPr>
       </w:pPr>
-      <w:bookmarkStart w:id="9" w:name="_Toc226557483"/>
+      <w:bookmarkStart w:id="9" w:name="_Toc240555537"/>
       <w:r>
         <w:rPr>
           <w:rFonts w:ascii="Times New Roman" w:hAnsi="Times New Roman" w:cs="Times New Roman"/>
@@ -4671,7 +4640,7 @@
           <w:szCs w:val="28"/>
         </w:rPr>
       </w:pPr>
-      <w:bookmarkStart w:id="10" w:name="_Toc226557484"/>
+      <w:bookmarkStart w:id="10" w:name="_Toc240555538"/>
       <w:r>
         <w:rPr>
           <w:rFonts w:ascii="Times New Roman" w:hAnsi="Times New Roman" w:cs="Times New Roman"/>
@@ -4715,7 +4684,7 @@
           <w:szCs w:val="28"/>
         </w:rPr>
       </w:pPr>
-      <w:bookmarkStart w:id="11" w:name="_Toc226557485"/>
+      <w:bookmarkStart w:id="11" w:name="_Toc240555539"/>
       <w:r>
         <w:rPr>
           <w:rFonts w:ascii="Times New Roman" w:hAnsi="Times New Roman" w:cs="Times New Roman"/>
@@ -4746,7 +4715,7 @@
           <w:szCs w:val="28"/>
         </w:rPr>
       </w:pPr>
-      <w:bookmarkStart w:id="12" w:name="_Toc226557486"/>
+      <w:bookmarkStart w:id="12" w:name="_Toc240555540"/>
       <w:r>
         <w:rPr>
           <w:rFonts w:ascii="Times New Roman" w:hAnsi="Times New Roman" w:cs="Times New Roman"/>
@@ -4818,13 +4787,7 @@
           <w:rPr>
             <w:rStyle w:val="Hyperlink"/>
           </w:rPr>
-          <w:t>[6</w:t>
-        </w:r>
-        <w:r>
-          <w:rPr>
-            <w:rStyle w:val="Hyperlink"/>
-          </w:rPr>
-          <w:t>]</w:t>
+          <w:t>[6]</w:t>
         </w:r>
       </w:hyperlink>
     </w:p>
@@ -4845,7 +4808,7 @@
           <w:szCs w:val="28"/>
         </w:rPr>
       </w:pPr>
-      <w:bookmarkStart w:id="13" w:name="_Toc226557487"/>
+      <w:bookmarkStart w:id="13" w:name="_Toc240555541"/>
       <w:r>
         <w:rPr>
           <w:rFonts w:ascii="Times New Roman" w:hAnsi="Times New Roman" w:cs="Times New Roman"/>
@@ -4885,19 +4848,7 @@
           <w:rPr>
             <w:rStyle w:val="Hyperlink"/>
           </w:rPr>
-          <w:t>[</w:t>
-        </w:r>
-        <w:r>
-          <w:rPr>
-            <w:rStyle w:val="Hyperlink"/>
-          </w:rPr>
-          <w:t>7</w:t>
-        </w:r>
-        <w:r>
-          <w:rPr>
-            <w:rStyle w:val="Hyperlink"/>
-          </w:rPr>
-          <w:t>]</w:t>
+          <w:t>[7]</w:t>
         </w:r>
       </w:hyperlink>
     </w:p>
@@ -4919,7 +4870,7 @@
           <w:szCs w:val="28"/>
         </w:rPr>
       </w:pPr>
-      <w:bookmarkStart w:id="14" w:name="_Toc226557488"/>
+      <w:bookmarkStart w:id="14" w:name="_Toc240555542"/>
       <w:r>
         <w:rPr>
           <w:rFonts w:ascii="Times New Roman" w:hAnsi="Times New Roman" w:cs="Times New Roman"/>
@@ -4991,13 +4942,7 @@
           <w:rPr>
             <w:rStyle w:val="Hyperlink"/>
           </w:rPr>
-          <w:t>[8</w:t>
-        </w:r>
-        <w:r>
-          <w:rPr>
-            <w:rStyle w:val="Hyperlink"/>
-          </w:rPr>
-          <w:t>]</w:t>
+          <w:t>[8]</w:t>
         </w:r>
       </w:hyperlink>
     </w:p>
@@ -5019,7 +4964,7 @@
           <w:szCs w:val="28"/>
         </w:rPr>
       </w:pPr>
-      <w:bookmarkStart w:id="15" w:name="_Toc226557489"/>
+      <w:bookmarkStart w:id="15" w:name="_Toc240555543"/>
       <w:r>
         <w:rPr>
           <w:rFonts w:ascii="Times New Roman" w:hAnsi="Times New Roman" w:cs="Times New Roman"/>
@@ -5053,13 +4998,7 @@
           <w:rPr>
             <w:rStyle w:val="Hyperlink"/>
           </w:rPr>
-          <w:t>[9</w:t>
-        </w:r>
-        <w:r>
-          <w:rPr>
-            <w:rStyle w:val="Hyperlink"/>
-          </w:rPr>
-          <w:t>]</w:t>
+          <w:t>[9]</w:t>
         </w:r>
       </w:hyperlink>
     </w:p>
@@ -5081,7 +5020,7 @@
           <w:szCs w:val="28"/>
         </w:rPr>
       </w:pPr>
-      <w:bookmarkStart w:id="16" w:name="_Toc226557490"/>
+      <w:bookmarkStart w:id="16" w:name="_Toc240555544"/>
       <w:r>
         <w:rPr>
           <w:rFonts w:ascii="Times New Roman" w:hAnsi="Times New Roman" w:cs="Times New Roman"/>
@@ -5112,7 +5051,7 @@
           <w:szCs w:val="28"/>
         </w:rPr>
       </w:pPr>
-      <w:bookmarkStart w:id="17" w:name="_Toc226557491"/>
+      <w:bookmarkStart w:id="17" w:name="_Toc240555545"/>
       <w:r>
         <w:rPr>
           <w:rFonts w:ascii="Times New Roman" w:hAnsi="Times New Roman" w:cs="Times New Roman"/>
@@ -5180,19 +5119,7 @@
           <w:rPr>
             <w:rStyle w:val="Hyperlink"/>
           </w:rPr>
-          <w:t>[1</w:t>
-        </w:r>
-        <w:r>
-          <w:rPr>
-            <w:rStyle w:val="Hyperlink"/>
-          </w:rPr>
-          <w:t>0</w:t>
-        </w:r>
-        <w:r>
-          <w:rPr>
-            <w:rStyle w:val="Hyperlink"/>
-          </w:rPr>
-          <w:t>]</w:t>
+          <w:t>[10]</w:t>
         </w:r>
       </w:hyperlink>
     </w:p>
@@ -5214,7 +5141,7 @@
           <w:szCs w:val="28"/>
         </w:rPr>
       </w:pPr>
-      <w:bookmarkStart w:id="18" w:name="_Toc226557492"/>
+      <w:bookmarkStart w:id="18" w:name="_Toc240555546"/>
       <w:r>
         <w:rPr>
           <w:rFonts w:ascii="Times New Roman" w:hAnsi="Times New Roman" w:cs="Times New Roman"/>
@@ -5314,19 +5241,7 @@
           <w:rPr>
             <w:rStyle w:val="Hyperlink"/>
           </w:rPr>
-          <w:t>[1</w:t>
-        </w:r>
-        <w:r>
-          <w:rPr>
-            <w:rStyle w:val="Hyperlink"/>
-          </w:rPr>
-          <w:t>1</w:t>
-        </w:r>
-        <w:r>
-          <w:rPr>
-            <w:rStyle w:val="Hyperlink"/>
-          </w:rPr>
-          <w:t>]</w:t>
+          <w:t>[11]</w:t>
         </w:r>
       </w:hyperlink>
     </w:p>
@@ -5348,7 +5263,7 @@
           <w:szCs w:val="28"/>
         </w:rPr>
       </w:pPr>
-      <w:bookmarkStart w:id="19" w:name="_Toc226557493"/>
+      <w:bookmarkStart w:id="19" w:name="_Toc240555547"/>
       <w:r>
         <w:rPr>
           <w:rFonts w:ascii="Times New Roman" w:hAnsi="Times New Roman" w:cs="Times New Roman"/>
@@ -5473,7 +5388,7 @@
           <w:szCs w:val="28"/>
         </w:rPr>
       </w:pPr>
-      <w:bookmarkStart w:id="20" w:name="_Toc226557494"/>
+      <w:bookmarkStart w:id="20" w:name="_Toc240555548"/>
       <w:r>
         <w:rPr>
           <w:rFonts w:ascii="Times New Roman" w:hAnsi="Times New Roman" w:cs="Times New Roman"/>
@@ -5536,19 +5451,7 @@
           <w:rPr>
             <w:rStyle w:val="Hyperlink"/>
           </w:rPr>
-          <w:t>[1</w:t>
-        </w:r>
-        <w:r>
-          <w:rPr>
-            <w:rStyle w:val="Hyperlink"/>
-          </w:rPr>
-          <w:t>2</w:t>
-        </w:r>
-        <w:r>
-          <w:rPr>
-            <w:rStyle w:val="Hyperlink"/>
-          </w:rPr>
-          <w:t>]</w:t>
+          <w:t>[12]</w:t>
         </w:r>
       </w:hyperlink>
     </w:p>
@@ -5573,7 +5476,7 @@
           <w:lang w:val="sr-Latn-RS"/>
         </w:rPr>
       </w:pPr>
-      <w:bookmarkStart w:id="21" w:name="_Toc226557495"/>
+      <w:bookmarkStart w:id="21" w:name="_Toc240555549"/>
       <w:r>
         <w:rPr>
           <w:rFonts w:ascii="Times New Roman" w:hAnsi="Times New Roman" w:cs="Times New Roman"/>
@@ -6184,7 +6087,7 @@
           <w:szCs w:val="28"/>
         </w:rPr>
       </w:pPr>
-      <w:bookmarkStart w:id="22" w:name="_Toc226557496"/>
+      <w:bookmarkStart w:id="22" w:name="_Toc240555550"/>
       <w:r>
         <w:rPr>
           <w:rFonts w:ascii="Times New Roman" w:hAnsi="Times New Roman" w:cs="Times New Roman"/>
@@ -6195,7 +6098,19 @@
           <w:szCs w:val="28"/>
         </w:rPr>
         <w:lastRenderedPageBreak/>
-        <w:t>Kratak opis primenjenih alata i tehnologija</w:t>
+        <w:t>Tehnolo</w:t>
+      </w:r>
+      <w:r>
+        <w:rPr>
+          <w:rFonts w:ascii="Times New Roman" w:hAnsi="Times New Roman" w:cs="Times New Roman"/>
+          <w:b/>
+          <w:bCs/>
+          <w:color w:val="auto"/>
+          <w:sz w:val="28"/>
+          <w:szCs w:val="28"/>
+          <w:lang w:val="sr-Latn-RS"/>
+        </w:rPr>
+        <w:t>ške osnove</w:t>
       </w:r>
       <w:bookmarkEnd w:id="22"/>
     </w:p>
@@ -6259,7 +6174,7 @@
           <w:szCs w:val="28"/>
         </w:rPr>
       </w:pPr>
-      <w:bookmarkStart w:id="23" w:name="_Toc226557497"/>
+      <w:bookmarkStart w:id="23" w:name="_Toc240555551"/>
       <w:r>
         <w:rPr>
           <w:rFonts w:ascii="Times New Roman" w:hAnsi="Times New Roman" w:cs="Times New Roman"/>
@@ -6296,7 +6211,7 @@
           <w:szCs w:val="28"/>
         </w:rPr>
       </w:pPr>
-      <w:bookmarkStart w:id="24" w:name="_Toc226557498"/>
+      <w:bookmarkStart w:id="24" w:name="_Toc240555552"/>
       <w:r>
         <w:rPr>
           <w:rFonts w:ascii="Times New Roman" w:hAnsi="Times New Roman" w:cs="Times New Roman"/>
@@ -6388,7 +6303,7 @@
           <w:szCs w:val="28"/>
         </w:rPr>
       </w:pPr>
-      <w:bookmarkStart w:id="25" w:name="_Toc226557499"/>
+      <w:bookmarkStart w:id="25" w:name="_Toc240555553"/>
       <w:r>
         <w:rPr>
           <w:rFonts w:ascii="Times New Roman" w:hAnsi="Times New Roman" w:cs="Times New Roman"/>
@@ -6484,7 +6399,7 @@
           <w:szCs w:val="28"/>
         </w:rPr>
       </w:pPr>
-      <w:bookmarkStart w:id="26" w:name="_Toc226557500"/>
+      <w:bookmarkStart w:id="26" w:name="_Toc240555554"/>
       <w:r>
         <w:rPr>
           <w:rFonts w:ascii="Times New Roman" w:hAnsi="Times New Roman" w:cs="Times New Roman"/>
@@ -6588,7 +6503,7 @@
           <w:szCs w:val="28"/>
         </w:rPr>
       </w:pPr>
-      <w:bookmarkStart w:id="27" w:name="_Toc226557501"/>
+      <w:bookmarkStart w:id="27" w:name="_Toc240555555"/>
       <w:r>
         <w:rPr>
           <w:rFonts w:ascii="Times New Roman" w:hAnsi="Times New Roman" w:cs="Times New Roman"/>
@@ -6695,7 +6610,7 @@
           <w:szCs w:val="28"/>
         </w:rPr>
       </w:pPr>
-      <w:bookmarkStart w:id="28" w:name="_Toc226557502"/>
+      <w:bookmarkStart w:id="28" w:name="_Toc240555556"/>
       <w:r>
         <w:rPr>
           <w:rFonts w:ascii="Times New Roman" w:hAnsi="Times New Roman" w:cs="Times New Roman"/>
@@ -6814,7 +6729,7 @@
           <w:szCs w:val="28"/>
         </w:rPr>
       </w:pPr>
-      <w:bookmarkStart w:id="29" w:name="_Toc226557503"/>
+      <w:bookmarkStart w:id="29" w:name="_Toc240555557"/>
       <w:r>
         <w:rPr>
           <w:rFonts w:ascii="Times New Roman" w:hAnsi="Times New Roman" w:cs="Times New Roman"/>
@@ -6922,7 +6837,7 @@
           <w:szCs w:val="28"/>
         </w:rPr>
       </w:pPr>
-      <w:bookmarkStart w:id="30" w:name="_Toc226557504"/>
+      <w:bookmarkStart w:id="30" w:name="_Toc240555558"/>
       <w:r>
         <w:rPr>
           <w:rFonts w:ascii="Times New Roman" w:hAnsi="Times New Roman" w:cs="Times New Roman"/>
@@ -7154,7 +7069,7 @@
           <w:szCs w:val="28"/>
         </w:rPr>
       </w:pPr>
-      <w:bookmarkStart w:id="31" w:name="_Toc226557505"/>
+      <w:bookmarkStart w:id="31" w:name="_Toc240555559"/>
       <w:r>
         <w:rPr>
           <w:rFonts w:ascii="Times New Roman" w:hAnsi="Times New Roman" w:cs="Times New Roman"/>
@@ -7211,7 +7126,7 @@
           <w:szCs w:val="28"/>
         </w:rPr>
       </w:pPr>
-      <w:bookmarkStart w:id="32" w:name="_Toc226557506"/>
+      <w:bookmarkStart w:id="32" w:name="_Toc240555560"/>
       <w:r>
         <w:rPr>
           <w:rFonts w:ascii="Times New Roman" w:hAnsi="Times New Roman" w:cs="Times New Roman"/>
@@ -7240,61 +7155,7 @@
           <w:rPr>
             <w:rStyle w:val="Hyperlink"/>
           </w:rPr>
-          <w:t>RAF – Šta je</w:t>
-        </w:r>
-        <w:r>
-          <w:rPr>
-            <w:rStyle w:val="Hyperlink"/>
-          </w:rPr>
-          <w:t xml:space="preserve"> </w:t>
-        </w:r>
-        <w:r>
-          <w:rPr>
-            <w:rStyle w:val="Hyperlink"/>
-          </w:rPr>
-          <w:t>o</w:t>
-        </w:r>
-        <w:r>
-          <w:rPr>
-            <w:rStyle w:val="Hyperlink"/>
-          </w:rPr>
-          <w:t>p</w:t>
-        </w:r>
-        <w:r>
-          <w:rPr>
-            <w:rStyle w:val="Hyperlink"/>
-          </w:rPr>
-          <w:t>er</w:t>
-        </w:r>
-        <w:r>
-          <w:rPr>
-            <w:rStyle w:val="Hyperlink"/>
-          </w:rPr>
-          <w:t>a</w:t>
-        </w:r>
-        <w:r>
-          <w:rPr>
-            <w:rStyle w:val="Hyperlink"/>
-          </w:rPr>
-          <w:t>t</w:t>
-        </w:r>
-        <w:r>
-          <w:rPr>
-            <w:rStyle w:val="Hyperlink"/>
-          </w:rPr>
-          <w:t>ivn</w:t>
-        </w:r>
-        <w:r>
-          <w:rPr>
-            <w:rStyle w:val="Hyperlink"/>
-          </w:rPr>
-          <w:t>i</w:t>
-        </w:r>
-        <w:r>
-          <w:rPr>
-            <w:rStyle w:val="Hyperlink"/>
-          </w:rPr>
-          <w:t xml:space="preserve"> sistem?</w:t>
+          <w:t>RAF – Šta je operativni sistem?</w:t>
         </w:r>
       </w:hyperlink>
     </w:p>
@@ -7329,31 +7190,7 @@
           <w:rPr>
             <w:rStyle w:val="Hyperlink"/>
           </w:rPr>
-          <w:t>https://www.geeksforgeeks.org/oper</w:t>
-        </w:r>
-        <w:r>
-          <w:rPr>
-            <w:rStyle w:val="Hyperlink"/>
-          </w:rPr>
-          <w:t>a</w:t>
-        </w:r>
-        <w:r>
-          <w:rPr>
-            <w:rStyle w:val="Hyperlink"/>
-          </w:rPr>
-          <w:t>ting-sy</w:t>
-        </w:r>
-        <w:r>
-          <w:rPr>
-            <w:rStyle w:val="Hyperlink"/>
-          </w:rPr>
-          <w:t>s</w:t>
-        </w:r>
-        <w:r>
-          <w:rPr>
-            <w:rStyle w:val="Hyperlink"/>
-          </w:rPr>
-          <w:t>tems/layered-operating-system/</w:t>
+          <w:t>https://www.geeksforgeeks.org/operating-systems/layered-operating-system/</w:t>
         </w:r>
       </w:hyperlink>
       <w:r>
@@ -7386,31 +7223,7 @@
           <w:rPr>
             <w:rStyle w:val="Hyperlink"/>
           </w:rPr>
-          <w:t>https://openstax.org/books/introdu</w:t>
-        </w:r>
-        <w:r>
-          <w:rPr>
-            <w:rStyle w:val="Hyperlink"/>
-          </w:rPr>
-          <w:t>c</w:t>
-        </w:r>
-        <w:r>
-          <w:rPr>
-            <w:rStyle w:val="Hyperlink"/>
-          </w:rPr>
-          <w:t>tion-comput</w:t>
-        </w:r>
-        <w:r>
-          <w:rPr>
-            <w:rStyle w:val="Hyperlink"/>
-          </w:rPr>
-          <w:t>e</w:t>
-        </w:r>
-        <w:r>
-          <w:rPr>
-            <w:rStyle w:val="Hyperlink"/>
-          </w:rPr>
-          <w:t>r-science/pages/6-2-fundamental-os-concepts</w:t>
+          <w:t>https://openstax.org/books/introduction-computer-science/pages/6-2-fundamental-os-concepts</w:t>
         </w:r>
       </w:hyperlink>
       <w:r>
@@ -7446,31 +7259,7 @@
           <w:rPr>
             <w:rStyle w:val="Hyperlink"/>
           </w:rPr>
-          <w:t>https://www.elektro</w:t>
-        </w:r>
-        <w:r>
-          <w:rPr>
-            <w:rStyle w:val="Hyperlink"/>
-          </w:rPr>
-          <w:t>n</w:t>
-        </w:r>
-        <w:r>
-          <w:rPr>
-            <w:rStyle w:val="Hyperlink"/>
-          </w:rPr>
-          <w:t>ika.ftn.uns.ac.rs/et-si</w:t>
-        </w:r>
-        <w:r>
-          <w:rPr>
-            <w:rStyle w:val="Hyperlink"/>
-          </w:rPr>
-          <w:t>s</w:t>
-        </w:r>
-        <w:r>
-          <w:rPr>
-            <w:rStyle w:val="Hyperlink"/>
-          </w:rPr>
-          <w:t>temi-za-rad-u-realnom-vremenu/wp-content/uploads/sites/142/2018/03/OS.pdf</w:t>
+          <w:t>https://www.elektronika.ftn.uns.ac.rs/et-sistemi-za-rad-u-realnom-vremenu/wp-content/uploads/sites/142/2018/03/OS.pdf</w:t>
         </w:r>
       </w:hyperlink>
       <w:r>
@@ -7504,31 +7293,7 @@
           <w:rPr>
             <w:rStyle w:val="Hyperlink"/>
           </w:rPr>
-          <w:t>https:</w:t>
-        </w:r>
-        <w:r>
-          <w:rPr>
-            <w:rStyle w:val="Hyperlink"/>
-          </w:rPr>
-          <w:t>/</w:t>
-        </w:r>
-        <w:r>
-          <w:rPr>
-            <w:rStyle w:val="Hyperlink"/>
-          </w:rPr>
-          <w:t>/w</w:t>
-        </w:r>
-        <w:r>
-          <w:rPr>
-            <w:rStyle w:val="Hyperlink"/>
-          </w:rPr>
-          <w:t>w</w:t>
-        </w:r>
-        <w:r>
-          <w:rPr>
-            <w:rStyle w:val="Hyperlink"/>
-          </w:rPr>
-          <w:t>w.elektronika.ftn.uns.ac.rs/et-sistemi-za-rad-u-realnom-vremenu/wp-content/uploads/sites/142/2018/03/procesi.pdf</w:t>
+          <w:t>https://www.elektronika.ftn.uns.ac.rs/et-sistemi-za-rad-u-realnom-vremenu/wp-content/uploads/sites/142/2018/03/procesi.pdf</w:t>
         </w:r>
       </w:hyperlink>
       <w:r>
@@ -7559,19 +7324,7 @@
           <w:rPr>
             <w:rStyle w:val="Hyperlink"/>
           </w:rPr>
-          <w:t>https://www.cris.uns.ac.rs/DownloadFileServlet/Disertacija146459957918512.pdf?controlNumber=%28BISIS</w:t>
-        </w:r>
-        <w:r>
-          <w:rPr>
-            <w:rStyle w:val="Hyperlink"/>
-          </w:rPr>
-          <w:t>%</w:t>
-        </w:r>
-        <w:r>
-          <w:rPr>
-            <w:rStyle w:val="Hyperlink"/>
-          </w:rPr>
-          <w:t>29101093&amp;fileName=146459957918512.pdf&amp;id=5856&amp;licenseAccepted=true</w:t>
+          <w:t>https://www.cris.uns.ac.rs/DownloadFileServlet/Disertacija146459957918512.pdf?controlNumber=%28BISIS%29101093&amp;fileName=146459957918512.pdf&amp;id=5856&amp;licenseAccepted=true</w:t>
         </w:r>
       </w:hyperlink>
       <w:r>
@@ -7596,105 +7349,25 @@
       <w:bookmarkStart w:id="39" w:name="Literatura7"/>
       <w:r>
         <w:t xml:space="preserve">[7] Visoka poslovna škola strukovnih studija Novi Sad, „Operativni sistemi – Strukture operativnog sistema“, dostupno na: </w:t>
-      </w:r>
-      <w:r>
-        <w:fldChar w:fldCharType="begin"/>
-      </w:r>
-      <w:r>
-        <w:instrText>HYPERLINK "https://www.vps.ns.ac.rs/wp-content/uploads/2020/05/01_OS_Uvod.pdf"</w:instrText>
-      </w:r>
-      <w:r>
-        <w:fldChar w:fldCharType="separate"/>
-      </w:r>
-      <w:r>
-        <w:rPr>
-          <w:rStyle w:val="Hyperlink"/>
-        </w:rPr>
-        <w:t>https://www.vps.ns.ac.rs/wp-content/uploads/2020/05/</w:t>
-      </w:r>
-      <w:r>
-        <w:rPr>
-          <w:rStyle w:val="Hyperlink"/>
-        </w:rPr>
-        <w:t>0</w:t>
-      </w:r>
-      <w:r>
-        <w:rPr>
-          <w:rStyle w:val="Hyperlink"/>
-        </w:rPr>
-        <w:t>1_OS_Uvod.pdf</w:t>
-      </w:r>
-      <w:r>
-        <w:fldChar w:fldCharType="end"/>
-      </w:r>
-      <w:r>
-        <w:t xml:space="preserve"> </w:t>
-      </w:r>
-      <w:r>
-        <w:t>, dat</w:t>
-      </w:r>
-    </w:p>
-    <w:p>
-      <w:r>
-        <w:t>um pristupa: 1</w:t>
-      </w:r>
-      <w:r>
-        <w:t>8</w:t>
-      </w:r>
-      <w:r>
-        <w:t>.0</w:t>
-      </w:r>
-      <w:r>
-        <w:t>5</w:t>
-      </w:r>
-      <w:r>
-        <w:t>.2026.</w:t>
-      </w:r>
-    </w:p>
-    <w:p/>
-    <w:p>
-      <w:bookmarkStart w:id="40" w:name="Literatura8"/>
-      <w:bookmarkEnd w:id="39"/>
-      <w:r>
-        <w:t xml:space="preserve">[8] Visoka poslovna škola strukovnih studija Novi Sad, „Operativni sistemi – Strukture operativnog sistema: Mikrojezgro“, dostupno na: </w:t>
       </w:r>
       <w:hyperlink r:id="rId31" w:history="1">
         <w:r>
           <w:rPr>
             <w:rStyle w:val="Hyperlink"/>
           </w:rPr>
-          <w:t>VPŠ No</w:t>
-        </w:r>
-        <w:r>
-          <w:rPr>
-            <w:rStyle w:val="Hyperlink"/>
-          </w:rPr>
-          <w:t>v</w:t>
-        </w:r>
-        <w:r>
-          <w:rPr>
-            <w:rStyle w:val="Hyperlink"/>
-          </w:rPr>
-          <w:t xml:space="preserve">i Sad – </w:t>
-        </w:r>
-        <w:r>
-          <w:rPr>
-            <w:rStyle w:val="Hyperlink"/>
-          </w:rPr>
-          <w:t>0</w:t>
-        </w:r>
-        <w:r>
-          <w:rPr>
-            <w:rStyle w:val="Hyperlink"/>
-          </w:rPr>
-          <w:t>1_OS_Uvod.pdf</w:t>
+          <w:t>https://www.vps.ns.ac.rs/wp-content/uploads/2020/05/01_OS_Uvod.pdf</w:t>
         </w:r>
       </w:hyperlink>
       <w:r>
         <w:t xml:space="preserve"> </w:t>
       </w:r>
       <w:r>
-        <w:t>, datum pristupa: 1</w:t>
+        <w:t>, dat</w:t>
+      </w:r>
+    </w:p>
+    <w:p>
+      <w:r>
+        <w:t>um pristupa: 1</w:t>
       </w:r>
       <w:r>
         <w:t>8</w:t>
@@ -7709,34 +7382,25 @@
         <w:t>.2026.</w:t>
       </w:r>
     </w:p>
-    <w:bookmarkEnd w:id="40"/>
     <w:p/>
     <w:p>
-      <w:bookmarkStart w:id="41" w:name="Literatura9"/>
-      <w:r>
-        <w:t xml:space="preserve">[9] Akademija tehničko-vaspitačkih strukovnih studija, Odsek Niš, „Arhitektura Windows Server OS“, dostupno na: </w:t>
+      <w:bookmarkStart w:id="40" w:name="Literatura8"/>
+      <w:bookmarkEnd w:id="39"/>
+      <w:r>
+        <w:t xml:space="preserve">[8] Visoka poslovna škola strukovnih studija Novi Sad, „Operativni sistemi – Strukture operativnog sistema: Mikrojezgro“, dostupno na: </w:t>
       </w:r>
       <w:hyperlink r:id="rId32" w:history="1">
         <w:r>
           <w:rPr>
             <w:rStyle w:val="Hyperlink"/>
           </w:rPr>
-          <w:t>PDF mat</w:t>
-        </w:r>
-        <w:r>
-          <w:rPr>
-            <w:rStyle w:val="Hyperlink"/>
-          </w:rPr>
-          <w:t>e</w:t>
-        </w:r>
-        <w:r>
-          <w:rPr>
-            <w:rStyle w:val="Hyperlink"/>
-          </w:rPr>
-          <w:t>rijal</w:t>
+          <w:t>VPŠ Novi Sad – 01_OS_Uvod.pdf</w:t>
         </w:r>
       </w:hyperlink>
       <w:r>
+        <w:t xml:space="preserve"> </w:t>
+      </w:r>
+      <w:r>
         <w:t>, datum pristupa: 1</w:t>
       </w:r>
       <w:r>
@@ -7752,31 +7416,19 @@
         <w:t>.2026.</w:t>
       </w:r>
     </w:p>
+    <w:bookmarkEnd w:id="40"/>
     <w:p/>
     <w:p>
-      <w:bookmarkStart w:id="42" w:name="Literatura10"/>
-      <w:bookmarkEnd w:id="41"/>
-      <w:r>
-        <w:t xml:space="preserve">[10] Univerzitet u Novom Sadu, „Linux operativni sistem – struktura i jezgro“, dostupno na: </w:t>
+      <w:bookmarkStart w:id="41" w:name="Literatura9"/>
+      <w:r>
+        <w:t xml:space="preserve">[9] Akademija tehničko-vaspitačkih strukovnih studija, Odsek Niš, „Arhitektura Windows Server OS“, dostupno na: </w:t>
       </w:r>
       <w:hyperlink r:id="rId33" w:history="1">
         <w:r>
           <w:rPr>
             <w:rStyle w:val="Hyperlink"/>
           </w:rPr>
-          <w:t>Univerzitet u Nov</w:t>
-        </w:r>
-        <w:r>
-          <w:rPr>
-            <w:rStyle w:val="Hyperlink"/>
-          </w:rPr>
-          <w:t>o</w:t>
-        </w:r>
-        <w:r>
-          <w:rPr>
-            <w:rStyle w:val="Hyperlink"/>
-          </w:rPr>
-          <w:t>m Sadu – PDF materijal</w:t>
+          <w:t>PDF materijal</w:t>
         </w:r>
       </w:hyperlink>
       <w:r>
@@ -7795,31 +7447,19 @@
         <w:t>.2026.</w:t>
       </w:r>
     </w:p>
-    <w:bookmarkEnd w:id="42"/>
     <w:p/>
     <w:p>
-      <w:bookmarkStart w:id="43" w:name="Literatura11"/>
-      <w:r>
-        <w:t xml:space="preserve">[11] Microsoft, „User Mode and Kernel Mode“, Microsoft Learn, dostupno na: </w:t>
+      <w:bookmarkStart w:id="42" w:name="Literatura10"/>
+      <w:bookmarkEnd w:id="41"/>
+      <w:r>
+        <w:t xml:space="preserve">[10] Univerzitet u Novom Sadu, „Linux operativni sistem – struktura i jezgro“, dostupno na: </w:t>
       </w:r>
       <w:hyperlink r:id="rId34" w:history="1">
         <w:r>
           <w:rPr>
             <w:rStyle w:val="Hyperlink"/>
           </w:rPr>
-          <w:t xml:space="preserve">Microsoft Learn – User </w:t>
-        </w:r>
-        <w:r>
-          <w:rPr>
-            <w:rStyle w:val="Hyperlink"/>
-          </w:rPr>
-          <w:t>M</w:t>
-        </w:r>
-        <w:r>
-          <w:rPr>
-            <w:rStyle w:val="Hyperlink"/>
-          </w:rPr>
-          <w:t>ode and Kernel Mode</w:t>
+          <w:t>Univerzitet u Novom Sadu – PDF materijal</w:t>
         </w:r>
       </w:hyperlink>
       <w:r>
@@ -7838,31 +7478,50 @@
         <w:t>.2026.</w:t>
       </w:r>
     </w:p>
-    <w:bookmarkEnd w:id="43"/>
+    <w:bookmarkEnd w:id="42"/>
     <w:p/>
     <w:p>
-      <w:bookmarkStart w:id="44" w:name="Literatura12"/>
-      <w:r>
-        <w:t xml:space="preserve">[12] Android Developers, „Processes and threads overview – Interprocess communication“, dostupno na: </w:t>
+      <w:bookmarkStart w:id="43" w:name="Literatura11"/>
+      <w:r>
+        <w:t xml:space="preserve">[11] Microsoft, „User Mode and Kernel Mode“, Microsoft Learn, dostupno na: </w:t>
       </w:r>
       <w:hyperlink r:id="rId35" w:history="1">
         <w:r>
           <w:rPr>
             <w:rStyle w:val="Hyperlink"/>
           </w:rPr>
-          <w:t>Android Developers</w:t>
+          <w:t>Microsoft Learn – User Mode and Kernel Mode</w:t>
         </w:r>
+      </w:hyperlink>
+      <w:r>
+        <w:t>, datum pristupa: 1</w:t>
+      </w:r>
+      <w:r>
+        <w:t>8</w:t>
+      </w:r>
+      <w:r>
+        <w:t>.0</w:t>
+      </w:r>
+      <w:r>
+        <w:t>5</w:t>
+      </w:r>
+      <w:r>
+        <w:t>.2026.</w:t>
+      </w:r>
+    </w:p>
+    <w:bookmarkEnd w:id="43"/>
+    <w:p/>
+    <w:p>
+      <w:bookmarkStart w:id="44" w:name="Literatura12"/>
+      <w:r>
+        <w:t xml:space="preserve">[12] Android Developers, „Processes and threads overview – Interprocess communication“, dostupno na: </w:t>
+      </w:r>
+      <w:hyperlink r:id="rId36" w:history="1">
         <w:r>
           <w:rPr>
             <w:rStyle w:val="Hyperlink"/>
           </w:rPr>
-          <w:t xml:space="preserve"> </w:t>
-        </w:r>
-        <w:r>
-          <w:rPr>
-            <w:rStyle w:val="Hyperlink"/>
-          </w:rPr>
-          <w:t>– Processes and threads overview</w:t>
+          <w:t>Android Developers – Processes and threads overview</w:t>
         </w:r>
       </w:hyperlink>
       <w:r>
@@ -7890,7 +7549,7 @@
     <w:p/>
     <w:p/>
     <w:sectPr>
-      <w:footerReference w:type="default" r:id="rId36"/>
+      <w:footerReference w:type="default" r:id="rId37"/>
       <w:pgSz w:w="11906" w:h="16838"/>
       <w:pgMar w:top="1440" w:right="1440" w:bottom="1440" w:left="1440" w:header="708" w:footer="708" w:gutter="0"/>
       <w:pgNumType w:start="1"/>

--- a/Bakic Nenad OS.docx
+++ b/Bakic Nenad OS.docx
@@ -463,6 +463,15 @@
     </w:p>
     <w:sdt>
       <w:sdtPr>
+        <w:rPr>
+          <w:rFonts w:ascii="Times New Roman" w:eastAsia="Times New Roman" w:hAnsi="Times New Roman" w:cs="Times New Roman"/>
+          <w:b w:val="0"/>
+          <w:bCs w:val="0"/>
+          <w:color w:val="auto"/>
+          <w:sz w:val="24"/>
+          <w:szCs w:val="24"/>
+          <w:lang w:eastAsia="en-GB"/>
+        </w:rPr>
         <w:id w:val="-496961612"/>
         <w:docPartObj>
           <w:docPartGallery w:val="Table of Contents"/>
@@ -471,12 +480,7 @@
       </w:sdtPr>
       <w:sdtEndPr>
         <w:rPr>
-          <w:rFonts w:ascii="Times New Roman" w:eastAsia="Times New Roman" w:hAnsi="Times New Roman" w:cs="Times New Roman"/>
           <w:noProof/>
-          <w:color w:val="auto"/>
-          <w:sz w:val="24"/>
-          <w:szCs w:val="24"/>
-          <w:lang w:eastAsia="en-GB"/>
         </w:rPr>
       </w:sdtEndPr>
       <w:sdtContent>
@@ -498,8 +502,15 @@
               <w:sz w:val="50"/>
               <w:szCs w:val="50"/>
             </w:rPr>
-            <w:t>Sdaržaj:</w:t>
+            <w:t>Sadržaj:</w:t>
           </w:r>
+        </w:p>
+        <w:p>
+          <w:pPr>
+            <w:rPr>
+              <w:lang w:val="sr-Latn-RS" w:eastAsia="en-US"/>
+            </w:rPr>
+          </w:pPr>
         </w:p>
         <w:p>
           <w:pPr>

--- a/Bakic Nenad OS.docx
+++ b/Bakic Nenad OS.docx
@@ -463,16 +463,7 @@
     </w:p>
     <w:sdt>
       <w:sdtPr>
-        <w:rPr>
-          <w:rFonts w:ascii="Times New Roman" w:eastAsia="Times New Roman" w:hAnsi="Times New Roman" w:cs="Times New Roman"/>
-          <w:b w:val="0"/>
-          <w:bCs w:val="0"/>
-          <w:color w:val="auto"/>
-          <w:sz w:val="24"/>
-          <w:szCs w:val="24"/>
-          <w:lang w:eastAsia="en-GB"/>
-        </w:rPr>
-        <w:id w:val="-496961612"/>
+        <w:id w:val="-2030711786"/>
         <w:docPartObj>
           <w:docPartGallery w:val="Table of Contents"/>
           <w:docPartUnique/>
@@ -480,7 +471,12 @@
       </w:sdtPr>
       <w:sdtEndPr>
         <w:rPr>
+          <w:rFonts w:ascii="Times New Roman" w:eastAsia="Times New Roman" w:hAnsi="Times New Roman" w:cs="Times New Roman"/>
           <w:noProof/>
+          <w:color w:val="auto"/>
+          <w:sz w:val="24"/>
+          <w:szCs w:val="24"/>
+          <w:lang w:eastAsia="en-GB"/>
         </w:rPr>
       </w:sdtEndPr>
       <w:sdtContent>
@@ -490,7 +486,7 @@
             <w:jc w:val="center"/>
             <w:rPr>
               <w:rFonts w:ascii="Times New Roman" w:hAnsi="Times New Roman" w:cs="Times New Roman"/>
-              <w:color w:val="auto"/>
+              <w:color w:val="000000" w:themeColor="text1"/>
               <w:sz w:val="50"/>
               <w:szCs w:val="50"/>
             </w:rPr>
@@ -498,19 +494,12 @@
           <w:r>
             <w:rPr>
               <w:rFonts w:ascii="Times New Roman" w:hAnsi="Times New Roman" w:cs="Times New Roman"/>
-              <w:color w:val="auto"/>
+              <w:color w:val="000000" w:themeColor="text1"/>
               <w:sz w:val="50"/>
               <w:szCs w:val="50"/>
             </w:rPr>
             <w:t>Sadržaj:</w:t>
           </w:r>
-        </w:p>
-        <w:p>
-          <w:pPr>
-            <w:rPr>
-              <w:lang w:val="sr-Latn-RS" w:eastAsia="en-US"/>
-            </w:rPr>
-          </w:pPr>
         </w:p>
         <w:p>
           <w:pPr>
@@ -540,7 +529,7 @@
           <w:r>
             <w:fldChar w:fldCharType="separate"/>
           </w:r>
-          <w:hyperlink w:anchor="_Toc240555528" w:history="1">
+          <w:hyperlink w:anchor="_Toc240559452" w:history="1">
             <w:r>
               <w:rPr>
                 <w:rStyle w:val="Hyperlink"/>
@@ -590,7 +579,7 @@
                 <w:noProof/>
                 <w:webHidden/>
               </w:rPr>
-              <w:instrText xml:space="preserve"> PAGEREF _Toc240555528 \h </w:instrText>
+              <w:instrText xml:space="preserve"> PAGEREF _Toc240559452 \h </w:instrText>
             </w:r>
             <w:r>
               <w:rPr>
@@ -640,7 +629,7 @@
               <w14:ligatures w14:val="standardContextual"/>
             </w:rPr>
           </w:pPr>
-          <w:hyperlink w:anchor="_Toc240555529" w:history="1">
+          <w:hyperlink w:anchor="_Toc240559453" w:history="1">
             <w:r>
               <w:rPr>
                 <w:rStyle w:val="Hyperlink"/>
@@ -690,7 +679,7 @@
                 <w:noProof/>
                 <w:webHidden/>
               </w:rPr>
-              <w:instrText xml:space="preserve"> PAGEREF _Toc240555529 \h </w:instrText>
+              <w:instrText xml:space="preserve"> PAGEREF _Toc240559453 \h </w:instrText>
             </w:r>
             <w:r>
               <w:rPr>
@@ -740,7 +729,7 @@
               <w14:ligatures w14:val="standardContextual"/>
             </w:rPr>
           </w:pPr>
-          <w:hyperlink w:anchor="_Toc240555530" w:history="1">
+          <w:hyperlink w:anchor="_Toc240559454" w:history="1">
             <w:r>
               <w:rPr>
                 <w:rStyle w:val="Hyperlink"/>
@@ -790,7 +779,7 @@
                 <w:noProof/>
                 <w:webHidden/>
               </w:rPr>
-              <w:instrText xml:space="preserve"> PAGEREF _Toc240555530 \h </w:instrText>
+              <w:instrText xml:space="preserve"> PAGEREF _Toc240559454 \h </w:instrText>
             </w:r>
             <w:r>
               <w:rPr>
@@ -840,7 +829,7 @@
               <w14:ligatures w14:val="standardContextual"/>
             </w:rPr>
           </w:pPr>
-          <w:hyperlink w:anchor="_Toc240555531" w:history="1">
+          <w:hyperlink w:anchor="_Toc240559455" w:history="1">
             <w:r>
               <w:rPr>
                 <w:rStyle w:val="Hyperlink"/>
@@ -890,7 +879,7 @@
                 <w:noProof/>
                 <w:webHidden/>
               </w:rPr>
-              <w:instrText xml:space="preserve"> PAGEREF _Toc240555531 \h </w:instrText>
+              <w:instrText xml:space="preserve"> PAGEREF _Toc240559455 \h </w:instrText>
             </w:r>
             <w:r>
               <w:rPr>
@@ -940,7 +929,7 @@
               <w14:ligatures w14:val="standardContextual"/>
             </w:rPr>
           </w:pPr>
-          <w:hyperlink w:anchor="_Toc240555532" w:history="1">
+          <w:hyperlink w:anchor="_Toc240559456" w:history="1">
             <w:r>
               <w:rPr>
                 <w:rStyle w:val="Hyperlink"/>
@@ -990,7 +979,7 @@
                 <w:noProof/>
                 <w:webHidden/>
               </w:rPr>
-              <w:instrText xml:space="preserve"> PAGEREF _Toc240555532 \h </w:instrText>
+              <w:instrText xml:space="preserve"> PAGEREF _Toc240559456 \h </w:instrText>
             </w:r>
             <w:r>
               <w:rPr>
@@ -1040,7 +1029,7 @@
               <w14:ligatures w14:val="standardContextual"/>
             </w:rPr>
           </w:pPr>
-          <w:hyperlink w:anchor="_Toc240555533" w:history="1">
+          <w:hyperlink w:anchor="_Toc240559457" w:history="1">
             <w:r>
               <w:rPr>
                 <w:rStyle w:val="Hyperlink"/>
@@ -1090,7 +1079,7 @@
                 <w:noProof/>
                 <w:webHidden/>
               </w:rPr>
-              <w:instrText xml:space="preserve"> PAGEREF _Toc240555533 \h </w:instrText>
+              <w:instrText xml:space="preserve"> PAGEREF _Toc240559457 \h </w:instrText>
             </w:r>
             <w:r>
               <w:rPr>
@@ -1140,7 +1129,7 @@
               <w14:ligatures w14:val="standardContextual"/>
             </w:rPr>
           </w:pPr>
-          <w:hyperlink w:anchor="_Toc240555534" w:history="1">
+          <w:hyperlink w:anchor="_Toc240559458" w:history="1">
             <w:r>
               <w:rPr>
                 <w:rStyle w:val="Hyperlink"/>
@@ -1169,7 +1158,16 @@
                 <w:rFonts w:ascii="Times New Roman" w:hAnsi="Times New Roman"/>
                 <w:noProof/>
               </w:rPr>
-              <w:t>Mehanizmi komunikacije između slojeva</w:t>
+              <w:t>Tehnolo</w:t>
+            </w:r>
+            <w:r>
+              <w:rPr>
+                <w:rStyle w:val="Hyperlink"/>
+                <w:rFonts w:ascii="Times New Roman" w:hAnsi="Times New Roman"/>
+                <w:noProof/>
+                <w:lang w:val="sr-Latn-RS"/>
+              </w:rPr>
+              <w:t>ške osnove</w:t>
             </w:r>
             <w:r>
               <w:rPr>
@@ -1190,7 +1188,7 @@
                 <w:noProof/>
                 <w:webHidden/>
               </w:rPr>
-              <w:instrText xml:space="preserve"> PAGEREF _Toc240555534 \h </w:instrText>
+              <w:instrText xml:space="preserve"> PAGEREF _Toc240559458 \h </w:instrText>
             </w:r>
             <w:r>
               <w:rPr>
@@ -1240,7 +1238,7 @@
               <w14:ligatures w14:val="standardContextual"/>
             </w:rPr>
           </w:pPr>
-          <w:hyperlink w:anchor="_Toc240555535" w:history="1">
+          <w:hyperlink w:anchor="_Toc240559459" w:history="1">
             <w:r>
               <w:rPr>
                 <w:rStyle w:val="Hyperlink"/>
@@ -1290,7 +1288,7 @@
                 <w:noProof/>
                 <w:webHidden/>
               </w:rPr>
-              <w:instrText xml:space="preserve"> PAGEREF _Toc240555535 \h </w:instrText>
+              <w:instrText xml:space="preserve"> PAGEREF _Toc240559459 \h </w:instrText>
             </w:r>
             <w:r>
               <w:rPr>
@@ -1340,7 +1338,7 @@
               <w14:ligatures w14:val="standardContextual"/>
             </w:rPr>
           </w:pPr>
-          <w:hyperlink w:anchor="_Toc240555536" w:history="1">
+          <w:hyperlink w:anchor="_Toc240559460" w:history="1">
             <w:r>
               <w:rPr>
                 <w:rStyle w:val="Hyperlink"/>
@@ -1390,7 +1388,7 @@
                 <w:noProof/>
                 <w:webHidden/>
               </w:rPr>
-              <w:instrText xml:space="preserve"> PAGEREF _Toc240555536 \h </w:instrText>
+              <w:instrText xml:space="preserve"> PAGEREF _Toc240559460 \h </w:instrText>
             </w:r>
             <w:r>
               <w:rPr>
@@ -1440,7 +1438,7 @@
               <w14:ligatures w14:val="standardContextual"/>
             </w:rPr>
           </w:pPr>
-          <w:hyperlink w:anchor="_Toc240555537" w:history="1">
+          <w:hyperlink w:anchor="_Toc240559461" w:history="1">
             <w:r>
               <w:rPr>
                 <w:rStyle w:val="Hyperlink"/>
@@ -1490,7 +1488,7 @@
                 <w:noProof/>
                 <w:webHidden/>
               </w:rPr>
-              <w:instrText xml:space="preserve"> PAGEREF _Toc240555537 \h </w:instrText>
+              <w:instrText xml:space="preserve"> PAGEREF _Toc240559461 \h </w:instrText>
             </w:r>
             <w:r>
               <w:rPr>
@@ -1540,7 +1538,7 @@
               <w14:ligatures w14:val="standardContextual"/>
             </w:rPr>
           </w:pPr>
-          <w:hyperlink w:anchor="_Toc240555538" w:history="1">
+          <w:hyperlink w:anchor="_Toc240559462" w:history="1">
             <w:r>
               <w:rPr>
                 <w:rStyle w:val="Hyperlink"/>
@@ -1590,7 +1588,7 @@
                 <w:noProof/>
                 <w:webHidden/>
               </w:rPr>
-              <w:instrText xml:space="preserve"> PAGEREF _Toc240555538 \h </w:instrText>
+              <w:instrText xml:space="preserve"> PAGEREF _Toc240559462 \h </w:instrText>
             </w:r>
             <w:r>
               <w:rPr>
@@ -1640,7 +1638,7 @@
               <w14:ligatures w14:val="standardContextual"/>
             </w:rPr>
           </w:pPr>
-          <w:hyperlink w:anchor="_Toc240555539" w:history="1">
+          <w:hyperlink w:anchor="_Toc240559463" w:history="1">
             <w:r>
               <w:rPr>
                 <w:rStyle w:val="Hyperlink"/>
@@ -1669,7 +1667,7 @@
                 <w:rFonts w:ascii="Times New Roman" w:hAnsi="Times New Roman"/>
                 <w:noProof/>
               </w:rPr>
-              <w:t>Komparativna analiza arhitektura</w:t>
+              <w:t>Komparativna analiza postojećih rešenja</w:t>
             </w:r>
             <w:r>
               <w:rPr>
@@ -1690,7 +1688,7 @@
                 <w:noProof/>
                 <w:webHidden/>
               </w:rPr>
-              <w:instrText xml:space="preserve"> PAGEREF _Toc240555539 \h </w:instrText>
+              <w:instrText xml:space="preserve"> PAGEREF _Toc240559463 \h </w:instrText>
             </w:r>
             <w:r>
               <w:rPr>
@@ -1740,7 +1738,7 @@
               <w14:ligatures w14:val="standardContextual"/>
             </w:rPr>
           </w:pPr>
-          <w:hyperlink w:anchor="_Toc240555540" w:history="1">
+          <w:hyperlink w:anchor="_Toc240559464" w:history="1">
             <w:r>
               <w:rPr>
                 <w:rStyle w:val="Hyperlink"/>
@@ -1790,7 +1788,7 @@
                 <w:noProof/>
                 <w:webHidden/>
               </w:rPr>
-              <w:instrText xml:space="preserve"> PAGEREF _Toc240555540 \h </w:instrText>
+              <w:instrText xml:space="preserve"> PAGEREF _Toc240559464 \h </w:instrText>
             </w:r>
             <w:r>
               <w:rPr>
@@ -1840,7 +1838,7 @@
               <w14:ligatures w14:val="standardContextual"/>
             </w:rPr>
           </w:pPr>
-          <w:hyperlink w:anchor="_Toc240555541" w:history="1">
+          <w:hyperlink w:anchor="_Toc240559465" w:history="1">
             <w:r>
               <w:rPr>
                 <w:rStyle w:val="Hyperlink"/>
@@ -1890,7 +1888,7 @@
                 <w:noProof/>
                 <w:webHidden/>
               </w:rPr>
-              <w:instrText xml:space="preserve"> PAGEREF _Toc240555541 \h </w:instrText>
+              <w:instrText xml:space="preserve"> PAGEREF _Toc240559465 \h </w:instrText>
             </w:r>
             <w:r>
               <w:rPr>
@@ -1940,7 +1938,7 @@
               <w14:ligatures w14:val="standardContextual"/>
             </w:rPr>
           </w:pPr>
-          <w:hyperlink w:anchor="_Toc240555542" w:history="1">
+          <w:hyperlink w:anchor="_Toc240559466" w:history="1">
             <w:r>
               <w:rPr>
                 <w:rStyle w:val="Hyperlink"/>
@@ -1990,7 +1988,7 @@
                 <w:noProof/>
                 <w:webHidden/>
               </w:rPr>
-              <w:instrText xml:space="preserve"> PAGEREF _Toc240555542 \h </w:instrText>
+              <w:instrText xml:space="preserve"> PAGEREF _Toc240559466 \h </w:instrText>
             </w:r>
             <w:r>
               <w:rPr>
@@ -2040,7 +2038,7 @@
               <w14:ligatures w14:val="standardContextual"/>
             </w:rPr>
           </w:pPr>
-          <w:hyperlink w:anchor="_Toc240555543" w:history="1">
+          <w:hyperlink w:anchor="_Toc240559467" w:history="1">
             <w:r>
               <w:rPr>
                 <w:rStyle w:val="Hyperlink"/>
@@ -2090,7 +2088,7 @@
                 <w:noProof/>
                 <w:webHidden/>
               </w:rPr>
-              <w:instrText xml:space="preserve"> PAGEREF _Toc240555543 \h </w:instrText>
+              <w:instrText xml:space="preserve"> PAGEREF _Toc240559467 \h </w:instrText>
             </w:r>
             <w:r>
               <w:rPr>
@@ -2140,7 +2138,7 @@
               <w14:ligatures w14:val="standardContextual"/>
             </w:rPr>
           </w:pPr>
-          <w:hyperlink w:anchor="_Toc240555544" w:history="1">
+          <w:hyperlink w:anchor="_Toc240559468" w:history="1">
             <w:r>
               <w:rPr>
                 <w:rStyle w:val="Hyperlink"/>
@@ -2169,7 +2167,7 @@
                 <w:rFonts w:ascii="Times New Roman" w:hAnsi="Times New Roman"/>
                 <w:noProof/>
               </w:rPr>
-              <w:t>Primeri primene u realnim sistemima</w:t>
+              <w:t>Primeri primene</w:t>
             </w:r>
             <w:r>
               <w:rPr>
@@ -2190,7 +2188,7 @@
                 <w:noProof/>
                 <w:webHidden/>
               </w:rPr>
-              <w:instrText xml:space="preserve"> PAGEREF _Toc240555544 \h </w:instrText>
+              <w:instrText xml:space="preserve"> PAGEREF _Toc240559468 \h </w:instrText>
             </w:r>
             <w:r>
               <w:rPr>
@@ -2240,7 +2238,7 @@
               <w14:ligatures w14:val="standardContextual"/>
             </w:rPr>
           </w:pPr>
-          <w:hyperlink w:anchor="_Toc240555545" w:history="1">
+          <w:hyperlink w:anchor="_Toc240559469" w:history="1">
             <w:r>
               <w:rPr>
                 <w:rStyle w:val="Hyperlink"/>
@@ -2290,7 +2288,7 @@
                 <w:noProof/>
                 <w:webHidden/>
               </w:rPr>
-              <w:instrText xml:space="preserve"> PAGEREF _Toc240555545 \h </w:instrText>
+              <w:instrText xml:space="preserve"> PAGEREF _Toc240559469 \h </w:instrText>
             </w:r>
             <w:r>
               <w:rPr>
@@ -2340,7 +2338,7 @@
               <w14:ligatures w14:val="standardContextual"/>
             </w:rPr>
           </w:pPr>
-          <w:hyperlink w:anchor="_Toc240555546" w:history="1">
+          <w:hyperlink w:anchor="_Toc240559470" w:history="1">
             <w:r>
               <w:rPr>
                 <w:rStyle w:val="Hyperlink"/>
@@ -2390,7 +2388,7 @@
                 <w:noProof/>
                 <w:webHidden/>
               </w:rPr>
-              <w:instrText xml:space="preserve"> PAGEREF _Toc240555546 \h </w:instrText>
+              <w:instrText xml:space="preserve"> PAGEREF _Toc240559470 \h </w:instrText>
             </w:r>
             <w:r>
               <w:rPr>
@@ -2440,7 +2438,7 @@
               <w14:ligatures w14:val="standardContextual"/>
             </w:rPr>
           </w:pPr>
-          <w:hyperlink w:anchor="_Toc240555547" w:history="1">
+          <w:hyperlink w:anchor="_Toc240559471" w:history="1">
             <w:r>
               <w:rPr>
                 <w:rStyle w:val="Hyperlink"/>
@@ -2490,7 +2488,7 @@
                 <w:noProof/>
                 <w:webHidden/>
               </w:rPr>
-              <w:instrText xml:space="preserve"> PAGEREF _Toc240555547 \h </w:instrText>
+              <w:instrText xml:space="preserve"> PAGEREF _Toc240559471 \h </w:instrText>
             </w:r>
             <w:r>
               <w:rPr>
@@ -2540,7 +2538,7 @@
               <w14:ligatures w14:val="standardContextual"/>
             </w:rPr>
           </w:pPr>
-          <w:hyperlink w:anchor="_Toc240555548" w:history="1">
+          <w:hyperlink w:anchor="_Toc240559472" w:history="1">
             <w:r>
               <w:rPr>
                 <w:rStyle w:val="Hyperlink"/>
@@ -2590,7 +2588,7 @@
                 <w:noProof/>
                 <w:webHidden/>
               </w:rPr>
-              <w:instrText xml:space="preserve"> PAGEREF _Toc240555548 \h </w:instrText>
+              <w:instrText xml:space="preserve"> PAGEREF _Toc240559472 \h </w:instrText>
             </w:r>
             <w:r>
               <w:rPr>
@@ -2640,7 +2638,7 @@
               <w14:ligatures w14:val="standardContextual"/>
             </w:rPr>
           </w:pPr>
-          <w:hyperlink w:anchor="_Toc240555549" w:history="1">
+          <w:hyperlink w:anchor="_Toc240559473" w:history="1">
             <w:r>
               <w:rPr>
                 <w:rStyle w:val="Hyperlink"/>
@@ -2700,7 +2698,7 @@
                 <w:noProof/>
                 <w:webHidden/>
               </w:rPr>
-              <w:instrText xml:space="preserve"> PAGEREF _Toc240555549 \h </w:instrText>
+              <w:instrText xml:space="preserve"> PAGEREF _Toc240559473 \h </w:instrText>
             </w:r>
             <w:r>
               <w:rPr>
@@ -2750,7 +2748,7 @@
               <w14:ligatures w14:val="standardContextual"/>
             </w:rPr>
           </w:pPr>
-          <w:hyperlink w:anchor="_Toc240555550" w:history="1">
+          <w:hyperlink w:anchor="_Toc240559474" w:history="1">
             <w:r>
               <w:rPr>
                 <w:rStyle w:val="Hyperlink"/>
@@ -2779,16 +2777,7 @@
                 <w:rFonts w:ascii="Times New Roman" w:hAnsi="Times New Roman"/>
                 <w:noProof/>
               </w:rPr>
-              <w:t>Tehnolo</w:t>
-            </w:r>
-            <w:r>
-              <w:rPr>
-                <w:rStyle w:val="Hyperlink"/>
-                <w:rFonts w:ascii="Times New Roman" w:hAnsi="Times New Roman"/>
-                <w:noProof/>
-                <w:lang w:val="sr-Latn-RS"/>
-              </w:rPr>
-              <w:t>ške osnove</w:t>
+              <w:t>Kratak opis primljenih alata i tehnologija u implementaciji rešenja</w:t>
             </w:r>
             <w:r>
               <w:rPr>
@@ -2809,7 +2798,7 @@
                 <w:noProof/>
                 <w:webHidden/>
               </w:rPr>
-              <w:instrText xml:space="preserve"> PAGEREF _Toc240555550 \h </w:instrText>
+              <w:instrText xml:space="preserve"> PAGEREF _Toc240559474 \h </w:instrText>
             </w:r>
             <w:r>
               <w:rPr>
@@ -2859,7 +2848,7 @@
               <w14:ligatures w14:val="standardContextual"/>
             </w:rPr>
           </w:pPr>
-          <w:hyperlink w:anchor="_Toc240555551" w:history="1">
+          <w:hyperlink w:anchor="_Toc240559475" w:history="1">
             <w:r>
               <w:rPr>
                 <w:rStyle w:val="Hyperlink"/>
@@ -2909,7 +2898,7 @@
                 <w:noProof/>
                 <w:webHidden/>
               </w:rPr>
-              <w:instrText xml:space="preserve"> PAGEREF _Toc240555551 \h </w:instrText>
+              <w:instrText xml:space="preserve"> PAGEREF _Toc240559475 \h </w:instrText>
             </w:r>
             <w:r>
               <w:rPr>
@@ -2959,7 +2948,7 @@
               <w14:ligatures w14:val="standardContextual"/>
             </w:rPr>
           </w:pPr>
-          <w:hyperlink w:anchor="_Toc240555552" w:history="1">
+          <w:hyperlink w:anchor="_Toc240559476" w:history="1">
             <w:r>
               <w:rPr>
                 <w:rStyle w:val="Hyperlink"/>
@@ -3009,7 +2998,7 @@
                 <w:noProof/>
                 <w:webHidden/>
               </w:rPr>
-              <w:instrText xml:space="preserve"> PAGEREF _Toc240555552 \h </w:instrText>
+              <w:instrText xml:space="preserve"> PAGEREF _Toc240559476 \h </w:instrText>
             </w:r>
             <w:r>
               <w:rPr>
@@ -3059,7 +3048,7 @@
               <w14:ligatures w14:val="standardContextual"/>
             </w:rPr>
           </w:pPr>
-          <w:hyperlink w:anchor="_Toc240555553" w:history="1">
+          <w:hyperlink w:anchor="_Toc240559477" w:history="1">
             <w:r>
               <w:rPr>
                 <w:rStyle w:val="Hyperlink"/>
@@ -3109,7 +3098,7 @@
                 <w:noProof/>
                 <w:webHidden/>
               </w:rPr>
-              <w:instrText xml:space="preserve"> PAGEREF _Toc240555553 \h </w:instrText>
+              <w:instrText xml:space="preserve"> PAGEREF _Toc240559477 \h </w:instrText>
             </w:r>
             <w:r>
               <w:rPr>
@@ -3159,7 +3148,7 @@
               <w14:ligatures w14:val="standardContextual"/>
             </w:rPr>
           </w:pPr>
-          <w:hyperlink w:anchor="_Toc240555554" w:history="1">
+          <w:hyperlink w:anchor="_Toc240559478" w:history="1">
             <w:r>
               <w:rPr>
                 <w:rStyle w:val="Hyperlink"/>
@@ -3209,7 +3198,7 @@
                 <w:noProof/>
                 <w:webHidden/>
               </w:rPr>
-              <w:instrText xml:space="preserve"> PAGEREF _Toc240555554 \h </w:instrText>
+              <w:instrText xml:space="preserve"> PAGEREF _Toc240559478 \h </w:instrText>
             </w:r>
             <w:r>
               <w:rPr>
@@ -3259,7 +3248,7 @@
               <w14:ligatures w14:val="standardContextual"/>
             </w:rPr>
           </w:pPr>
-          <w:hyperlink w:anchor="_Toc240555555" w:history="1">
+          <w:hyperlink w:anchor="_Toc240559479" w:history="1">
             <w:r>
               <w:rPr>
                 <w:rStyle w:val="Hyperlink"/>
@@ -3309,7 +3298,7 @@
                 <w:noProof/>
                 <w:webHidden/>
               </w:rPr>
-              <w:instrText xml:space="preserve"> PAGEREF _Toc240555555 \h </w:instrText>
+              <w:instrText xml:space="preserve"> PAGEREF _Toc240559479 \h </w:instrText>
             </w:r>
             <w:r>
               <w:rPr>
@@ -3359,7 +3348,7 @@
               <w14:ligatures w14:val="standardContextual"/>
             </w:rPr>
           </w:pPr>
-          <w:hyperlink w:anchor="_Toc240555556" w:history="1">
+          <w:hyperlink w:anchor="_Toc240559480" w:history="1">
             <w:r>
               <w:rPr>
                 <w:rStyle w:val="Hyperlink"/>
@@ -3409,7 +3398,7 @@
                 <w:noProof/>
                 <w:webHidden/>
               </w:rPr>
-              <w:instrText xml:space="preserve"> PAGEREF _Toc240555556 \h </w:instrText>
+              <w:instrText xml:space="preserve"> PAGEREF _Toc240559480 \h </w:instrText>
             </w:r>
             <w:r>
               <w:rPr>
@@ -3459,7 +3448,7 @@
               <w14:ligatures w14:val="standardContextual"/>
             </w:rPr>
           </w:pPr>
-          <w:hyperlink w:anchor="_Toc240555557" w:history="1">
+          <w:hyperlink w:anchor="_Toc240559481" w:history="1">
             <w:r>
               <w:rPr>
                 <w:rStyle w:val="Hyperlink"/>
@@ -3509,7 +3498,7 @@
                 <w:noProof/>
                 <w:webHidden/>
               </w:rPr>
-              <w:instrText xml:space="preserve"> PAGEREF _Toc240555557 \h </w:instrText>
+              <w:instrText xml:space="preserve"> PAGEREF _Toc240559481 \h </w:instrText>
             </w:r>
             <w:r>
               <w:rPr>
@@ -3559,7 +3548,7 @@
               <w14:ligatures w14:val="standardContextual"/>
             </w:rPr>
           </w:pPr>
-          <w:hyperlink w:anchor="_Toc240555558" w:history="1">
+          <w:hyperlink w:anchor="_Toc240559482" w:history="1">
             <w:r>
               <w:rPr>
                 <w:rStyle w:val="Hyperlink"/>
@@ -3609,7 +3598,7 @@
                 <w:noProof/>
                 <w:webHidden/>
               </w:rPr>
-              <w:instrText xml:space="preserve"> PAGEREF _Toc240555558 \h </w:instrText>
+              <w:instrText xml:space="preserve"> PAGEREF _Toc240559482 \h </w:instrText>
             </w:r>
             <w:r>
               <w:rPr>
@@ -3659,7 +3648,7 @@
               <w14:ligatures w14:val="standardContextual"/>
             </w:rPr>
           </w:pPr>
-          <w:hyperlink w:anchor="_Toc240555559" w:history="1">
+          <w:hyperlink w:anchor="_Toc240559483" w:history="1">
             <w:r>
               <w:rPr>
                 <w:rStyle w:val="Hyperlink"/>
@@ -3709,7 +3698,7 @@
                 <w:noProof/>
                 <w:webHidden/>
               </w:rPr>
-              <w:instrText xml:space="preserve"> PAGEREF _Toc240555559 \h </w:instrText>
+              <w:instrText xml:space="preserve"> PAGEREF _Toc240559483 \h </w:instrText>
             </w:r>
             <w:r>
               <w:rPr>
@@ -3759,7 +3748,7 @@
               <w14:ligatures w14:val="standardContextual"/>
             </w:rPr>
           </w:pPr>
-          <w:hyperlink w:anchor="_Toc240555560" w:history="1">
+          <w:hyperlink w:anchor="_Toc240559484" w:history="1">
             <w:r>
               <w:rPr>
                 <w:rStyle w:val="Hyperlink"/>
@@ -3809,7 +3798,7 @@
                 <w:noProof/>
                 <w:webHidden/>
               </w:rPr>
-              <w:instrText xml:space="preserve"> PAGEREF _Toc240555560 \h </w:instrText>
+              <w:instrText xml:space="preserve"> PAGEREF _Toc240559484 \h </w:instrText>
             </w:r>
             <w:r>
               <w:rPr>
@@ -3896,7 +3885,7 @@
           <w:szCs w:val="28"/>
         </w:rPr>
       </w:pPr>
-      <w:bookmarkStart w:id="0" w:name="_Toc240555528"/>
+      <w:bookmarkStart w:id="0" w:name="_Toc240559452"/>
       <w:r>
         <w:rPr>
           <w:rFonts w:ascii="Times New Roman" w:hAnsi="Times New Roman" w:cs="Times New Roman"/>
@@ -3927,7 +3916,7 @@
           <w:szCs w:val="28"/>
         </w:rPr>
       </w:pPr>
-      <w:bookmarkStart w:id="1" w:name="_Toc240555529"/>
+      <w:bookmarkStart w:id="1" w:name="_Toc240559453"/>
       <w:r>
         <w:rPr>
           <w:rFonts w:ascii="Times New Roman" w:hAnsi="Times New Roman" w:cs="Times New Roman"/>
@@ -3959,7 +3948,7 @@
           <w:szCs w:val="28"/>
         </w:rPr>
       </w:pPr>
-      <w:bookmarkStart w:id="2" w:name="_Toc240555530"/>
+      <w:bookmarkStart w:id="2" w:name="_Toc240559454"/>
       <w:r>
         <w:rPr>
           <w:rFonts w:ascii="Times New Roman" w:hAnsi="Times New Roman" w:cs="Times New Roman"/>
@@ -4015,7 +4004,7 @@
           <w:szCs w:val="28"/>
         </w:rPr>
       </w:pPr>
-      <w:bookmarkStart w:id="3" w:name="_Toc240555531"/>
+      <w:bookmarkStart w:id="3" w:name="_Toc240559455"/>
       <w:r>
         <w:rPr>
           <w:rFonts w:ascii="Times New Roman" w:hAnsi="Times New Roman" w:cs="Times New Roman"/>
@@ -4160,7 +4149,7 @@
           <w:szCs w:val="28"/>
         </w:rPr>
       </w:pPr>
-      <w:bookmarkStart w:id="4" w:name="_Toc240555532"/>
+      <w:bookmarkStart w:id="4" w:name="_Toc240559456"/>
       <w:r>
         <w:rPr>
           <w:rFonts w:ascii="Times New Roman" w:hAnsi="Times New Roman" w:cs="Times New Roman"/>
@@ -4253,7 +4242,7 @@
           <w:szCs w:val="28"/>
         </w:rPr>
       </w:pPr>
-      <w:bookmarkStart w:id="5" w:name="_Toc240555533"/>
+      <w:bookmarkStart w:id="5" w:name="_Toc240559457"/>
       <w:r>
         <w:rPr>
           <w:rFonts w:ascii="Times New Roman" w:hAnsi="Times New Roman" w:cs="Times New Roman"/>
@@ -4345,7 +4334,7 @@
           <w:szCs w:val="28"/>
         </w:rPr>
       </w:pPr>
-      <w:bookmarkStart w:id="6" w:name="_Toc240555534"/>
+      <w:bookmarkStart w:id="6" w:name="_Toc240559458"/>
       <w:r>
         <w:rPr>
           <w:rFonts w:ascii="Times New Roman" w:hAnsi="Times New Roman" w:cs="Times New Roman"/>
@@ -4355,7 +4344,19 @@
           <w:sz w:val="28"/>
           <w:szCs w:val="28"/>
         </w:rPr>
-        <w:t>Mehanizmi komunikacije između slojeva</w:t>
+        <w:t>Tehnolo</w:t>
+      </w:r>
+      <w:r>
+        <w:rPr>
+          <w:rFonts w:ascii="Times New Roman" w:hAnsi="Times New Roman" w:cs="Times New Roman"/>
+          <w:b/>
+          <w:bCs/>
+          <w:color w:val="auto"/>
+          <w:sz w:val="28"/>
+          <w:szCs w:val="28"/>
+          <w:lang w:val="sr-Latn-RS"/>
+        </w:rPr>
+        <w:t>ške osnove</w:t>
       </w:r>
       <w:bookmarkEnd w:id="6"/>
     </w:p>
@@ -4376,7 +4377,7 @@
           <w:szCs w:val="28"/>
         </w:rPr>
       </w:pPr>
-      <w:bookmarkStart w:id="7" w:name="_Toc240555535"/>
+      <w:bookmarkStart w:id="7" w:name="_Toc240559459"/>
       <w:r>
         <w:rPr>
           <w:rFonts w:ascii="Times New Roman" w:hAnsi="Times New Roman" w:cs="Times New Roman"/>
@@ -4468,7 +4469,7 @@
           <w:szCs w:val="28"/>
         </w:rPr>
       </w:pPr>
-      <w:bookmarkStart w:id="8" w:name="_Toc240555536"/>
+      <w:bookmarkStart w:id="8" w:name="_Toc240559460"/>
       <w:r>
         <w:rPr>
           <w:rFonts w:ascii="Times New Roman" w:hAnsi="Times New Roman" w:cs="Times New Roman"/>
@@ -4575,7 +4576,7 @@
           <w:szCs w:val="28"/>
         </w:rPr>
       </w:pPr>
-      <w:bookmarkStart w:id="9" w:name="_Toc240555537"/>
+      <w:bookmarkStart w:id="9" w:name="_Toc240559461"/>
       <w:r>
         <w:rPr>
           <w:rFonts w:ascii="Times New Roman" w:hAnsi="Times New Roman" w:cs="Times New Roman"/>
@@ -4651,7 +4652,7 @@
           <w:szCs w:val="28"/>
         </w:rPr>
       </w:pPr>
-      <w:bookmarkStart w:id="10" w:name="_Toc240555538"/>
+      <w:bookmarkStart w:id="10" w:name="_Toc240559462"/>
       <w:r>
         <w:rPr>
           <w:rFonts w:ascii="Times New Roman" w:hAnsi="Times New Roman" w:cs="Times New Roman"/>
@@ -4695,7 +4696,7 @@
           <w:szCs w:val="28"/>
         </w:rPr>
       </w:pPr>
-      <w:bookmarkStart w:id="11" w:name="_Toc240555539"/>
+      <w:bookmarkStart w:id="11" w:name="_Toc240559463"/>
       <w:r>
         <w:rPr>
           <w:rFonts w:ascii="Times New Roman" w:hAnsi="Times New Roman" w:cs="Times New Roman"/>
@@ -4705,7 +4706,18 @@
           <w:sz w:val="28"/>
           <w:szCs w:val="28"/>
         </w:rPr>
-        <w:t>Komparativna analiza arhitektura</w:t>
+        <w:t xml:space="preserve">Komparativna analiza </w:t>
+      </w:r>
+      <w:r>
+        <w:rPr>
+          <w:rFonts w:ascii="Times New Roman" w:hAnsi="Times New Roman" w:cs="Times New Roman"/>
+          <w:b/>
+          <w:bCs/>
+          <w:color w:val="auto"/>
+          <w:sz w:val="28"/>
+          <w:szCs w:val="28"/>
+        </w:rPr>
+        <w:t>postojećih rešenja</w:t>
       </w:r>
       <w:bookmarkEnd w:id="11"/>
     </w:p>
@@ -4726,7 +4738,7 @@
           <w:szCs w:val="28"/>
         </w:rPr>
       </w:pPr>
-      <w:bookmarkStart w:id="12" w:name="_Toc240555540"/>
+      <w:bookmarkStart w:id="12" w:name="_Toc240559464"/>
       <w:r>
         <w:rPr>
           <w:rFonts w:ascii="Times New Roman" w:hAnsi="Times New Roman" w:cs="Times New Roman"/>
@@ -4819,7 +4831,7 @@
           <w:szCs w:val="28"/>
         </w:rPr>
       </w:pPr>
-      <w:bookmarkStart w:id="13" w:name="_Toc240555541"/>
+      <w:bookmarkStart w:id="13" w:name="_Toc240559465"/>
       <w:r>
         <w:rPr>
           <w:rFonts w:ascii="Times New Roman" w:hAnsi="Times New Roman" w:cs="Times New Roman"/>
@@ -4881,7 +4893,7 @@
           <w:szCs w:val="28"/>
         </w:rPr>
       </w:pPr>
-      <w:bookmarkStart w:id="14" w:name="_Toc240555542"/>
+      <w:bookmarkStart w:id="14" w:name="_Toc240559466"/>
       <w:r>
         <w:rPr>
           <w:rFonts w:ascii="Times New Roman" w:hAnsi="Times New Roman" w:cs="Times New Roman"/>
@@ -4975,7 +4987,7 @@
           <w:szCs w:val="28"/>
         </w:rPr>
       </w:pPr>
-      <w:bookmarkStart w:id="15" w:name="_Toc240555543"/>
+      <w:bookmarkStart w:id="15" w:name="_Toc240559467"/>
       <w:r>
         <w:rPr>
           <w:rFonts w:ascii="Times New Roman" w:hAnsi="Times New Roman" w:cs="Times New Roman"/>
@@ -5031,7 +5043,7 @@
           <w:szCs w:val="28"/>
         </w:rPr>
       </w:pPr>
-      <w:bookmarkStart w:id="16" w:name="_Toc240555544"/>
+      <w:bookmarkStart w:id="16" w:name="_Toc240559468"/>
       <w:r>
         <w:rPr>
           <w:rFonts w:ascii="Times New Roman" w:hAnsi="Times New Roman" w:cs="Times New Roman"/>
@@ -5041,7 +5053,18 @@
           <w:sz w:val="28"/>
           <w:szCs w:val="28"/>
         </w:rPr>
-        <w:t>Primeri primene u realnim sistemima</w:t>
+        <w:t>P</w:t>
+      </w:r>
+      <w:r>
+        <w:rPr>
+          <w:rFonts w:ascii="Times New Roman" w:hAnsi="Times New Roman" w:cs="Times New Roman"/>
+          <w:b/>
+          <w:bCs/>
+          <w:color w:val="auto"/>
+          <w:sz w:val="28"/>
+          <w:szCs w:val="28"/>
+        </w:rPr>
+        <w:t>rimeri primene</w:t>
       </w:r>
       <w:bookmarkEnd w:id="16"/>
     </w:p>
@@ -5062,7 +5085,7 @@
           <w:szCs w:val="28"/>
         </w:rPr>
       </w:pPr>
-      <w:bookmarkStart w:id="17" w:name="_Toc240555545"/>
+      <w:bookmarkStart w:id="17" w:name="_Toc240559469"/>
       <w:r>
         <w:rPr>
           <w:rFonts w:ascii="Times New Roman" w:hAnsi="Times New Roman" w:cs="Times New Roman"/>
@@ -5152,7 +5175,7 @@
           <w:szCs w:val="28"/>
         </w:rPr>
       </w:pPr>
-      <w:bookmarkStart w:id="18" w:name="_Toc240555546"/>
+      <w:bookmarkStart w:id="18" w:name="_Toc240559470"/>
       <w:r>
         <w:rPr>
           <w:rFonts w:ascii="Times New Roman" w:hAnsi="Times New Roman" w:cs="Times New Roman"/>
@@ -5274,7 +5297,7 @@
           <w:szCs w:val="28"/>
         </w:rPr>
       </w:pPr>
-      <w:bookmarkStart w:id="19" w:name="_Toc240555547"/>
+      <w:bookmarkStart w:id="19" w:name="_Toc240559471"/>
       <w:r>
         <w:rPr>
           <w:rFonts w:ascii="Times New Roman" w:hAnsi="Times New Roman" w:cs="Times New Roman"/>
@@ -5399,7 +5422,7 @@
           <w:szCs w:val="28"/>
         </w:rPr>
       </w:pPr>
-      <w:bookmarkStart w:id="20" w:name="_Toc240555548"/>
+      <w:bookmarkStart w:id="20" w:name="_Toc240559472"/>
       <w:r>
         <w:rPr>
           <w:rFonts w:ascii="Times New Roman" w:hAnsi="Times New Roman" w:cs="Times New Roman"/>
@@ -5487,7 +5510,7 @@
           <w:lang w:val="sr-Latn-RS"/>
         </w:rPr>
       </w:pPr>
-      <w:bookmarkStart w:id="21" w:name="_Toc240555549"/>
+      <w:bookmarkStart w:id="21" w:name="_Toc240559473"/>
       <w:r>
         <w:rPr>
           <w:rFonts w:ascii="Times New Roman" w:hAnsi="Times New Roman" w:cs="Times New Roman"/>
@@ -6098,7 +6121,7 @@
           <w:szCs w:val="28"/>
         </w:rPr>
       </w:pPr>
-      <w:bookmarkStart w:id="22" w:name="_Toc240555550"/>
+      <w:bookmarkStart w:id="22" w:name="_Toc240559474"/>
       <w:r>
         <w:rPr>
           <w:rFonts w:ascii="Times New Roman" w:hAnsi="Times New Roman" w:cs="Times New Roman"/>
@@ -6109,19 +6132,7 @@
           <w:szCs w:val="28"/>
         </w:rPr>
         <w:lastRenderedPageBreak/>
-        <w:t>Tehnolo</w:t>
-      </w:r>
-      <w:r>
-        <w:rPr>
-          <w:rFonts w:ascii="Times New Roman" w:hAnsi="Times New Roman" w:cs="Times New Roman"/>
-          <w:b/>
-          <w:bCs/>
-          <w:color w:val="auto"/>
-          <w:sz w:val="28"/>
-          <w:szCs w:val="28"/>
-          <w:lang w:val="sr-Latn-RS"/>
-        </w:rPr>
-        <w:t>ške osnove</w:t>
+        <w:t>Kratak opis primljenih alata i tehnologija u implementaciji rešenja</w:t>
       </w:r>
       <w:bookmarkEnd w:id="22"/>
     </w:p>
@@ -6185,7 +6196,7 @@
           <w:szCs w:val="28"/>
         </w:rPr>
       </w:pPr>
-      <w:bookmarkStart w:id="23" w:name="_Toc240555551"/>
+      <w:bookmarkStart w:id="23" w:name="_Toc240559475"/>
       <w:r>
         <w:rPr>
           <w:rFonts w:ascii="Times New Roman" w:hAnsi="Times New Roman" w:cs="Times New Roman"/>
@@ -6222,7 +6233,7 @@
           <w:szCs w:val="28"/>
         </w:rPr>
       </w:pPr>
-      <w:bookmarkStart w:id="24" w:name="_Toc240555552"/>
+      <w:bookmarkStart w:id="24" w:name="_Toc240559476"/>
       <w:r>
         <w:rPr>
           <w:rFonts w:ascii="Times New Roman" w:hAnsi="Times New Roman" w:cs="Times New Roman"/>
@@ -6295,6 +6306,7 @@
     <w:p/>
     <w:p>
       <w:r>
+        <w:lastRenderedPageBreak/>
         <w:t xml:space="preserve">Ovim delom koda definisana je struktura koja predstavlja jedan element liste. Svaki čvor sadrži podatke o zahtevu i pokazivač na sledeći element, čime se formira jednostruko spregnuta lista koja omogućava dinamičko čuvanje podataka. </w:t>
       </w:r>
     </w:p>
@@ -6314,7 +6326,7 @@
           <w:szCs w:val="28"/>
         </w:rPr>
       </w:pPr>
-      <w:bookmarkStart w:id="25" w:name="_Toc240555553"/>
+      <w:bookmarkStart w:id="25" w:name="_Toc240559477"/>
       <w:r>
         <w:rPr>
           <w:rFonts w:ascii="Times New Roman" w:hAnsi="Times New Roman" w:cs="Times New Roman"/>
@@ -6324,7 +6336,6 @@
           <w:sz w:val="28"/>
           <w:szCs w:val="28"/>
         </w:rPr>
-        <w:lastRenderedPageBreak/>
         <w:t>Dodavanje elemenata u listu</w:t>
       </w:r>
       <w:bookmarkEnd w:id="25"/>
@@ -6410,7 +6421,7 @@
           <w:szCs w:val="28"/>
         </w:rPr>
       </w:pPr>
-      <w:bookmarkStart w:id="26" w:name="_Toc240555554"/>
+      <w:bookmarkStart w:id="26" w:name="_Toc240559478"/>
       <w:r>
         <w:rPr>
           <w:rFonts w:ascii="Times New Roman" w:hAnsi="Times New Roman" w:cs="Times New Roman"/>
@@ -6514,7 +6525,7 @@
           <w:szCs w:val="28"/>
         </w:rPr>
       </w:pPr>
-      <w:bookmarkStart w:id="27" w:name="_Toc240555555"/>
+      <w:bookmarkStart w:id="27" w:name="_Toc240559479"/>
       <w:r>
         <w:rPr>
           <w:rFonts w:ascii="Times New Roman" w:hAnsi="Times New Roman" w:cs="Times New Roman"/>
@@ -6524,7 +6535,6 @@
           <w:sz w:val="28"/>
           <w:szCs w:val="28"/>
         </w:rPr>
-        <w:lastRenderedPageBreak/>
         <w:t>Rad sa datotekama (upis)</w:t>
       </w:r>
       <w:bookmarkEnd w:id="27"/>
@@ -6621,7 +6631,7 @@
           <w:szCs w:val="28"/>
         </w:rPr>
       </w:pPr>
-      <w:bookmarkStart w:id="28" w:name="_Toc240555556"/>
+      <w:bookmarkStart w:id="28" w:name="_Toc240559480"/>
       <w:r>
         <w:rPr>
           <w:rFonts w:ascii="Times New Roman" w:hAnsi="Times New Roman" w:cs="Times New Roman"/>
@@ -6740,7 +6750,7 @@
           <w:szCs w:val="28"/>
         </w:rPr>
       </w:pPr>
-      <w:bookmarkStart w:id="29" w:name="_Toc240555557"/>
+      <w:bookmarkStart w:id="29" w:name="_Toc240559481"/>
       <w:r>
         <w:rPr>
           <w:rFonts w:ascii="Times New Roman" w:hAnsi="Times New Roman" w:cs="Times New Roman"/>
@@ -6750,7 +6760,6 @@
           <w:sz w:val="28"/>
           <w:szCs w:val="28"/>
         </w:rPr>
-        <w:lastRenderedPageBreak/>
         <w:t>Prikaz liste (ciklus)</w:t>
       </w:r>
       <w:bookmarkEnd w:id="29"/>
@@ -6848,7 +6857,7 @@
           <w:szCs w:val="28"/>
         </w:rPr>
       </w:pPr>
-      <w:bookmarkStart w:id="30" w:name="_Toc240555558"/>
+      <w:bookmarkStart w:id="30" w:name="_Toc240559482"/>
       <w:r>
         <w:rPr>
           <w:rFonts w:ascii="Times New Roman" w:hAnsi="Times New Roman" w:cs="Times New Roman"/>
@@ -6940,6 +6949,7 @@
         <w:jc w:val="both"/>
       </w:pPr>
       <w:r>
+        <w:lastRenderedPageBreak/>
         <w:t xml:space="preserve">Ovim delovima koda jasno su realizovani svi zahtevi zadatka: rad sa listama, rad sa datotekama, primena ciklusa i uslovnog grananja. </w:t>
       </w:r>
     </w:p>
@@ -7080,7 +7090,7 @@
           <w:szCs w:val="28"/>
         </w:rPr>
       </w:pPr>
-      <w:bookmarkStart w:id="31" w:name="_Toc240555559"/>
+      <w:bookmarkStart w:id="31" w:name="_Toc240559483"/>
       <w:r>
         <w:rPr>
           <w:rFonts w:ascii="Times New Roman" w:hAnsi="Times New Roman" w:cs="Times New Roman"/>
@@ -7115,7 +7125,6 @@
     <w:p/>
     <w:p>
       <w:r>
-        <w:lastRenderedPageBreak/>
         <w:t xml:space="preserve">Na osnovu svega navedenog može se zaključiti da razumevanje komunikacije između slojeva operativnog sistema ima veliki značaj kako za razvoj softvera, tako i za bolje razumevanje rada računarskih sistema u celini. </w:t>
       </w:r>
     </w:p>
@@ -7137,7 +7146,7 @@
           <w:szCs w:val="28"/>
         </w:rPr>
       </w:pPr>
-      <w:bookmarkStart w:id="32" w:name="_Toc240555560"/>
+      <w:bookmarkStart w:id="32" w:name="_Toc240559484"/>
       <w:r>
         <w:rPr>
           <w:rFonts w:ascii="Times New Roman" w:hAnsi="Times New Roman" w:cs="Times New Roman"/>
@@ -7463,6 +7472,7 @@
       <w:bookmarkStart w:id="42" w:name="Literatura10"/>
       <w:bookmarkEnd w:id="41"/>
       <w:r>
+        <w:lastRenderedPageBreak/>
         <w:t xml:space="preserve">[10] Univerzitet u Novom Sadu, „Linux operativni sistem – struktura i jezgro“, dostupno na: </w:t>
       </w:r>
       <w:hyperlink r:id="rId34" w:history="1">
